--- a/32SP Systemy projektuvannja/2/KNT-122_Onyshchenko_Variant-19_PR2.docx
+++ b/32SP Systemy projektuvannja/2/KNT-122_Onyshchenko_Variant-19_PR2.docx
@@ -633,7 +633,7 @@
     </w:p>
     <w:p>
       <w:pPr>
-        <w:pStyle w:val="P"/>
+        <w:pStyle w:val="IMG"/>
       </w:pPr>
       <w:r>
         <w:drawing>
@@ -675,20 +675,92 @@
     </w:p>
     <w:p>
       <w:pPr>
+        <w:pStyle w:val="IMG"/>
+      </w:pPr>
+      <w:r>
+        <w:t>Рисунок 1.2 – Кресленик завдання</w:t>
+      </w:r>
+    </w:p>
+    <w:p>
+      <w:pPr>
         <w:pStyle w:val="P"/>
       </w:pPr>
-      <w:r>
-        <w:t>Рисунок 1.2 – Кресленик завдання</w:t>
-      </w:r>
     </w:p>
     <w:p>
       <w:pPr>
         <w:pStyle w:val="P"/>
-      </w:pPr>
+        <w:rPr>
+          <w:lang w:val="en-US"/>
+        </w:rPr>
+      </w:pPr>
+      <w:r>
+        <w:t xml:space="preserve">Команди </w:t>
+      </w:r>
+      <w:r>
+        <w:rPr>
+          <w:rStyle w:val="CodeChar"/>
+        </w:rPr>
+        <w:t>osnap</w:t>
+      </w:r>
+      <w:r>
+        <w:rPr>
+          <w:lang w:val="en-US"/>
+        </w:rPr>
+        <w:t xml:space="preserve"> </w:t>
+      </w:r>
+      <w:r>
+        <w:t xml:space="preserve">в консолі відкривають меню, тому було використано команду </w:t>
+      </w:r>
+      <w:r>
+        <w:rPr>
+          <w:rStyle w:val="CodeChar"/>
+        </w:rPr>
+        <w:t>-osnap</w:t>
+      </w:r>
+      <w:r>
+        <w:rPr>
+          <w:lang w:val="en-US"/>
+        </w:rPr>
+        <w:t>.</w:t>
+      </w:r>
     </w:p>
     <w:p>
       <w:pPr>
         <w:pStyle w:val="P"/>
+        <w:rPr>
+          <w:lang w:val="en-US"/>
+        </w:rPr>
+      </w:pPr>
+      <w:r>
+        <w:t xml:space="preserve">Код програми </w:t>
+      </w:r>
+      <w:r>
+        <w:rPr>
+          <w:rStyle w:val="CodeChar"/>
+        </w:rPr>
+        <w:t>gasket.scr</w:t>
+      </w:r>
+      <w:r>
+        <w:rPr>
+          <w:lang w:val="en-US"/>
+        </w:rPr>
+        <w:t>:</w:t>
+      </w:r>
+    </w:p>
+    <w:p>
+      <w:pPr>
+        <w:pStyle w:val="P"/>
+        <w:rPr>
+          <w:lang w:val="en-US"/>
+        </w:rPr>
+      </w:pPr>
+    </w:p>
+    <w:p>
+      <w:pPr>
+        <w:pStyle w:val="P"/>
+        <w:rPr>
+          <w:lang w:val="en-US"/>
+        </w:rPr>
       </w:pPr>
     </w:p>
     <w:sectPr>

--- a/32SP Systemy projektuvannja/2/KNT-122_Onyshchenko_Variant-19_PR2.docx
+++ b/32SP Systemy projektuvannja/2/KNT-122_Onyshchenko_Variant-19_PR2.docx
@@ -694,35 +694,316 @@
         </w:rPr>
       </w:pPr>
       <w:r>
-        <w:t xml:space="preserve">Команди </w:t>
-      </w:r>
-      <w:r>
-        <w:rPr>
-          <w:rStyle w:val="CodeChar"/>
-        </w:rPr>
-        <w:t>osnap</w:t>
+        <w:t xml:space="preserve">Код програми </w:t>
       </w:r>
       <w:r>
         <w:rPr>
           <w:lang w:val="en-US"/>
         </w:rPr>
-        <w:t xml:space="preserve"> </w:t>
-      </w:r>
-      <w:r>
-        <w:t xml:space="preserve">в консолі відкривають меню, тому було використано команду </w:t>
-      </w:r>
-      <w:r>
-        <w:rPr>
-          <w:rStyle w:val="CodeChar"/>
-        </w:rPr>
-        <w:t>-osnap</w:t>
-      </w:r>
-      <w:r>
+        <w:t>gasket.scr:</w:t>
+      </w:r>
+    </w:p>
+    <w:p>
+      <w:pPr>
+        <w:pStyle w:val="P"/>
         <w:rPr>
           <w:lang w:val="en-US"/>
         </w:rPr>
-        <w:t>.</w:t>
-      </w:r>
+      </w:pPr>
+    </w:p>
+    <w:p>
+      <w:pPr>
+        <w:pStyle w:val="Code"/>
+      </w:pPr>
+      <w:r>
+        <w:t>OSNAP_OFF</w:t>
+      </w:r>
+    </w:p>
+    <w:p>
+      <w:pPr>
+        <w:pStyle w:val="Code"/>
+      </w:pPr>
+      <w:r>
+        <w:t>SNAP_OFF</w:t>
+      </w:r>
+    </w:p>
+    <w:p>
+      <w:pPr>
+        <w:pStyle w:val="Code"/>
+      </w:pPr>
+      <w:r>
+        <w:t>LTSCALE_0.15</w:t>
+      </w:r>
+    </w:p>
+    <w:p>
+      <w:pPr>
+        <w:pStyle w:val="Code"/>
+      </w:pPr>
+      <w:r>
+        <w:t>LWDISPLAY_1</w:t>
+      </w:r>
+    </w:p>
+    <w:p>
+      <w:pPr>
+        <w:pStyle w:val="Code"/>
+      </w:pPr>
+      <w:r>
+        <w:t>LINETYPE_S_BYLAYER__LWEIGHT_0.7</w:t>
+      </w:r>
+    </w:p>
+    <w:p>
+      <w:pPr>
+        <w:pStyle w:val="Code"/>
+      </w:pPr>
+      <w:r>
+        <w:t>ZOOM_WINDOW_75,235_145,165</w:t>
+      </w:r>
+    </w:p>
+    <w:p>
+      <w:pPr>
+        <w:pStyle w:val="Code"/>
+      </w:pPr>
+      <w:r>
+        <w:t>CIRCLE_110,200_D_50</w:t>
+      </w:r>
+    </w:p>
+    <w:p>
+      <w:pPr>
+        <w:pStyle w:val="Code"/>
+      </w:pPr>
+      <w:r>
+        <w:t>LINETYPE_S_CENTER__LWEIGHT_0.3</w:t>
+      </w:r>
+    </w:p>
+    <w:p>
+      <w:pPr>
+        <w:pStyle w:val="Code"/>
+      </w:pPr>
+      <w:r>
+        <w:lastRenderedPageBreak/>
+        <w:t>LINE_97,200_87,200_</w:t>
+      </w:r>
+    </w:p>
+    <w:p>
+      <w:pPr>
+        <w:pStyle w:val="Code"/>
+      </w:pPr>
+      <w:r>
+        <w:t>OSNAP_NEA</w:t>
+      </w:r>
+    </w:p>
+    <w:p>
+      <w:pPr>
+        <w:pStyle w:val="Code"/>
+      </w:pPr>
+      <w:r>
+        <w:t>ROTATE_95,200__110,200_-60</w:t>
+      </w:r>
+    </w:p>
+    <w:p>
+      <w:pPr>
+        <w:pStyle w:val="Code"/>
+      </w:pPr>
+      <w:r>
+        <w:t>MIRROR_101,215__110,200_95,200_N</w:t>
+      </w:r>
+    </w:p>
+    <w:p>
+      <w:pPr>
+        <w:pStyle w:val="Code"/>
+      </w:pPr>
+      <w:r>
+        <w:t>XLINE_110,200_110,150_150,200_</w:t>
+      </w:r>
+    </w:p>
+    <w:p>
+      <w:pPr>
+        <w:pStyle w:val="Code"/>
+      </w:pPr>
+      <w:r>
+        <w:t>CIRCLE_110,200_30</w:t>
+      </w:r>
+    </w:p>
+    <w:p>
+      <w:pPr>
+        <w:pStyle w:val="Code"/>
+      </w:pPr>
+      <w:r>
+        <w:t>TRIM_131.2,178.8__145,200_75,200_110,235_110,165_</w:t>
+      </w:r>
+    </w:p>
+    <w:p>
+      <w:pPr>
+        <w:pStyle w:val="Code"/>
+      </w:pPr>
+      <w:r>
+        <w:t>ERASE_131.2,178.8_</w:t>
+      </w:r>
+    </w:p>
+    <w:p>
+      <w:pPr>
+        <w:pStyle w:val="Code"/>
+      </w:pPr>
+      <w:r>
+        <w:t>CIRCLE_110,200_18</w:t>
+      </w:r>
+    </w:p>
+    <w:p>
+      <w:pPr>
+        <w:pStyle w:val="Code"/>
+      </w:pPr>
+      <w:r>
+        <w:t>OSNAP_INT+END</w:t>
+      </w:r>
+    </w:p>
+    <w:p>
+      <w:pPr>
+        <w:pStyle w:val="Code"/>
+      </w:pPr>
+      <w:r>
+        <w:t>CIRCLE_101.0,215.6_5</w:t>
+      </w:r>
+    </w:p>
+    <w:p>
+      <w:pPr>
+        <w:pStyle w:val="Code"/>
+      </w:pPr>
+      <w:r>
+        <w:t>_92.0,200.0_</w:t>
+      </w:r>
+    </w:p>
+    <w:p>
+      <w:pPr>
+        <w:pStyle w:val="Code"/>
+      </w:pPr>
+      <w:r>
+        <w:t>_101.0,184.4_</w:t>
+      </w:r>
+    </w:p>
+    <w:p>
+      <w:pPr>
+        <w:pStyle w:val="Code"/>
+      </w:pPr>
+      <w:r>
+        <w:t>LINETYPE_S_BYLAYER__LWEIGHT_0.7</w:t>
+      </w:r>
+    </w:p>
+    <w:p>
+      <w:pPr>
+        <w:pStyle w:val="Code"/>
+      </w:pPr>
+      <w:r>
+        <w:t>CIRCLE_101.0,215.6_D_6.5</w:t>
+      </w:r>
+    </w:p>
+    <w:p>
+      <w:pPr>
+        <w:pStyle w:val="Code"/>
+      </w:pPr>
+      <w:r>
+        <w:t>_92.0,200.0_</w:t>
+      </w:r>
+    </w:p>
+    <w:p>
+      <w:pPr>
+        <w:pStyle w:val="Code"/>
+      </w:pPr>
+      <w:r>
+        <w:t>_101.0,184.4_</w:t>
+      </w:r>
+    </w:p>
+    <w:p>
+      <w:pPr>
+        <w:pStyle w:val="Code"/>
+      </w:pPr>
+      <w:r>
+        <w:t>_110,200_D_14</w:t>
+      </w:r>
+    </w:p>
+    <w:p>
+      <w:pPr>
+        <w:pStyle w:val="Code"/>
+      </w:pPr>
+      <w:r>
+        <w:t>TRIM_88.5,203.5_96.0,215.6_96.0,184.4_</w:t>
+      </w:r>
+    </w:p>
+    <w:p>
+      <w:pPr>
+        <w:pStyle w:val="Code"/>
+      </w:pPr>
+      <w:r>
+        <w:t>94.4,209.0_94.4,191.0_122.7,212.7_</w:t>
+      </w:r>
+    </w:p>
+    <w:p>
+      <w:pPr>
+        <w:pStyle w:val="Code"/>
+      </w:pPr>
+      <w:r>
+        <w:t>ERASE_88.5,203.5_96.0,215.6_96.0,184.4_</w:t>
+      </w:r>
+    </w:p>
+    <w:p>
+      <w:pPr>
+        <w:pStyle w:val="Code"/>
+      </w:pPr>
+      <w:r>
+        <w:t>ARC_C_110,200_@18&lt;-60_A_120</w:t>
+      </w:r>
+    </w:p>
+    <w:p>
+      <w:pPr>
+        <w:pStyle w:val="Code"/>
+      </w:pPr>
+      <w:r>
+        <w:t>OSNAP_END+PER</w:t>
+      </w:r>
+    </w:p>
+    <w:p>
+      <w:pPr>
+        <w:pStyle w:val="Code"/>
+      </w:pPr>
+      <w:r>
+        <w:t>LINE_119.0,215.6_122.5,221.7_</w:t>
+      </w:r>
+    </w:p>
+    <w:p>
+      <w:pPr>
+        <w:pStyle w:val="Code"/>
+      </w:pPr>
+      <w:r>
+        <w:t>OSNAP_NEA+CEN+END</w:t>
+      </w:r>
+    </w:p>
+    <w:p>
+      <w:pPr>
+        <w:pStyle w:val="Code"/>
+      </w:pPr>
+      <w:r>
+        <w:t>MIRROR_120.8,218.6__110,200_140,200_</w:t>
+      </w:r>
+    </w:p>
+    <w:p>
+      <w:pPr>
+        <w:pStyle w:val="Code"/>
+      </w:pPr>
+      <w:r>
+        <w:t>OSNAP_NEA+MID</w:t>
+      </w:r>
+    </w:p>
+    <w:p>
+      <w:pPr>
+        <w:pStyle w:val="Code"/>
+      </w:pPr>
+      <w:r>
+        <w:t>TRIM_120.8,218.6_120.8,181.4__131.7,212.5_</w:t>
+      </w:r>
+    </w:p>
+    <w:p>
+      <w:pPr>
+        <w:pStyle w:val="Code"/>
+      </w:pPr>
     </w:p>
     <w:p>
       <w:pPr>
@@ -731,20 +1012,31 @@
           <w:lang w:val="en-US"/>
         </w:rPr>
       </w:pPr>
-      <w:r>
-        <w:t xml:space="preserve">Код програми </w:t>
-      </w:r>
-      <w:r>
-        <w:rPr>
-          <w:rStyle w:val="CodeChar"/>
-        </w:rPr>
-        <w:t>gasket.scr</w:t>
-      </w:r>
-      <w:r>
+    </w:p>
+    <w:p>
+      <w:pPr>
+        <w:pStyle w:val="P"/>
         <w:rPr>
           <w:lang w:val="en-US"/>
         </w:rPr>
-        <w:t>:</w:t>
+      </w:pPr>
+      <w:r>
+        <w:t xml:space="preserve">Після виклику команди </w:t>
+      </w:r>
+      <w:r>
+        <w:rPr>
+          <w:lang w:val="en-US"/>
+        </w:rPr>
+        <w:t xml:space="preserve">Run Script </w:t>
+      </w:r>
+      <w:r>
+        <w:t xml:space="preserve">у меню </w:t>
+      </w:r>
+      <w:r>
+        <w:rPr>
+          <w:lang w:val="en-US"/>
+        </w:rPr>
+        <w:t>Manage:</w:t>
       </w:r>
     </w:p>
     <w:p>
@@ -757,10 +1049,140 @@
     </w:p>
     <w:p>
       <w:pPr>
+        <w:pStyle w:val="IMG"/>
+        <w:rPr>
+          <w:lang w:val="en-US"/>
+        </w:rPr>
+      </w:pPr>
+      <w:r>
+        <w:rPr>
+          <w:lang w:val="en-US"/>
+        </w:rPr>
+        <w:drawing>
+          <wp:inline distT="0" distB="0" distL="0" distR="0" wp14:anchorId="38750413" wp14:editId="74EE3EB0">
+            <wp:extent cx="5731510" cy="2004060"/>
+            <wp:effectExtent l="0" t="0" r="2540" b="0"/>
+            <wp:docPr id="1738222128" name="Рисунок 1" descr="Зображення, що містить текст, Шрифт, знімок екрана, ряд&#10;&#10;Вміст, створений ШІ, може бути неправильним."/>
+            <wp:cNvGraphicFramePr>
+              <a:graphicFrameLocks xmlns:a="http://schemas.openxmlformats.org/drawingml/2006/main" noChangeAspect="1"/>
+            </wp:cNvGraphicFramePr>
+            <a:graphic xmlns:a="http://schemas.openxmlformats.org/drawingml/2006/main">
+              <a:graphicData uri="http://schemas.openxmlformats.org/drawingml/2006/picture">
+                <pic:pic xmlns:pic="http://schemas.openxmlformats.org/drawingml/2006/picture">
+                  <pic:nvPicPr>
+                    <pic:cNvPr id="1738222128" name="Рисунок 1" descr="Зображення, що містить текст, Шрифт, знімок екрана, ряд&#10;&#10;Вміст, створений ШІ, може бути неправильним."/>
+                    <pic:cNvPicPr/>
+                  </pic:nvPicPr>
+                  <pic:blipFill>
+                    <a:blip r:embed="rId8"/>
+                    <a:stretch>
+                      <a:fillRect/>
+                    </a:stretch>
+                  </pic:blipFill>
+                  <pic:spPr>
+                    <a:xfrm>
+                      <a:off x="0" y="0"/>
+                      <a:ext cx="5731510" cy="2004060"/>
+                    </a:xfrm>
+                    <a:prstGeom prst="rect">
+                      <a:avLst/>
+                    </a:prstGeom>
+                  </pic:spPr>
+                </pic:pic>
+              </a:graphicData>
+            </a:graphic>
+          </wp:inline>
+        </w:drawing>
+      </w:r>
+    </w:p>
+    <w:p>
+      <w:pPr>
+        <w:pStyle w:val="IMG"/>
+      </w:pPr>
+      <w:r>
+        <w:t xml:space="preserve">Рисунок </w:t>
+      </w:r>
+      <w:r>
+        <w:t>1.3 – Запуск команди в меню</w:t>
+      </w:r>
+    </w:p>
+    <w:p>
+      <w:pPr>
         <w:pStyle w:val="P"/>
-        <w:rPr>
-          <w:lang w:val="en-US"/>
-        </w:rPr>
+      </w:pPr>
+    </w:p>
+    <w:p>
+      <w:pPr>
+        <w:pStyle w:val="P"/>
+      </w:pPr>
+      <w:r>
+        <w:t>Було побудовано деталь:</w:t>
+      </w:r>
+    </w:p>
+    <w:p>
+      <w:pPr>
+        <w:pStyle w:val="P"/>
+      </w:pPr>
+    </w:p>
+    <w:p>
+      <w:pPr>
+        <w:pStyle w:val="P"/>
+      </w:pPr>
+      <w:r>
+        <w:lastRenderedPageBreak/>
+        <w:drawing>
+          <wp:inline distT="0" distB="0" distL="0" distR="0" wp14:anchorId="5630A14C" wp14:editId="0572132B">
+            <wp:extent cx="5731510" cy="5591810"/>
+            <wp:effectExtent l="0" t="0" r="2540" b="8890"/>
+            <wp:docPr id="996265326" name="Рисунок 1" descr="Зображення, що містить коло, схема, ескіз, візерунок&#10;&#10;Вміст, створений ШІ, може бути неправильним."/>
+            <wp:cNvGraphicFramePr>
+              <a:graphicFrameLocks xmlns:a="http://schemas.openxmlformats.org/drawingml/2006/main" noChangeAspect="1"/>
+            </wp:cNvGraphicFramePr>
+            <a:graphic xmlns:a="http://schemas.openxmlformats.org/drawingml/2006/main">
+              <a:graphicData uri="http://schemas.openxmlformats.org/drawingml/2006/picture">
+                <pic:pic xmlns:pic="http://schemas.openxmlformats.org/drawingml/2006/picture">
+                  <pic:nvPicPr>
+                    <pic:cNvPr id="996265326" name="Рисунок 1" descr="Зображення, що містить коло, схема, ескіз, візерунок&#10;&#10;Вміст, створений ШІ, може бути неправильним."/>
+                    <pic:cNvPicPr/>
+                  </pic:nvPicPr>
+                  <pic:blipFill>
+                    <a:blip r:embed="rId9"/>
+                    <a:stretch>
+                      <a:fillRect/>
+                    </a:stretch>
+                  </pic:blipFill>
+                  <pic:spPr>
+                    <a:xfrm>
+                      <a:off x="0" y="0"/>
+                      <a:ext cx="5731510" cy="5591810"/>
+                    </a:xfrm>
+                    <a:prstGeom prst="rect">
+                      <a:avLst/>
+                    </a:prstGeom>
+                  </pic:spPr>
+                </pic:pic>
+              </a:graphicData>
+            </a:graphic>
+          </wp:inline>
+        </w:drawing>
+      </w:r>
+    </w:p>
+    <w:p>
+      <w:pPr>
+        <w:pStyle w:val="P"/>
+      </w:pPr>
+      <w:r>
+        <w:t>Рисунок 1.4 – Побудована деталь</w:t>
+      </w:r>
+    </w:p>
+    <w:p>
+      <w:pPr>
+        <w:pStyle w:val="P"/>
+      </w:pPr>
+    </w:p>
+    <w:p>
+      <w:pPr>
+        <w:pStyle w:val="P"/>
       </w:pPr>
     </w:p>
     <w:sectPr>

--- a/32SP Systemy projektuvannja/2/KNT-122_Onyshchenko_Variant-19_PR2.docx
+++ b/32SP Systemy projektuvannja/2/KNT-122_Onyshchenko_Variant-19_PR2.docx
@@ -1126,7 +1126,7 @@
     </w:p>
     <w:p>
       <w:pPr>
-        <w:pStyle w:val="P"/>
+        <w:pStyle w:val="IMG"/>
       </w:pPr>
       <w:r>
         <w:lastRenderedPageBreak/>
@@ -1169,16 +1169,520 @@
     </w:p>
     <w:p>
       <w:pPr>
+        <w:pStyle w:val="IMG"/>
+      </w:pPr>
+      <w:r>
+        <w:t>Рисунок 1.4 – Побудована деталь</w:t>
+      </w:r>
+    </w:p>
+    <w:p>
+      <w:pPr>
         <w:pStyle w:val="P"/>
       </w:pPr>
-      <w:r>
-        <w:t>Рисунок 1.4 – Побудована деталь</w:t>
-      </w:r>
     </w:p>
     <w:p>
       <w:pPr>
         <w:pStyle w:val="P"/>
-      </w:pPr>
+        <w:rPr>
+          <w:lang w:val="en-US"/>
+        </w:rPr>
+      </w:pPr>
+      <w:r>
+        <w:t xml:space="preserve">Програма </w:t>
+      </w:r>
+      <w:r>
+        <w:rPr>
+          <w:lang w:val="en-US"/>
+        </w:rPr>
+        <w:t>gasket.lsp:</w:t>
+      </w:r>
+    </w:p>
+    <w:p>
+      <w:pPr>
+        <w:pStyle w:val="P"/>
+        <w:rPr>
+          <w:lang w:val="en-US"/>
+        </w:rPr>
+      </w:pPr>
+    </w:p>
+    <w:p>
+      <w:pPr>
+        <w:pStyle w:val="Code"/>
+      </w:pPr>
+      <w:r>
+        <w:t xml:space="preserve">(defun </w:t>
+      </w:r>
+      <w:proofErr w:type="gramStart"/>
+      <w:r>
+        <w:t>c:gasket</w:t>
+      </w:r>
+      <w:proofErr w:type="gramEnd"/>
+      <w:r>
+        <w:t xml:space="preserve"> ()</w:t>
+      </w:r>
+    </w:p>
+    <w:p>
+      <w:pPr>
+        <w:pStyle w:val="Code"/>
+      </w:pPr>
+      <w:r>
+        <w:t xml:space="preserve">  (command "OSNAP" "OFF")</w:t>
+      </w:r>
+    </w:p>
+    <w:p>
+      <w:pPr>
+        <w:pStyle w:val="Code"/>
+      </w:pPr>
+      <w:r>
+        <w:t xml:space="preserve">  (command "SNAP" "OFF")</w:t>
+      </w:r>
+    </w:p>
+    <w:p>
+      <w:pPr>
+        <w:pStyle w:val="Code"/>
+      </w:pPr>
+      <w:r>
+        <w:t xml:space="preserve">  (command "LTSCALE" 0.15)</w:t>
+      </w:r>
+    </w:p>
+    <w:p>
+      <w:pPr>
+        <w:pStyle w:val="Code"/>
+      </w:pPr>
+      <w:r>
+        <w:t xml:space="preserve">  (command "LWDISPLAY" 1)</w:t>
+      </w:r>
+    </w:p>
+    <w:p>
+      <w:pPr>
+        <w:pStyle w:val="Code"/>
+      </w:pPr>
+      <w:r>
+        <w:t xml:space="preserve">  (command "LINETYPE" "S" "BYLAYER" "" "LWEIGHT" 0.7)</w:t>
+      </w:r>
+    </w:p>
+    <w:p>
+      <w:pPr>
+        <w:pStyle w:val="Code"/>
+      </w:pPr>
+      <w:r>
+        <w:t xml:space="preserve">  (command "ZOOM" "W" (list 75 235) (list 145 165))</w:t>
+      </w:r>
+    </w:p>
+    <w:p>
+      <w:pPr>
+        <w:pStyle w:val="Code"/>
+      </w:pPr>
+      <w:r>
+        <w:t xml:space="preserve">  (command "CIRCLE" (list 110 200) "D" 50)</w:t>
+      </w:r>
+    </w:p>
+    <w:p>
+      <w:pPr>
+        <w:pStyle w:val="Code"/>
+      </w:pPr>
+      <w:r>
+        <w:t xml:space="preserve">  (command "LINETYPE" "S" "CENTER" "" "LWEIGHT" 0.3)</w:t>
+      </w:r>
+    </w:p>
+    <w:p>
+      <w:pPr>
+        <w:pStyle w:val="Code"/>
+      </w:pPr>
+      <w:r>
+        <w:t xml:space="preserve">  (command "LINE" (list 97 200) (list 87 200) "")</w:t>
+      </w:r>
+    </w:p>
+    <w:p>
+      <w:pPr>
+        <w:pStyle w:val="Code"/>
+      </w:pPr>
+      <w:r>
+        <w:t xml:space="preserve">  (command "OSNAP" "NEA")</w:t>
+      </w:r>
+    </w:p>
+    <w:p>
+      <w:pPr>
+        <w:pStyle w:val="Code"/>
+      </w:pPr>
+      <w:r>
+        <w:t xml:space="preserve">  (command "ROTATE" (list 95 200) "" (list 110 200) -60)</w:t>
+      </w:r>
+    </w:p>
+    <w:p>
+      <w:pPr>
+        <w:pStyle w:val="Code"/>
+      </w:pPr>
+      <w:r>
+        <w:lastRenderedPageBreak/>
+        <w:t xml:space="preserve">  (command "MIRROR" (list 101 215) "" (list 110 200) (list 95 200) N)</w:t>
+      </w:r>
+    </w:p>
+    <w:p>
+      <w:pPr>
+        <w:pStyle w:val="Code"/>
+      </w:pPr>
+      <w:r>
+        <w:t xml:space="preserve">  (command "XLINE" (list 110 200) (list 110 150) (list 150 200) "")</w:t>
+      </w:r>
+    </w:p>
+    <w:p>
+      <w:pPr>
+        <w:pStyle w:val="Code"/>
+      </w:pPr>
+      <w:r>
+        <w:t xml:space="preserve">  (command "CIRCLE" (list 110 200) 30)</w:t>
+      </w:r>
+    </w:p>
+    <w:p>
+      <w:pPr>
+        <w:pStyle w:val="Code"/>
+      </w:pPr>
+      <w:r>
+        <w:t xml:space="preserve">  (command "TRIM" (list 131.2 178.8) "" (list 145 200) (list 75 200) (list 110 235) (list 110 165) "")</w:t>
+      </w:r>
+    </w:p>
+    <w:p>
+      <w:pPr>
+        <w:pStyle w:val="Code"/>
+      </w:pPr>
+      <w:r>
+        <w:t xml:space="preserve">  (command "ERASE" (list 131.2 178.8) "")</w:t>
+      </w:r>
+    </w:p>
+    <w:p>
+      <w:pPr>
+        <w:pStyle w:val="Code"/>
+      </w:pPr>
+      <w:r>
+        <w:t xml:space="preserve">  (command "CIRCLE" (list 110 200) 18)</w:t>
+      </w:r>
+    </w:p>
+    <w:p>
+      <w:pPr>
+        <w:pStyle w:val="Code"/>
+      </w:pPr>
+      <w:r>
+        <w:t xml:space="preserve">  (command "OSNAP" "INT+END")</w:t>
+      </w:r>
+    </w:p>
+    <w:p>
+      <w:pPr>
+        <w:pStyle w:val="Code"/>
+      </w:pPr>
+      <w:r>
+        <w:t xml:space="preserve">  (command "CIRCLE" (list 101.0 215.6) 5)</w:t>
+      </w:r>
+    </w:p>
+    <w:p>
+      <w:pPr>
+        <w:pStyle w:val="Code"/>
+      </w:pPr>
+      <w:r>
+        <w:t xml:space="preserve">  (command "CIRCLE" (list 92.0 200.0) "")</w:t>
+      </w:r>
+    </w:p>
+    <w:p>
+      <w:pPr>
+        <w:pStyle w:val="Code"/>
+      </w:pPr>
+      <w:r>
+        <w:t xml:space="preserve">  (command "CIRCLE" (list 101.0 184.4) "")</w:t>
+      </w:r>
+    </w:p>
+    <w:p>
+      <w:pPr>
+        <w:pStyle w:val="Code"/>
+      </w:pPr>
+      <w:r>
+        <w:t xml:space="preserve">  (command "LINETYPE" "S" "BYLAYER" "" "LWEIGHT" 0.7)</w:t>
+      </w:r>
+    </w:p>
+    <w:p>
+      <w:pPr>
+        <w:pStyle w:val="Code"/>
+      </w:pPr>
+      <w:r>
+        <w:t xml:space="preserve">  (command "CIRCLE" (list 101.0 215.6) "D" 6.5)</w:t>
+      </w:r>
+    </w:p>
+    <w:p>
+      <w:pPr>
+        <w:pStyle w:val="Code"/>
+      </w:pPr>
+      <w:r>
+        <w:t xml:space="preserve">  (command "CIRCLE" (list 92.0 200.0) "")</w:t>
+      </w:r>
+    </w:p>
+    <w:p>
+      <w:pPr>
+        <w:pStyle w:val="Code"/>
+      </w:pPr>
+      <w:r>
+        <w:t xml:space="preserve">  (command "CIRCLE" (list 101.0 184.4) "")</w:t>
+      </w:r>
+    </w:p>
+    <w:p>
+      <w:pPr>
+        <w:pStyle w:val="Code"/>
+      </w:pPr>
+      <w:r>
+        <w:t xml:space="preserve">  (command "CIRCLE" (list 110 200) "D" 14)</w:t>
+      </w:r>
+    </w:p>
+    <w:p>
+      <w:pPr>
+        <w:pStyle w:val="Code"/>
+      </w:pPr>
+      <w:r>
+        <w:t xml:space="preserve">  (command "TRIM" (list 88.5 203.5) (list 96.0 215.6) (list 96.0 184.4) "")</w:t>
+      </w:r>
+    </w:p>
+    <w:p>
+      <w:pPr>
+        <w:pStyle w:val="Code"/>
+      </w:pPr>
+      <w:r>
+        <w:t xml:space="preserve">  (command (list 94.4 209.0) (list 94.4 191.0) (list 122.7 212.7) "")</w:t>
+      </w:r>
+    </w:p>
+    <w:p>
+      <w:pPr>
+        <w:pStyle w:val="Code"/>
+      </w:pPr>
+      <w:r>
+        <w:t xml:space="preserve">  (command "ERASE" (list 88.5 203.5) (list 96.0 215.6) (list 96.0 184.4) "")</w:t>
+      </w:r>
+    </w:p>
+    <w:p>
+      <w:pPr>
+        <w:pStyle w:val="Code"/>
+      </w:pPr>
+      <w:r>
+        <w:t xml:space="preserve">  (command "ARC" "C" (list 110 200) "@18&lt;-60" "A" 120)</w:t>
+      </w:r>
+    </w:p>
+    <w:p>
+      <w:pPr>
+        <w:pStyle w:val="Code"/>
+      </w:pPr>
+      <w:r>
+        <w:t xml:space="preserve">  (command "OSNAP" "END+PER")</w:t>
+      </w:r>
+    </w:p>
+    <w:p>
+      <w:pPr>
+        <w:pStyle w:val="Code"/>
+      </w:pPr>
+      <w:r>
+        <w:t xml:space="preserve">  (command "LINE" (list 119.0 215.6) (list 122.5 221.7) "")</w:t>
+      </w:r>
+    </w:p>
+    <w:p>
+      <w:pPr>
+        <w:pStyle w:val="Code"/>
+      </w:pPr>
+      <w:r>
+        <w:t xml:space="preserve">  (command "OSNAP" "NEA+CEN+END")</w:t>
+      </w:r>
+    </w:p>
+    <w:p>
+      <w:pPr>
+        <w:pStyle w:val="Code"/>
+      </w:pPr>
+      <w:r>
+        <w:t xml:space="preserve">  (command "MIRROR" (list 120.8 218.6) "" (list 110 200) (list 140 200) "")</w:t>
+      </w:r>
+    </w:p>
+    <w:p>
+      <w:pPr>
+        <w:pStyle w:val="Code"/>
+      </w:pPr>
+      <w:r>
+        <w:t xml:space="preserve">  (command "OSNAP" "NEA+MID")</w:t>
+      </w:r>
+    </w:p>
+    <w:p>
+      <w:pPr>
+        <w:pStyle w:val="Code"/>
+      </w:pPr>
+      <w:r>
+        <w:t xml:space="preserve">  (command "TRIM" (list 120.8 218.6) (list 120.8 181.4) "" (list 131.7 212.5) "")</w:t>
+      </w:r>
+    </w:p>
+    <w:p>
+      <w:pPr>
+        <w:pStyle w:val="Code"/>
+      </w:pPr>
+      <w:r>
+        <w:t>)</w:t>
+      </w:r>
+    </w:p>
+    <w:p>
+      <w:pPr>
+        <w:pStyle w:val="P"/>
+        <w:rPr>
+          <w:lang w:val="en-US"/>
+        </w:rPr>
+      </w:pPr>
+    </w:p>
+    <w:p>
+      <w:pPr>
+        <w:pStyle w:val="P"/>
+      </w:pPr>
+      <w:r>
+        <w:t>Завантажений файл:</w:t>
+      </w:r>
+    </w:p>
+    <w:p>
+      <w:pPr>
+        <w:pStyle w:val="P"/>
+      </w:pPr>
+    </w:p>
+    <w:p>
+      <w:pPr>
+        <w:pStyle w:val="IMG"/>
+      </w:pPr>
+      <w:r>
+        <w:lastRenderedPageBreak/>
+        <w:drawing>
+          <wp:inline distT="0" distB="0" distL="0" distR="0" wp14:anchorId="2249050B" wp14:editId="3790F73E">
+            <wp:extent cx="5731510" cy="5375275"/>
+            <wp:effectExtent l="0" t="0" r="2540" b="0"/>
+            <wp:docPr id="740339972" name="Рисунок 1" descr="Зображення, що містить текст, знімок екрана, монітор, число&#10;&#10;Вміст, створений ШІ, може бути неправильним."/>
+            <wp:cNvGraphicFramePr>
+              <a:graphicFrameLocks xmlns:a="http://schemas.openxmlformats.org/drawingml/2006/main" noChangeAspect="1"/>
+            </wp:cNvGraphicFramePr>
+            <a:graphic xmlns:a="http://schemas.openxmlformats.org/drawingml/2006/main">
+              <a:graphicData uri="http://schemas.openxmlformats.org/drawingml/2006/picture">
+                <pic:pic xmlns:pic="http://schemas.openxmlformats.org/drawingml/2006/picture">
+                  <pic:nvPicPr>
+                    <pic:cNvPr id="740339972" name="Рисунок 1" descr="Зображення, що містить текст, знімок екрана, монітор, число&#10;&#10;Вміст, створений ШІ, може бути неправильним."/>
+                    <pic:cNvPicPr/>
+                  </pic:nvPicPr>
+                  <pic:blipFill>
+                    <a:blip r:embed="rId10"/>
+                    <a:stretch>
+                      <a:fillRect/>
+                    </a:stretch>
+                  </pic:blipFill>
+                  <pic:spPr>
+                    <a:xfrm>
+                      <a:off x="0" y="0"/>
+                      <a:ext cx="5731510" cy="5375275"/>
+                    </a:xfrm>
+                    <a:prstGeom prst="rect">
+                      <a:avLst/>
+                    </a:prstGeom>
+                  </pic:spPr>
+                </pic:pic>
+              </a:graphicData>
+            </a:graphic>
+          </wp:inline>
+        </w:drawing>
+      </w:r>
+    </w:p>
+    <w:p>
+      <w:pPr>
+        <w:pStyle w:val="IMG"/>
+        <w:rPr>
+          <w:lang w:val="en-US"/>
+        </w:rPr>
+      </w:pPr>
+      <w:r>
+        <w:t xml:space="preserve">Рисунок 1.5 – Завантажено до </w:t>
+      </w:r>
+      <w:r>
+        <w:rPr>
+          <w:lang w:val="en-US"/>
+        </w:rPr>
+        <w:t>AutoCAD</w:t>
+      </w:r>
+    </w:p>
+    <w:p>
+      <w:pPr>
+        <w:pStyle w:val="P"/>
+        <w:rPr>
+          <w:lang w:val="en-US"/>
+        </w:rPr>
+      </w:pPr>
+    </w:p>
+    <w:p>
+      <w:pPr>
+        <w:pStyle w:val="H1"/>
+      </w:pPr>
+      <w:r>
+        <w:t xml:space="preserve">Результати </w:t>
+      </w:r>
+    </w:p>
+    <w:p>
+      <w:pPr>
+        <w:pStyle w:val="P"/>
+      </w:pPr>
+    </w:p>
+    <w:p>
+      <w:pPr>
+        <w:pStyle w:val="P"/>
+      </w:pPr>
+      <w:r>
+        <w:t>Вигляд кресленика після виконання:</w:t>
+      </w:r>
+    </w:p>
+    <w:p>
+      <w:pPr>
+        <w:pStyle w:val="P"/>
+      </w:pPr>
+    </w:p>
+    <w:p>
+      <w:pPr>
+        <w:pStyle w:val="IMG"/>
+      </w:pPr>
+      <w:r>
+        <w:lastRenderedPageBreak/>
+        <w:drawing>
+          <wp:inline distT="0" distB="0" distL="0" distR="0" wp14:anchorId="1E493B9C" wp14:editId="6A27ECCB">
+            <wp:extent cx="5731510" cy="5718175"/>
+            <wp:effectExtent l="0" t="0" r="2540" b="0"/>
+            <wp:docPr id="888214763" name="Рисунок 1" descr="Зображення, що містить коло, схема, ескіз, малюнок&#10;&#10;Вміст, створений ШІ, може бути неправильним."/>
+            <wp:cNvGraphicFramePr>
+              <a:graphicFrameLocks xmlns:a="http://schemas.openxmlformats.org/drawingml/2006/main" noChangeAspect="1"/>
+            </wp:cNvGraphicFramePr>
+            <a:graphic xmlns:a="http://schemas.openxmlformats.org/drawingml/2006/main">
+              <a:graphicData uri="http://schemas.openxmlformats.org/drawingml/2006/picture">
+                <pic:pic xmlns:pic="http://schemas.openxmlformats.org/drawingml/2006/picture">
+                  <pic:nvPicPr>
+                    <pic:cNvPr id="888214763" name="Рисунок 1" descr="Зображення, що містить коло, схема, ескіз, малюнок&#10;&#10;Вміст, створений ШІ, може бути неправильним."/>
+                    <pic:cNvPicPr/>
+                  </pic:nvPicPr>
+                  <pic:blipFill>
+                    <a:blip r:embed="rId11"/>
+                    <a:stretch>
+                      <a:fillRect/>
+                    </a:stretch>
+                  </pic:blipFill>
+                  <pic:spPr>
+                    <a:xfrm>
+                      <a:off x="0" y="0"/>
+                      <a:ext cx="5731510" cy="5718175"/>
+                    </a:xfrm>
+                    <a:prstGeom prst="rect">
+                      <a:avLst/>
+                    </a:prstGeom>
+                  </pic:spPr>
+                </pic:pic>
+              </a:graphicData>
+            </a:graphic>
+          </wp:inline>
+        </w:drawing>
+      </w:r>
+    </w:p>
+    <w:p>
+      <w:pPr>
+        <w:pStyle w:val="IMG"/>
+      </w:pPr>
+      <w:r>
+        <w:t>Рисунок 2.1 – Результат виконання</w:t>
+      </w:r>
     </w:p>
     <w:p>
       <w:pPr>
@@ -2176,7 +2680,6 @@
   <w:style w:type="character" w:default="1" w:styleId="a0">
     <w:name w:val="Default Paragraph Font"/>
     <w:uiPriority w:val="1"/>
-    <w:semiHidden/>
     <w:unhideWhenUsed/>
   </w:style>
   <w:style w:type="table" w:default="1" w:styleId="a1">

--- a/32SP Systemy projektuvannja/2/KNT-122_Onyshchenko_Variant-19_PR2.docx
+++ b/32SP Systemy projektuvannja/2/KNT-122_Onyshchenko_Variant-19_PR2.docx
@@ -1178,6 +1178,9 @@
     <w:p>
       <w:pPr>
         <w:pStyle w:val="P"/>
+        <w:rPr>
+          <w:lang w:val="en-US"/>
+        </w:rPr>
       </w:pPr>
     </w:p>
     <w:p>
@@ -1210,15 +1213,7 @@
         <w:pStyle w:val="Code"/>
       </w:pPr>
       <w:r>
-        <w:t xml:space="preserve">(defun </w:t>
-      </w:r>
-      <w:proofErr w:type="gramStart"/>
-      <w:r>
-        <w:t>c:gasket</w:t>
-      </w:r>
-      <w:proofErr w:type="gramEnd"/>
-      <w:r>
-        <w:t xml:space="preserve"> ()</w:t>
+        <w:t>(defun c:gasket ()</w:t>
       </w:r>
     </w:p>
     <w:p>

--- a/32SP Systemy projektuvannja/2/KNT-122_Onyshchenko_Variant-19_PR2.docx
+++ b/32SP Systemy projektuvannja/2/KNT-122_Onyshchenko_Variant-19_PR2.docx
@@ -556,9 +556,7 @@
         </w:rPr>
       </w:pPr>
       <w:r>
-        <w:rPr>
-          <w:lang w:val="en-US"/>
-        </w:rPr>
+        <w:rPr/>
         <w:drawing>
           <wp:inline distT="0" distB="0" distL="0" distR="0">
             <wp:extent cx="4677410" cy="3038475"/>
@@ -601,6 +599,18 @@
     </w:p>
     <w:p>
       <w:pPr>
+        <w:pStyle w:val="IMG1"/>
+        <w:rPr>
+          <w:lang w:val="uk-UA"/>
+        </w:rPr>
+      </w:pPr>
+      <w:r>
+        <w:rPr/>
+        <w:t>Рисунок 1.0 — Кресленик індивідуального завдання</w:t>
+      </w:r>
+    </w:p>
+    <w:p>
+      <w:pPr>
         <w:pStyle w:val="P1"/>
         <w:rPr>
           <w:lang w:val="uk-UA"/>
@@ -610,7 +620,16 @@
         <w:rPr>
           <w:lang w:val="uk-UA"/>
         </w:rPr>
-        <w:t>Рисунок 1.0 — Кресленик індивідуального завдання</w:t>
+      </w:r>
+    </w:p>
+    <w:p>
+      <w:pPr>
+        <w:pStyle w:val="H2"/>
+        <w:rPr/>
+      </w:pPr>
+      <w:r>
+        <w:rPr/>
+        <w:t>Код програми</w:t>
       </w:r>
     </w:p>
     <w:p>
@@ -628,6 +647,1766 @@
     </w:p>
     <w:p>
       <w:pPr>
+        <w:pStyle w:val="Code"/>
+        <w:rPr>
+          <w:rFonts w:ascii="Courier New" w:hAnsi="Courier New"/>
+          <w:color w:val="auto"/>
+          <w:highlight w:val="none"/>
+          <w:shd w:fill="auto" w:val="clear"/>
+        </w:rPr>
+      </w:pPr>
+      <w:r>
+        <w:rPr>
+          <w:rFonts w:ascii="Courier New" w:hAnsi="Courier New"/>
+          <w:color w:val="000000"/>
+          <w:shd w:fill="auto" w:val="clear"/>
+        </w:rPr>
+        <w:t>(defun MainLayer ()</w:t>
+      </w:r>
+    </w:p>
+    <w:p>
+      <w:pPr>
+        <w:pStyle w:val="Code"/>
+        <w:rPr>
+          <w:rFonts w:ascii="Courier New" w:hAnsi="Courier New"/>
+          <w:color w:val="auto"/>
+          <w:highlight w:val="none"/>
+          <w:shd w:fill="auto" w:val="clear"/>
+        </w:rPr>
+      </w:pPr>
+      <w:r>
+        <w:rPr>
+          <w:rFonts w:ascii="Courier New" w:hAnsi="Courier New"/>
+          <w:color w:val="000000"/>
+          <w:shd w:fill="auto" w:val="clear"/>
+        </w:rPr>
+        <w:t xml:space="preserve">  </w:t>
+      </w:r>
+      <w:r>
+        <w:rPr>
+          <w:rFonts w:ascii="Courier New" w:hAnsi="Courier New"/>
+          <w:b w:val="false"/>
+          <w:color w:val="000000"/>
+          <w:sz w:val="21"/>
+          <w:shd w:fill="auto" w:val="clear"/>
+        </w:rPr>
+        <w:t>(command "LINETYPE" "S" "BYLAYER" "" "LWEIGHT" 0.5 "" "COLOR" "white")</w:t>
+      </w:r>
+    </w:p>
+    <w:p>
+      <w:pPr>
+        <w:pStyle w:val="Code"/>
+        <w:rPr>
+          <w:rFonts w:ascii="Courier New" w:hAnsi="Courier New"/>
+          <w:color w:val="auto"/>
+          <w:highlight w:val="none"/>
+          <w:shd w:fill="auto" w:val="clear"/>
+        </w:rPr>
+      </w:pPr>
+      <w:r>
+        <w:rPr>
+          <w:rFonts w:ascii="Courier New" w:hAnsi="Courier New"/>
+          <w:color w:val="000000"/>
+          <w:shd w:fill="auto" w:val="clear"/>
+        </w:rPr>
+        <w:t>)</w:t>
+      </w:r>
+    </w:p>
+    <w:p>
+      <w:pPr>
+        <w:pStyle w:val="Code"/>
+        <w:rPr>
+          <w:rFonts w:ascii="Courier New" w:hAnsi="Courier New"/>
+          <w:color w:val="auto"/>
+          <w:highlight w:val="none"/>
+          <w:shd w:fill="auto" w:val="clear"/>
+        </w:rPr>
+      </w:pPr>
+      <w:r>
+        <w:rPr>
+          <w:rFonts w:ascii="Courier New" w:hAnsi="Courier New"/>
+          <w:color w:val="000000"/>
+          <w:shd w:fill="auto" w:val="clear"/>
+        </w:rPr>
+      </w:r>
+    </w:p>
+    <w:p>
+      <w:pPr>
+        <w:pStyle w:val="Code"/>
+        <w:rPr>
+          <w:rFonts w:ascii="Courier New" w:hAnsi="Courier New"/>
+          <w:color w:val="auto"/>
+          <w:highlight w:val="none"/>
+          <w:shd w:fill="auto" w:val="clear"/>
+        </w:rPr>
+      </w:pPr>
+      <w:r>
+        <w:rPr>
+          <w:rFonts w:ascii="Courier New" w:hAnsi="Courier New"/>
+          <w:color w:val="000000"/>
+          <w:shd w:fill="auto" w:val="clear"/>
+        </w:rPr>
+        <w:t>(defun AxisLayer ()</w:t>
+      </w:r>
+    </w:p>
+    <w:p>
+      <w:pPr>
+        <w:pStyle w:val="Code"/>
+        <w:rPr>
+          <w:rFonts w:ascii="Courier New" w:hAnsi="Courier New"/>
+          <w:color w:val="auto"/>
+          <w:highlight w:val="none"/>
+          <w:shd w:fill="auto" w:val="clear"/>
+        </w:rPr>
+      </w:pPr>
+      <w:r>
+        <w:rPr>
+          <w:rFonts w:ascii="Courier New" w:hAnsi="Courier New"/>
+          <w:color w:val="000000"/>
+          <w:shd w:fill="auto" w:val="clear"/>
+        </w:rPr>
+        <w:t xml:space="preserve">  </w:t>
+      </w:r>
+      <w:r>
+        <w:rPr>
+          <w:rFonts w:ascii="Courier New" w:hAnsi="Courier New"/>
+          <w:b w:val="false"/>
+          <w:color w:val="000000"/>
+          <w:sz w:val="21"/>
+          <w:shd w:fill="auto" w:val="clear"/>
+        </w:rPr>
+        <w:t>(command "LINETYPE" "S" "CENTER" "" "LWEIGHT" 0.3 "" "COLOR" 40)</w:t>
+      </w:r>
+    </w:p>
+    <w:p>
+      <w:pPr>
+        <w:pStyle w:val="Code"/>
+        <w:rPr>
+          <w:rFonts w:ascii="Courier New" w:hAnsi="Courier New"/>
+          <w:color w:val="auto"/>
+          <w:highlight w:val="none"/>
+          <w:shd w:fill="auto" w:val="clear"/>
+        </w:rPr>
+      </w:pPr>
+      <w:r>
+        <w:rPr>
+          <w:rFonts w:ascii="Courier New" w:hAnsi="Courier New"/>
+          <w:color w:val="000000"/>
+          <w:shd w:fill="auto" w:val="clear"/>
+        </w:rPr>
+        <w:t>)</w:t>
+      </w:r>
+    </w:p>
+    <w:p>
+      <w:pPr>
+        <w:pStyle w:val="Code"/>
+        <w:rPr>
+          <w:rFonts w:ascii="Courier New" w:hAnsi="Courier New"/>
+          <w:color w:val="auto"/>
+          <w:highlight w:val="none"/>
+          <w:shd w:fill="auto" w:val="clear"/>
+        </w:rPr>
+      </w:pPr>
+      <w:r>
+        <w:rPr>
+          <w:rFonts w:ascii="Courier New" w:hAnsi="Courier New"/>
+          <w:color w:val="000000"/>
+          <w:shd w:fill="auto" w:val="clear"/>
+        </w:rPr>
+      </w:r>
+    </w:p>
+    <w:p>
+      <w:pPr>
+        <w:pStyle w:val="Code"/>
+        <w:rPr>
+          <w:rFonts w:ascii="Courier New" w:hAnsi="Courier New"/>
+          <w:color w:val="auto"/>
+          <w:highlight w:val="none"/>
+          <w:shd w:fill="auto" w:val="clear"/>
+        </w:rPr>
+      </w:pPr>
+      <w:r>
+        <w:rPr>
+          <w:rFonts w:ascii="Courier New" w:hAnsi="Courier New"/>
+          <w:color w:val="000000"/>
+          <w:shd w:fill="auto" w:val="clear"/>
+        </w:rPr>
+        <w:t>(defun SizeLayer ()</w:t>
+      </w:r>
+    </w:p>
+    <w:p>
+      <w:pPr>
+        <w:pStyle w:val="Code"/>
+        <w:rPr>
+          <w:rFonts w:ascii="Courier New" w:hAnsi="Courier New"/>
+          <w:color w:val="auto"/>
+          <w:highlight w:val="none"/>
+          <w:shd w:fill="auto" w:val="clear"/>
+        </w:rPr>
+      </w:pPr>
+      <w:r>
+        <w:rPr>
+          <w:rFonts w:ascii="Courier New" w:hAnsi="Courier New"/>
+          <w:color w:val="000000"/>
+          <w:shd w:fill="auto" w:val="clear"/>
+        </w:rPr>
+        <w:t xml:space="preserve">  </w:t>
+      </w:r>
+      <w:r>
+        <w:rPr>
+          <w:rFonts w:ascii="Courier New" w:hAnsi="Courier New"/>
+          <w:b w:val="false"/>
+          <w:color w:val="000000"/>
+          <w:sz w:val="21"/>
+          <w:shd w:fill="auto" w:val="clear"/>
+        </w:rPr>
+        <w:t>(command "LINETYPE" "S" "BYLAYER" "" "LWEIGHT" 0.3 "" "COLOR" 140)</w:t>
+      </w:r>
+    </w:p>
+    <w:p>
+      <w:pPr>
+        <w:pStyle w:val="Code"/>
+        <w:rPr>
+          <w:rFonts w:ascii="Courier New" w:hAnsi="Courier New"/>
+          <w:color w:val="auto"/>
+          <w:highlight w:val="none"/>
+          <w:shd w:fill="auto" w:val="clear"/>
+        </w:rPr>
+      </w:pPr>
+      <w:r>
+        <w:rPr>
+          <w:rFonts w:ascii="Courier New" w:hAnsi="Courier New"/>
+          <w:color w:val="000000"/>
+          <w:shd w:fill="auto" w:val="clear"/>
+        </w:rPr>
+        <w:t>)</w:t>
+      </w:r>
+    </w:p>
+    <w:p>
+      <w:pPr>
+        <w:pStyle w:val="Code"/>
+        <w:rPr>
+          <w:rFonts w:ascii="Courier New" w:hAnsi="Courier New"/>
+          <w:color w:val="auto"/>
+          <w:highlight w:val="none"/>
+          <w:shd w:fill="auto" w:val="clear"/>
+        </w:rPr>
+      </w:pPr>
+      <w:r>
+        <w:rPr>
+          <w:rFonts w:ascii="Courier New" w:hAnsi="Courier New"/>
+          <w:color w:val="000000"/>
+          <w:shd w:fill="auto" w:val="clear"/>
+        </w:rPr>
+      </w:r>
+    </w:p>
+    <w:p>
+      <w:pPr>
+        <w:pStyle w:val="Code"/>
+        <w:rPr>
+          <w:rFonts w:ascii="Courier New" w:hAnsi="Courier New"/>
+          <w:color w:val="auto"/>
+          <w:highlight w:val="none"/>
+          <w:shd w:fill="auto" w:val="clear"/>
+        </w:rPr>
+      </w:pPr>
+      <w:r>
+        <w:rPr>
+          <w:rFonts w:ascii="Courier New" w:hAnsi="Courier New"/>
+          <w:color w:val="000000"/>
+          <w:shd w:fill="auto" w:val="clear"/>
+        </w:rPr>
+        <w:t>(defun c:gasket ()</w:t>
+      </w:r>
+    </w:p>
+    <w:p>
+      <w:pPr>
+        <w:pStyle w:val="Code"/>
+        <w:rPr>
+          <w:rFonts w:ascii="Courier New" w:hAnsi="Courier New"/>
+          <w:color w:val="auto"/>
+          <w:highlight w:val="none"/>
+          <w:shd w:fill="auto" w:val="clear"/>
+        </w:rPr>
+      </w:pPr>
+      <w:r>
+        <w:rPr>
+          <w:rFonts w:ascii="Courier New" w:hAnsi="Courier New"/>
+          <w:color w:val="000000"/>
+          <w:shd w:fill="auto" w:val="clear"/>
+        </w:rPr>
+        <w:t xml:space="preserve">  </w:t>
+      </w:r>
+      <w:r>
+        <w:rPr>
+          <w:rFonts w:ascii="Courier New" w:hAnsi="Courier New"/>
+          <w:b w:val="false"/>
+          <w:color w:val="000000"/>
+          <w:sz w:val="21"/>
+          <w:shd w:fill="auto" w:val="clear"/>
+        </w:rPr>
+        <w:t>; axises</w:t>
+      </w:r>
+    </w:p>
+    <w:p>
+      <w:pPr>
+        <w:pStyle w:val="Code"/>
+        <w:rPr>
+          <w:rFonts w:ascii="Courier New" w:hAnsi="Courier New"/>
+          <w:color w:val="auto"/>
+          <w:highlight w:val="none"/>
+          <w:shd w:fill="auto" w:val="clear"/>
+        </w:rPr>
+      </w:pPr>
+      <w:r>
+        <w:rPr>
+          <w:rFonts w:ascii="Courier New" w:hAnsi="Courier New"/>
+          <w:color w:val="000000"/>
+          <w:shd w:fill="auto" w:val="clear"/>
+        </w:rPr>
+        <w:t xml:space="preserve">  </w:t>
+      </w:r>
+      <w:r>
+        <w:rPr>
+          <w:rFonts w:ascii="Courier New" w:hAnsi="Courier New"/>
+          <w:b w:val="false"/>
+          <w:color w:val="000000"/>
+          <w:sz w:val="21"/>
+          <w:shd w:fill="auto" w:val="clear"/>
+        </w:rPr>
+        <w:t>(setq top_left_vertical_axis_point (list 0 75))</w:t>
+      </w:r>
+    </w:p>
+    <w:p>
+      <w:pPr>
+        <w:pStyle w:val="Code"/>
+        <w:rPr>
+          <w:rFonts w:ascii="Courier New" w:hAnsi="Courier New"/>
+          <w:color w:val="auto"/>
+          <w:highlight w:val="none"/>
+          <w:shd w:fill="auto" w:val="clear"/>
+        </w:rPr>
+      </w:pPr>
+      <w:r>
+        <w:rPr>
+          <w:rFonts w:ascii="Courier New" w:hAnsi="Courier New"/>
+          <w:color w:val="000000"/>
+          <w:shd w:fill="auto" w:val="clear"/>
+        </w:rPr>
+        <w:t xml:space="preserve">  </w:t>
+      </w:r>
+      <w:r>
+        <w:rPr>
+          <w:rFonts w:ascii="Courier New" w:hAnsi="Courier New"/>
+          <w:b w:val="false"/>
+          <w:color w:val="000000"/>
+          <w:sz w:val="21"/>
+          <w:shd w:fill="auto" w:val="clear"/>
+        </w:rPr>
+        <w:t>(setq bottom_left_vertical_axis_point (list 0 -75))</w:t>
+      </w:r>
+    </w:p>
+    <w:p>
+      <w:pPr>
+        <w:pStyle w:val="Code"/>
+        <w:rPr>
+          <w:rFonts w:ascii="Courier New" w:hAnsi="Courier New"/>
+          <w:color w:val="auto"/>
+          <w:highlight w:val="none"/>
+          <w:shd w:fill="auto" w:val="clear"/>
+        </w:rPr>
+      </w:pPr>
+      <w:r>
+        <w:rPr>
+          <w:rFonts w:ascii="Courier New" w:hAnsi="Courier New"/>
+          <w:color w:val="000000"/>
+          <w:shd w:fill="auto" w:val="clear"/>
+        </w:rPr>
+        <w:t xml:space="preserve">  </w:t>
+      </w:r>
+      <w:r>
+        <w:rPr>
+          <w:rFonts w:ascii="Courier New" w:hAnsi="Courier New"/>
+          <w:b w:val="false"/>
+          <w:color w:val="000000"/>
+          <w:sz w:val="21"/>
+          <w:shd w:fill="auto" w:val="clear"/>
+        </w:rPr>
+        <w:t>(setq top_right_vertical_axis_point (list 200 45))</w:t>
+      </w:r>
+    </w:p>
+    <w:p>
+      <w:pPr>
+        <w:pStyle w:val="Code"/>
+        <w:rPr>
+          <w:rFonts w:ascii="Courier New" w:hAnsi="Courier New"/>
+          <w:color w:val="auto"/>
+          <w:highlight w:val="none"/>
+          <w:shd w:fill="auto" w:val="clear"/>
+        </w:rPr>
+      </w:pPr>
+      <w:r>
+        <w:rPr>
+          <w:rFonts w:ascii="Courier New" w:hAnsi="Courier New"/>
+          <w:color w:val="000000"/>
+          <w:shd w:fill="auto" w:val="clear"/>
+        </w:rPr>
+        <w:t xml:space="preserve">  </w:t>
+      </w:r>
+      <w:r>
+        <w:rPr>
+          <w:rFonts w:ascii="Courier New" w:hAnsi="Courier New"/>
+          <w:b w:val="false"/>
+          <w:color w:val="000000"/>
+          <w:sz w:val="21"/>
+          <w:shd w:fill="auto" w:val="clear"/>
+        </w:rPr>
+        <w:t>(setq bottom_right_vertical_axis_point (list 200 -45))</w:t>
+      </w:r>
+    </w:p>
+    <w:p>
+      <w:pPr>
+        <w:pStyle w:val="Code"/>
+        <w:rPr>
+          <w:rFonts w:ascii="Courier New" w:hAnsi="Courier New"/>
+          <w:color w:val="auto"/>
+          <w:highlight w:val="none"/>
+          <w:shd w:fill="auto" w:val="clear"/>
+        </w:rPr>
+      </w:pPr>
+      <w:r>
+        <w:rPr>
+          <w:rFonts w:ascii="Courier New" w:hAnsi="Courier New"/>
+          <w:color w:val="000000"/>
+          <w:shd w:fill="auto" w:val="clear"/>
+        </w:rPr>
+        <w:t xml:space="preserve">  </w:t>
+      </w:r>
+      <w:r>
+        <w:rPr>
+          <w:rFonts w:ascii="Courier New" w:hAnsi="Courier New"/>
+          <w:b w:val="false"/>
+          <w:color w:val="000000"/>
+          <w:sz w:val="21"/>
+          <w:shd w:fill="auto" w:val="clear"/>
+        </w:rPr>
+        <w:t>(setq left_horizontal_axis_point (list -75 0))</w:t>
+      </w:r>
+    </w:p>
+    <w:p>
+      <w:pPr>
+        <w:pStyle w:val="Code"/>
+        <w:rPr>
+          <w:rFonts w:ascii="Courier New" w:hAnsi="Courier New"/>
+          <w:color w:val="auto"/>
+          <w:highlight w:val="none"/>
+          <w:shd w:fill="auto" w:val="clear"/>
+        </w:rPr>
+      </w:pPr>
+      <w:r>
+        <w:rPr>
+          <w:rFonts w:ascii="Courier New" w:hAnsi="Courier New"/>
+          <w:color w:val="000000"/>
+          <w:shd w:fill="auto" w:val="clear"/>
+        </w:rPr>
+        <w:t xml:space="preserve">  </w:t>
+      </w:r>
+      <w:r>
+        <w:rPr>
+          <w:rFonts w:ascii="Courier New" w:hAnsi="Courier New"/>
+          <w:b w:val="false"/>
+          <w:color w:val="000000"/>
+          <w:sz w:val="21"/>
+          <w:shd w:fill="auto" w:val="clear"/>
+        </w:rPr>
+        <w:t>(setq right_horizontal_axis_point (list 245 0))</w:t>
+      </w:r>
+    </w:p>
+    <w:p>
+      <w:pPr>
+        <w:pStyle w:val="Code"/>
+        <w:rPr>
+          <w:rFonts w:ascii="Courier New" w:hAnsi="Courier New"/>
+          <w:color w:val="auto"/>
+          <w:highlight w:val="none"/>
+          <w:shd w:fill="auto" w:val="clear"/>
+        </w:rPr>
+      </w:pPr>
+      <w:r>
+        <w:rPr>
+          <w:rFonts w:ascii="Courier New" w:hAnsi="Courier New"/>
+          <w:color w:val="000000"/>
+          <w:shd w:fill="auto" w:val="clear"/>
+        </w:rPr>
+        <w:t xml:space="preserve">  </w:t>
+      </w:r>
+      <w:r>
+        <w:rPr>
+          <w:rFonts w:ascii="Courier New" w:hAnsi="Courier New"/>
+          <w:b w:val="false"/>
+          <w:color w:val="000000"/>
+          <w:sz w:val="21"/>
+          <w:shd w:fill="auto" w:val="clear"/>
+        </w:rPr>
+        <w:t>; dimensions</w:t>
+      </w:r>
+    </w:p>
+    <w:p>
+      <w:pPr>
+        <w:pStyle w:val="Code"/>
+        <w:rPr>
+          <w:rFonts w:ascii="Courier New" w:hAnsi="Courier New"/>
+          <w:color w:val="auto"/>
+          <w:highlight w:val="none"/>
+          <w:shd w:fill="auto" w:val="clear"/>
+        </w:rPr>
+      </w:pPr>
+      <w:r>
+        <w:rPr>
+          <w:rFonts w:ascii="Courier New" w:hAnsi="Courier New"/>
+          <w:color w:val="000000"/>
+          <w:shd w:fill="auto" w:val="clear"/>
+        </w:rPr>
+        <w:t xml:space="preserve">  </w:t>
+      </w:r>
+      <w:r>
+        <w:rPr>
+          <w:rFonts w:ascii="Courier New" w:hAnsi="Courier New"/>
+          <w:b w:val="false"/>
+          <w:color w:val="000000"/>
+          <w:sz w:val="21"/>
+          <w:shd w:fill="auto" w:val="clear"/>
+        </w:rPr>
+        <w:t>(setq select_left_inner_circle (list 34.1107 30.3610))</w:t>
+      </w:r>
+    </w:p>
+    <w:p>
+      <w:pPr>
+        <w:pStyle w:val="Code"/>
+        <w:rPr>
+          <w:rFonts w:ascii="Courier New" w:hAnsi="Courier New"/>
+          <w:color w:val="auto"/>
+          <w:highlight w:val="none"/>
+          <w:shd w:fill="auto" w:val="clear"/>
+        </w:rPr>
+      </w:pPr>
+      <w:r>
+        <w:rPr>
+          <w:rFonts w:ascii="Courier New" w:hAnsi="Courier New"/>
+          <w:color w:val="000000"/>
+          <w:shd w:fill="auto" w:val="clear"/>
+        </w:rPr>
+        <w:t xml:space="preserve">  </w:t>
+      </w:r>
+      <w:r>
+        <w:rPr>
+          <w:rFonts w:ascii="Courier New" w:hAnsi="Courier New"/>
+          <w:b w:val="false"/>
+          <w:color w:val="000000"/>
+          <w:sz w:val="21"/>
+          <w:shd w:fill="auto" w:val="clear"/>
+        </w:rPr>
+        <w:t>(setq select_left_outer_circle (list -48.3743 49.6739))</w:t>
+      </w:r>
+    </w:p>
+    <w:p>
+      <w:pPr>
+        <w:pStyle w:val="Code"/>
+        <w:rPr>
+          <w:rFonts w:ascii="Courier New" w:hAnsi="Courier New"/>
+          <w:color w:val="auto"/>
+          <w:highlight w:val="none"/>
+          <w:shd w:fill="auto" w:val="clear"/>
+        </w:rPr>
+      </w:pPr>
+      <w:r>
+        <w:rPr>
+          <w:rFonts w:ascii="Courier New" w:hAnsi="Courier New"/>
+          <w:color w:val="000000"/>
+          <w:shd w:fill="auto" w:val="clear"/>
+        </w:rPr>
+        <w:t xml:space="preserve">  </w:t>
+      </w:r>
+      <w:r>
+        <w:rPr>
+          <w:rFonts w:ascii="Courier New" w:hAnsi="Courier New"/>
+          <w:b w:val="false"/>
+          <w:color w:val="000000"/>
+          <w:sz w:val="21"/>
+          <w:shd w:fill="auto" w:val="clear"/>
+        </w:rPr>
+        <w:t>(setq left_inner_circle_dimension_point (list -70 -50))</w:t>
+      </w:r>
+    </w:p>
+    <w:p>
+      <w:pPr>
+        <w:pStyle w:val="Code"/>
+        <w:rPr>
+          <w:rFonts w:ascii="Courier New" w:hAnsi="Courier New"/>
+          <w:color w:val="auto"/>
+          <w:highlight w:val="none"/>
+          <w:shd w:fill="auto" w:val="clear"/>
+        </w:rPr>
+      </w:pPr>
+      <w:r>
+        <w:rPr>
+          <w:rFonts w:ascii="Courier New" w:hAnsi="Courier New"/>
+          <w:color w:val="000000"/>
+          <w:shd w:fill="auto" w:val="clear"/>
+        </w:rPr>
+        <w:t xml:space="preserve">  </w:t>
+      </w:r>
+      <w:r>
+        <w:rPr>
+          <w:rFonts w:ascii="Courier New" w:hAnsi="Courier New"/>
+          <w:b w:val="false"/>
+          <w:color w:val="000000"/>
+          <w:sz w:val="21"/>
+          <w:shd w:fill="auto" w:val="clear"/>
+        </w:rPr>
+        <w:t>(setq left_outer_circle_dimension_point (list -40 80))</w:t>
+      </w:r>
+    </w:p>
+    <w:p>
+      <w:pPr>
+        <w:pStyle w:val="Code"/>
+        <w:rPr>
+          <w:rFonts w:ascii="Courier New" w:hAnsi="Courier New"/>
+          <w:color w:val="auto"/>
+          <w:highlight w:val="none"/>
+          <w:shd w:fill="auto" w:val="clear"/>
+        </w:rPr>
+      </w:pPr>
+      <w:r>
+        <w:rPr>
+          <w:rFonts w:ascii="Courier New" w:hAnsi="Courier New"/>
+          <w:color w:val="000000"/>
+          <w:shd w:fill="auto" w:val="clear"/>
+        </w:rPr>
+        <w:t xml:space="preserve">  </w:t>
+      </w:r>
+      <w:r>
+        <w:rPr>
+          <w:rFonts w:ascii="Courier New" w:hAnsi="Courier New"/>
+          <w:b w:val="false"/>
+          <w:color w:val="000000"/>
+          <w:sz w:val="21"/>
+          <w:shd w:fill="auto" w:val="clear"/>
+        </w:rPr>
+        <w:t>(setq select_right_inner_circle (list 182.6092 9.5745))</w:t>
+      </w:r>
+    </w:p>
+    <w:p>
+      <w:pPr>
+        <w:pStyle w:val="Code"/>
+        <w:rPr>
+          <w:rFonts w:ascii="Courier New" w:hAnsi="Courier New"/>
+          <w:color w:val="auto"/>
+          <w:highlight w:val="none"/>
+          <w:shd w:fill="auto" w:val="clear"/>
+        </w:rPr>
+      </w:pPr>
+      <w:r>
+        <w:rPr>
+          <w:rFonts w:ascii="Courier New" w:hAnsi="Courier New"/>
+          <w:color w:val="000000"/>
+          <w:shd w:fill="auto" w:val="clear"/>
+        </w:rPr>
+        <w:t xml:space="preserve">  </w:t>
+      </w:r>
+      <w:r>
+        <w:rPr>
+          <w:rFonts w:ascii="Courier New" w:hAnsi="Courier New"/>
+          <w:b w:val="false"/>
+          <w:color w:val="000000"/>
+          <w:sz w:val="21"/>
+          <w:shd w:fill="auto" w:val="clear"/>
+        </w:rPr>
+        <w:t>(setq select_right_outer_circle (list 239.0539 -10.1209))</w:t>
+      </w:r>
+    </w:p>
+    <w:p>
+      <w:pPr>
+        <w:pStyle w:val="Code"/>
+        <w:rPr>
+          <w:rFonts w:ascii="Courier New" w:hAnsi="Courier New"/>
+          <w:color w:val="auto"/>
+          <w:highlight w:val="none"/>
+          <w:shd w:fill="auto" w:val="clear"/>
+        </w:rPr>
+      </w:pPr>
+      <w:r>
+        <w:rPr>
+          <w:rFonts w:ascii="Courier New" w:hAnsi="Courier New"/>
+          <w:color w:val="000000"/>
+          <w:shd w:fill="auto" w:val="clear"/>
+        </w:rPr>
+        <w:t xml:space="preserve">  </w:t>
+      </w:r>
+      <w:r>
+        <w:rPr>
+          <w:rFonts w:ascii="Courier New" w:hAnsi="Courier New"/>
+          <w:b w:val="false"/>
+          <w:color w:val="000000"/>
+          <w:sz w:val="21"/>
+          <w:shd w:fill="auto" w:val="clear"/>
+        </w:rPr>
+        <w:t>(setq right_inner_circle_dimension_point (list 250 -40))</w:t>
+      </w:r>
+    </w:p>
+    <w:p>
+      <w:pPr>
+        <w:pStyle w:val="Code"/>
+        <w:rPr>
+          <w:rFonts w:ascii="Courier New" w:hAnsi="Courier New"/>
+          <w:color w:val="auto"/>
+          <w:highlight w:val="none"/>
+          <w:shd w:fill="auto" w:val="clear"/>
+        </w:rPr>
+      </w:pPr>
+      <w:r>
+        <w:rPr>
+          <w:rFonts w:ascii="Courier New" w:hAnsi="Courier New"/>
+          <w:color w:val="000000"/>
+          <w:shd w:fill="auto" w:val="clear"/>
+        </w:rPr>
+        <w:t xml:space="preserve">  </w:t>
+      </w:r>
+      <w:r>
+        <w:rPr>
+          <w:rFonts w:ascii="Courier New" w:hAnsi="Courier New"/>
+          <w:b w:val="false"/>
+          <w:color w:val="000000"/>
+          <w:sz w:val="21"/>
+          <w:shd w:fill="auto" w:val="clear"/>
+        </w:rPr>
+        <w:t>(setq right_outer_circle_dimension_point (list 240 40))</w:t>
+      </w:r>
+    </w:p>
+    <w:p>
+      <w:pPr>
+        <w:pStyle w:val="Code"/>
+        <w:rPr>
+          <w:rFonts w:ascii="Courier New" w:hAnsi="Courier New"/>
+          <w:color w:val="auto"/>
+          <w:highlight w:val="none"/>
+          <w:shd w:fill="auto" w:val="clear"/>
+        </w:rPr>
+      </w:pPr>
+      <w:r>
+        <w:rPr>
+          <w:rFonts w:ascii="Courier New" w:hAnsi="Courier New"/>
+          <w:color w:val="000000"/>
+          <w:shd w:fill="auto" w:val="clear"/>
+        </w:rPr>
+        <w:t xml:space="preserve">  </w:t>
+      </w:r>
+      <w:r>
+        <w:rPr>
+          <w:rFonts w:ascii="Courier New" w:hAnsi="Courier New"/>
+          <w:b w:val="false"/>
+          <w:color w:val="000000"/>
+          <w:sz w:val="21"/>
+          <w:shd w:fill="auto" w:val="clear"/>
+        </w:rPr>
+        <w:t>(setq select_left_eighty_dimension_point (list 120 -60))</w:t>
+      </w:r>
+    </w:p>
+    <w:p>
+      <w:pPr>
+        <w:pStyle w:val="Code"/>
+        <w:rPr>
+          <w:rFonts w:ascii="Courier New" w:hAnsi="Courier New"/>
+          <w:color w:val="auto"/>
+          <w:highlight w:val="none"/>
+          <w:shd w:fill="auto" w:val="clear"/>
+        </w:rPr>
+      </w:pPr>
+      <w:r>
+        <w:rPr>
+          <w:rFonts w:ascii="Courier New" w:hAnsi="Courier New"/>
+          <w:color w:val="000000"/>
+          <w:shd w:fill="auto" w:val="clear"/>
+        </w:rPr>
+        <w:t xml:space="preserve">  </w:t>
+      </w:r>
+      <w:r>
+        <w:rPr>
+          <w:rFonts w:ascii="Courier New" w:hAnsi="Courier New"/>
+          <w:b w:val="false"/>
+          <w:color w:val="000000"/>
+          <w:sz w:val="21"/>
+          <w:shd w:fill="auto" w:val="clear"/>
+        </w:rPr>
+        <w:t>(setq eighty_horizontal_dimension_point (list 200 -70))</w:t>
+      </w:r>
+    </w:p>
+    <w:p>
+      <w:pPr>
+        <w:pStyle w:val="Code"/>
+        <w:rPr>
+          <w:rFonts w:ascii="Courier New" w:hAnsi="Courier New"/>
+          <w:color w:val="auto"/>
+          <w:highlight w:val="none"/>
+          <w:shd w:fill="auto" w:val="clear"/>
+        </w:rPr>
+      </w:pPr>
+      <w:r>
+        <w:rPr>
+          <w:rFonts w:ascii="Courier New" w:hAnsi="Courier New"/>
+          <w:color w:val="000000"/>
+          <w:shd w:fill="auto" w:val="clear"/>
+        </w:rPr>
+        <w:t xml:space="preserve">  </w:t>
+      </w:r>
+      <w:r>
+        <w:rPr>
+          <w:rFonts w:ascii="Courier New" w:hAnsi="Courier New"/>
+          <w:b w:val="false"/>
+          <w:color w:val="000000"/>
+          <w:sz w:val="21"/>
+          <w:shd w:fill="auto" w:val="clear"/>
+        </w:rPr>
+        <w:t>(setq two_hundred_horizontal_dimension_point (list 200 -90))</w:t>
+      </w:r>
+    </w:p>
+    <w:p>
+      <w:pPr>
+        <w:pStyle w:val="Code"/>
+        <w:rPr>
+          <w:rFonts w:ascii="Courier New" w:hAnsi="Courier New"/>
+          <w:color w:val="auto"/>
+          <w:highlight w:val="none"/>
+          <w:shd w:fill="auto" w:val="clear"/>
+        </w:rPr>
+      </w:pPr>
+      <w:r>
+        <w:rPr>
+          <w:rFonts w:ascii="Courier New" w:hAnsi="Courier New"/>
+          <w:color w:val="000000"/>
+          <w:shd w:fill="auto" w:val="clear"/>
+        </w:rPr>
+        <w:t xml:space="preserve">  </w:t>
+      </w:r>
+      <w:r>
+        <w:rPr>
+          <w:rFonts w:ascii="Courier New" w:hAnsi="Courier New"/>
+          <w:b w:val="false"/>
+          <w:color w:val="000000"/>
+          <w:sz w:val="21"/>
+          <w:shd w:fill="auto" w:val="clear"/>
+        </w:rPr>
+        <w:t>(setq select_top_vertical_dimension (list 120 60))</w:t>
+      </w:r>
+    </w:p>
+    <w:p>
+      <w:pPr>
+        <w:pStyle w:val="Code"/>
+        <w:rPr>
+          <w:rFonts w:ascii="Courier New" w:hAnsi="Courier New"/>
+          <w:color w:val="auto"/>
+          <w:highlight w:val="none"/>
+          <w:shd w:fill="auto" w:val="clear"/>
+        </w:rPr>
+      </w:pPr>
+      <w:r>
+        <w:rPr>
+          <w:rFonts w:ascii="Courier New" w:hAnsi="Courier New"/>
+          <w:color w:val="000000"/>
+          <w:shd w:fill="auto" w:val="clear"/>
+        </w:rPr>
+        <w:t xml:space="preserve">  </w:t>
+      </w:r>
+      <w:r>
+        <w:rPr>
+          <w:rFonts w:ascii="Courier New" w:hAnsi="Courier New"/>
+          <w:b w:val="false"/>
+          <w:color w:val="000000"/>
+          <w:sz w:val="21"/>
+          <w:shd w:fill="auto" w:val="clear"/>
+        </w:rPr>
+        <w:t>(setq select_bottom_vertical_dimension (list 120 -60))</w:t>
+      </w:r>
+    </w:p>
+    <w:p>
+      <w:pPr>
+        <w:pStyle w:val="Code"/>
+        <w:rPr>
+          <w:rFonts w:ascii="Courier New" w:hAnsi="Courier New"/>
+          <w:color w:val="auto"/>
+          <w:highlight w:val="none"/>
+          <w:shd w:fill="auto" w:val="clear"/>
+        </w:rPr>
+      </w:pPr>
+      <w:r>
+        <w:rPr>
+          <w:rFonts w:ascii="Courier New" w:hAnsi="Courier New"/>
+          <w:color w:val="000000"/>
+          <w:shd w:fill="auto" w:val="clear"/>
+        </w:rPr>
+        <w:t xml:space="preserve">  </w:t>
+      </w:r>
+      <w:r>
+        <w:rPr>
+          <w:rFonts w:ascii="Courier New" w:hAnsi="Courier New"/>
+          <w:b w:val="false"/>
+          <w:color w:val="000000"/>
+          <w:sz w:val="21"/>
+          <w:shd w:fill="auto" w:val="clear"/>
+        </w:rPr>
+        <w:t>(setq vertical_dimension_point (list 270 60))</w:t>
+      </w:r>
+    </w:p>
+    <w:p>
+      <w:pPr>
+        <w:pStyle w:val="Code"/>
+        <w:rPr>
+          <w:rFonts w:ascii="Courier New" w:hAnsi="Courier New"/>
+          <w:color w:val="auto"/>
+          <w:highlight w:val="none"/>
+          <w:shd w:fill="auto" w:val="clear"/>
+        </w:rPr>
+      </w:pPr>
+      <w:r>
+        <w:rPr>
+          <w:rFonts w:ascii="Courier New" w:hAnsi="Courier New"/>
+          <w:color w:val="000000"/>
+          <w:shd w:fill="auto" w:val="clear"/>
+        </w:rPr>
+      </w:r>
+    </w:p>
+    <w:p>
+      <w:pPr>
+        <w:pStyle w:val="Code"/>
+        <w:rPr>
+          <w:rFonts w:ascii="Courier New" w:hAnsi="Courier New"/>
+          <w:color w:val="auto"/>
+          <w:highlight w:val="none"/>
+          <w:shd w:fill="auto" w:val="clear"/>
+        </w:rPr>
+      </w:pPr>
+      <w:r>
+        <w:rPr>
+          <w:rFonts w:ascii="Courier New" w:hAnsi="Courier New"/>
+          <w:color w:val="000000"/>
+          <w:shd w:fill="auto" w:val="clear"/>
+        </w:rPr>
+        <w:t xml:space="preserve">  </w:t>
+      </w:r>
+      <w:r>
+        <w:rPr>
+          <w:rFonts w:ascii="Courier New" w:hAnsi="Courier New"/>
+          <w:b w:val="false"/>
+          <w:color w:val="000000"/>
+          <w:sz w:val="21"/>
+          <w:shd w:fill="auto" w:val="clear"/>
+        </w:rPr>
+        <w:t>(command "grid" "OFF")</w:t>
+      </w:r>
+    </w:p>
+    <w:p>
+      <w:pPr>
+        <w:pStyle w:val="Code"/>
+        <w:rPr>
+          <w:rFonts w:ascii="Courier New" w:hAnsi="Courier New"/>
+          <w:color w:val="auto"/>
+          <w:highlight w:val="none"/>
+          <w:shd w:fill="auto" w:val="clear"/>
+        </w:rPr>
+      </w:pPr>
+      <w:r>
+        <w:rPr>
+          <w:rFonts w:ascii="Courier New" w:hAnsi="Courier New"/>
+          <w:color w:val="000000"/>
+          <w:shd w:fill="auto" w:val="clear"/>
+        </w:rPr>
+        <w:t xml:space="preserve">  </w:t>
+      </w:r>
+      <w:r>
+        <w:rPr>
+          <w:rFonts w:ascii="Courier New" w:hAnsi="Courier New"/>
+          <w:b w:val="false"/>
+          <w:color w:val="000000"/>
+          <w:sz w:val="21"/>
+          <w:shd w:fill="auto" w:val="clear"/>
+        </w:rPr>
+        <w:t>(command "OSNAP" "OFF")</w:t>
+      </w:r>
+    </w:p>
+    <w:p>
+      <w:pPr>
+        <w:pStyle w:val="Code"/>
+        <w:rPr>
+          <w:rFonts w:ascii="Courier New" w:hAnsi="Courier New"/>
+          <w:color w:val="auto"/>
+          <w:highlight w:val="none"/>
+          <w:shd w:fill="auto" w:val="clear"/>
+        </w:rPr>
+      </w:pPr>
+      <w:r>
+        <w:rPr>
+          <w:rFonts w:ascii="Courier New" w:hAnsi="Courier New"/>
+          <w:color w:val="000000"/>
+          <w:shd w:fill="auto" w:val="clear"/>
+        </w:rPr>
+        <w:t xml:space="preserve">  </w:t>
+      </w:r>
+      <w:r>
+        <w:rPr>
+          <w:rFonts w:ascii="Courier New" w:hAnsi="Courier New"/>
+          <w:b w:val="false"/>
+          <w:color w:val="000000"/>
+          <w:sz w:val="21"/>
+          <w:shd w:fill="auto" w:val="clear"/>
+        </w:rPr>
+        <w:t>(command "SNAP" "OFF")</w:t>
+      </w:r>
+    </w:p>
+    <w:p>
+      <w:pPr>
+        <w:pStyle w:val="Code"/>
+        <w:rPr>
+          <w:rFonts w:ascii="Courier New" w:hAnsi="Courier New"/>
+          <w:color w:val="auto"/>
+          <w:highlight w:val="none"/>
+          <w:shd w:fill="auto" w:val="clear"/>
+        </w:rPr>
+      </w:pPr>
+      <w:r>
+        <w:rPr>
+          <w:rFonts w:ascii="Courier New" w:hAnsi="Courier New"/>
+          <w:color w:val="000000"/>
+          <w:shd w:fill="auto" w:val="clear"/>
+        </w:rPr>
+        <w:t xml:space="preserve">  </w:t>
+      </w:r>
+      <w:r>
+        <w:rPr>
+          <w:rFonts w:ascii="Courier New" w:hAnsi="Courier New"/>
+          <w:b w:val="false"/>
+          <w:color w:val="000000"/>
+          <w:sz w:val="21"/>
+          <w:shd w:fill="auto" w:val="clear"/>
+        </w:rPr>
+        <w:t>(command "LWDISPLAY" 1)</w:t>
+      </w:r>
+    </w:p>
+    <w:p>
+      <w:pPr>
+        <w:pStyle w:val="Code"/>
+        <w:rPr>
+          <w:rFonts w:ascii="Courier New" w:hAnsi="Courier New"/>
+          <w:color w:val="auto"/>
+          <w:highlight w:val="none"/>
+          <w:shd w:fill="auto" w:val="clear"/>
+        </w:rPr>
+      </w:pPr>
+      <w:r>
+        <w:rPr>
+          <w:rFonts w:ascii="Courier New" w:hAnsi="Courier New"/>
+          <w:color w:val="000000"/>
+          <w:shd w:fill="auto" w:val="clear"/>
+        </w:rPr>
+        <w:t xml:space="preserve">  </w:t>
+      </w:r>
+      <w:r>
+        <w:rPr>
+          <w:rFonts w:ascii="Courier New" w:hAnsi="Courier New"/>
+          <w:b w:val="false"/>
+          <w:color w:val="000000"/>
+          <w:sz w:val="21"/>
+          <w:shd w:fill="auto" w:val="clear"/>
+        </w:rPr>
+        <w:t>(AxisLayer)</w:t>
+      </w:r>
+    </w:p>
+    <w:p>
+      <w:pPr>
+        <w:pStyle w:val="Code"/>
+        <w:rPr>
+          <w:rFonts w:ascii="Courier New" w:hAnsi="Courier New"/>
+          <w:color w:val="auto"/>
+          <w:highlight w:val="none"/>
+          <w:shd w:fill="auto" w:val="clear"/>
+        </w:rPr>
+      </w:pPr>
+      <w:r>
+        <w:rPr>
+          <w:rFonts w:ascii="Courier New" w:hAnsi="Courier New"/>
+          <w:color w:val="000000"/>
+          <w:shd w:fill="auto" w:val="clear"/>
+        </w:rPr>
+        <w:t xml:space="preserve">  </w:t>
+      </w:r>
+      <w:r>
+        <w:rPr>
+          <w:rFonts w:ascii="Courier New" w:hAnsi="Courier New"/>
+          <w:b w:val="false"/>
+          <w:color w:val="000000"/>
+          <w:sz w:val="21"/>
+          <w:shd w:fill="auto" w:val="clear"/>
+        </w:rPr>
+        <w:t>(command "LINE" top_left_vertical_axis_point bottom_left_vertical_axis_point "")</w:t>
+      </w:r>
+    </w:p>
+    <w:p>
+      <w:pPr>
+        <w:pStyle w:val="Code"/>
+        <w:rPr>
+          <w:rFonts w:ascii="Courier New" w:hAnsi="Courier New"/>
+          <w:color w:val="auto"/>
+          <w:highlight w:val="none"/>
+          <w:shd w:fill="auto" w:val="clear"/>
+        </w:rPr>
+      </w:pPr>
+      <w:r>
+        <w:rPr>
+          <w:rFonts w:ascii="Courier New" w:hAnsi="Courier New"/>
+          <w:color w:val="000000"/>
+          <w:shd w:fill="auto" w:val="clear"/>
+        </w:rPr>
+        <w:t xml:space="preserve">  </w:t>
+      </w:r>
+      <w:r>
+        <w:rPr>
+          <w:rFonts w:ascii="Courier New" w:hAnsi="Courier New"/>
+          <w:b w:val="false"/>
+          <w:color w:val="000000"/>
+          <w:sz w:val="21"/>
+          <w:shd w:fill="auto" w:val="clear"/>
+        </w:rPr>
+        <w:t>(command "LINE" top_right_vertical_axis_point bottom_right_vertical_axis_point "")</w:t>
+      </w:r>
+    </w:p>
+    <w:p>
+      <w:pPr>
+        <w:pStyle w:val="Code"/>
+        <w:rPr>
+          <w:rFonts w:ascii="Courier New" w:hAnsi="Courier New"/>
+          <w:color w:val="auto"/>
+          <w:highlight w:val="none"/>
+          <w:shd w:fill="auto" w:val="clear"/>
+        </w:rPr>
+      </w:pPr>
+      <w:r>
+        <w:rPr>
+          <w:rFonts w:ascii="Courier New" w:hAnsi="Courier New"/>
+          <w:color w:val="000000"/>
+          <w:shd w:fill="auto" w:val="clear"/>
+        </w:rPr>
+        <w:t xml:space="preserve">  </w:t>
+      </w:r>
+      <w:r>
+        <w:rPr>
+          <w:rFonts w:ascii="Courier New" w:hAnsi="Courier New"/>
+          <w:b w:val="false"/>
+          <w:color w:val="000000"/>
+          <w:sz w:val="21"/>
+          <w:shd w:fill="auto" w:val="clear"/>
+        </w:rPr>
+        <w:t>(command "LINE" left_horizontal_axis_point right_horizontal_axis_point "")</w:t>
+      </w:r>
+    </w:p>
+    <w:p>
+      <w:pPr>
+        <w:pStyle w:val="Code"/>
+        <w:rPr>
+          <w:rFonts w:ascii="Courier New" w:hAnsi="Courier New"/>
+          <w:color w:val="auto"/>
+          <w:highlight w:val="none"/>
+          <w:shd w:fill="auto" w:val="clear"/>
+        </w:rPr>
+      </w:pPr>
+      <w:r>
+        <w:rPr>
+          <w:rFonts w:ascii="Courier New" w:hAnsi="Courier New"/>
+          <w:color w:val="000000"/>
+          <w:shd w:fill="auto" w:val="clear"/>
+        </w:rPr>
+        <w:t xml:space="preserve">  </w:t>
+      </w:r>
+      <w:r>
+        <w:rPr>
+          <w:rFonts w:ascii="Courier New" w:hAnsi="Courier New"/>
+          <w:b w:val="false"/>
+          <w:color w:val="000000"/>
+          <w:sz w:val="21"/>
+          <w:shd w:fill="auto" w:val="clear"/>
+        </w:rPr>
+        <w:t>(MainLayer)</w:t>
+      </w:r>
+    </w:p>
+    <w:p>
+      <w:pPr>
+        <w:pStyle w:val="Code"/>
+        <w:rPr>
+          <w:rFonts w:ascii="Courier New" w:hAnsi="Courier New"/>
+          <w:color w:val="auto"/>
+          <w:highlight w:val="none"/>
+          <w:shd w:fill="auto" w:val="clear"/>
+        </w:rPr>
+      </w:pPr>
+      <w:r>
+        <w:rPr>
+          <w:rFonts w:ascii="Courier New" w:hAnsi="Courier New"/>
+          <w:color w:val="000000"/>
+          <w:shd w:fill="auto" w:val="clear"/>
+        </w:rPr>
+        <w:t xml:space="preserve">  </w:t>
+      </w:r>
+      <w:r>
+        <w:rPr>
+          <w:rFonts w:ascii="Courier New" w:hAnsi="Courier New"/>
+          <w:b w:val="false"/>
+          <w:color w:val="000000"/>
+          <w:sz w:val="21"/>
+          <w:shd w:fill="auto" w:val="clear"/>
+        </w:rPr>
+        <w:t>(command "ZOOM" "All")</w:t>
+      </w:r>
+    </w:p>
+    <w:p>
+      <w:pPr>
+        <w:pStyle w:val="Code"/>
+        <w:rPr>
+          <w:rFonts w:ascii="Courier New" w:hAnsi="Courier New"/>
+          <w:color w:val="auto"/>
+          <w:highlight w:val="none"/>
+          <w:shd w:fill="auto" w:val="clear"/>
+        </w:rPr>
+      </w:pPr>
+      <w:r>
+        <w:rPr>
+          <w:rFonts w:ascii="Courier New" w:hAnsi="Courier New"/>
+          <w:color w:val="000000"/>
+          <w:shd w:fill="auto" w:val="clear"/>
+        </w:rPr>
+        <w:t xml:space="preserve">  </w:t>
+      </w:r>
+      <w:r>
+        <w:rPr>
+          <w:rFonts w:ascii="Courier New" w:hAnsi="Courier New"/>
+          <w:b w:val="false"/>
+          <w:color w:val="000000"/>
+          <w:sz w:val="21"/>
+          <w:shd w:fill="auto" w:val="clear"/>
+        </w:rPr>
+        <w:t>(command "CIRCLE" (list 0 0) "D" 92)</w:t>
+      </w:r>
+    </w:p>
+    <w:p>
+      <w:pPr>
+        <w:pStyle w:val="Code"/>
+        <w:rPr>
+          <w:rFonts w:ascii="Courier New" w:hAnsi="Courier New"/>
+          <w:color w:val="auto"/>
+          <w:highlight w:val="none"/>
+          <w:shd w:fill="auto" w:val="clear"/>
+        </w:rPr>
+      </w:pPr>
+      <w:r>
+        <w:rPr>
+          <w:rFonts w:ascii="Courier New" w:hAnsi="Courier New"/>
+          <w:color w:val="000000"/>
+          <w:shd w:fill="auto" w:val="clear"/>
+        </w:rPr>
+        <w:t xml:space="preserve">  </w:t>
+      </w:r>
+      <w:r>
+        <w:rPr>
+          <w:rFonts w:ascii="Courier New" w:hAnsi="Courier New"/>
+          <w:b w:val="false"/>
+          <w:color w:val="000000"/>
+          <w:sz w:val="21"/>
+          <w:shd w:fill="auto" w:val="clear"/>
+        </w:rPr>
+        <w:t>(command "CIRCLE" (list 0 0) "D" 140)</w:t>
+      </w:r>
+    </w:p>
+    <w:p>
+      <w:pPr>
+        <w:pStyle w:val="Code"/>
+        <w:rPr>
+          <w:rFonts w:ascii="Courier New" w:hAnsi="Courier New"/>
+          <w:color w:val="auto"/>
+          <w:highlight w:val="none"/>
+          <w:shd w:fill="auto" w:val="clear"/>
+        </w:rPr>
+      </w:pPr>
+      <w:r>
+        <w:rPr>
+          <w:rFonts w:ascii="Courier New" w:hAnsi="Courier New"/>
+          <w:color w:val="000000"/>
+          <w:shd w:fill="auto" w:val="clear"/>
+        </w:rPr>
+        <w:t xml:space="preserve">  </w:t>
+      </w:r>
+      <w:r>
+        <w:rPr>
+          <w:rFonts w:ascii="Courier New" w:hAnsi="Courier New"/>
+          <w:b w:val="false"/>
+          <w:color w:val="000000"/>
+          <w:sz w:val="21"/>
+          <w:shd w:fill="auto" w:val="clear"/>
+        </w:rPr>
+        <w:t>(command "CIRCLE" (list 200 0) "D" 40)</w:t>
+      </w:r>
+    </w:p>
+    <w:p>
+      <w:pPr>
+        <w:pStyle w:val="Code"/>
+        <w:rPr>
+          <w:rFonts w:ascii="Courier New" w:hAnsi="Courier New"/>
+          <w:color w:val="auto"/>
+          <w:highlight w:val="none"/>
+          <w:shd w:fill="auto" w:val="clear"/>
+        </w:rPr>
+      </w:pPr>
+      <w:r>
+        <w:rPr>
+          <w:rFonts w:ascii="Courier New" w:hAnsi="Courier New"/>
+          <w:color w:val="000000"/>
+          <w:shd w:fill="auto" w:val="clear"/>
+        </w:rPr>
+        <w:t xml:space="preserve">  </w:t>
+      </w:r>
+      <w:r>
+        <w:rPr>
+          <w:rFonts w:ascii="Courier New" w:hAnsi="Courier New"/>
+          <w:b w:val="false"/>
+          <w:color w:val="000000"/>
+          <w:sz w:val="21"/>
+          <w:shd w:fill="auto" w:val="clear"/>
+        </w:rPr>
+        <w:t>(command "CIRCLE" (list 200 0) "D" 80)</w:t>
+      </w:r>
+    </w:p>
+    <w:p>
+      <w:pPr>
+        <w:pStyle w:val="Code"/>
+        <w:rPr>
+          <w:rFonts w:ascii="Courier New" w:hAnsi="Courier New"/>
+          <w:color w:val="auto"/>
+          <w:highlight w:val="none"/>
+          <w:shd w:fill="auto" w:val="clear"/>
+        </w:rPr>
+      </w:pPr>
+      <w:r>
+        <w:rPr>
+          <w:rFonts w:ascii="Courier New" w:hAnsi="Courier New"/>
+          <w:color w:val="000000"/>
+          <w:shd w:fill="auto" w:val="clear"/>
+        </w:rPr>
+        <w:t xml:space="preserve">  </w:t>
+      </w:r>
+      <w:r>
+        <w:rPr>
+          <w:rFonts w:ascii="Courier New" w:hAnsi="Courier New"/>
+          <w:b w:val="false"/>
+          <w:color w:val="000000"/>
+          <w:sz w:val="21"/>
+          <w:shd w:fill="auto" w:val="clear"/>
+        </w:rPr>
+        <w:t>(command "PLINE" (list 200 40) (list 120 40) (list 120 60) (list 36 60) "")</w:t>
+      </w:r>
+    </w:p>
+    <w:p>
+      <w:pPr>
+        <w:pStyle w:val="Code"/>
+        <w:rPr>
+          <w:rFonts w:ascii="Courier New" w:hAnsi="Courier New"/>
+          <w:color w:val="auto"/>
+          <w:highlight w:val="none"/>
+          <w:shd w:fill="auto" w:val="clear"/>
+        </w:rPr>
+      </w:pPr>
+      <w:r>
+        <w:rPr>
+          <w:rFonts w:ascii="Courier New" w:hAnsi="Courier New"/>
+          <w:color w:val="000000"/>
+          <w:shd w:fill="auto" w:val="clear"/>
+        </w:rPr>
+        <w:t xml:space="preserve">  </w:t>
+      </w:r>
+      <w:r>
+        <w:rPr>
+          <w:rFonts w:ascii="Courier New" w:hAnsi="Courier New"/>
+          <w:b w:val="false"/>
+          <w:color w:val="000000"/>
+          <w:sz w:val="21"/>
+          <w:shd w:fill="auto" w:val="clear"/>
+        </w:rPr>
+        <w:t>(command "MIRROR" (list 110 60) "" (list 200 0) (list 400 0) "N")</w:t>
+      </w:r>
+    </w:p>
+    <w:p>
+      <w:pPr>
+        <w:pStyle w:val="Code"/>
+        <w:rPr>
+          <w:rFonts w:ascii="Courier New" w:hAnsi="Courier New"/>
+          <w:color w:val="auto"/>
+          <w:highlight w:val="none"/>
+          <w:shd w:fill="auto" w:val="clear"/>
+        </w:rPr>
+      </w:pPr>
+      <w:r>
+        <w:rPr>
+          <w:rFonts w:ascii="Courier New" w:hAnsi="Courier New"/>
+          <w:color w:val="000000"/>
+          <w:shd w:fill="auto" w:val="clear"/>
+        </w:rPr>
+        <w:t xml:space="preserve">  </w:t>
+      </w:r>
+      <w:r>
+        <w:rPr>
+          <w:rFonts w:ascii="Courier New" w:hAnsi="Courier New"/>
+          <w:b w:val="false"/>
+          <w:color w:val="000000"/>
+          <w:sz w:val="21"/>
+          <w:shd w:fill="auto" w:val="clear"/>
+        </w:rPr>
+        <w:t>(command "trim" (list 70 60) (list 70 -60) "" (list 63.1369 29.7627) (list 161.2380 10.5113) "")</w:t>
+      </w:r>
+    </w:p>
+    <w:p>
+      <w:pPr>
+        <w:pStyle w:val="Code"/>
+        <w:rPr>
+          <w:rFonts w:ascii="Courier New" w:hAnsi="Courier New"/>
+          <w:color w:val="auto"/>
+          <w:highlight w:val="none"/>
+          <w:shd w:fill="auto" w:val="clear"/>
+        </w:rPr>
+      </w:pPr>
+      <w:r>
+        <w:rPr>
+          <w:rFonts w:ascii="Courier New" w:hAnsi="Courier New"/>
+          <w:color w:val="000000"/>
+          <w:shd w:fill="auto" w:val="clear"/>
+        </w:rPr>
+        <w:t xml:space="preserve">  </w:t>
+      </w:r>
+      <w:r>
+        <w:rPr>
+          <w:rFonts w:ascii="Courier New" w:hAnsi="Courier New"/>
+          <w:b w:val="false"/>
+          <w:color w:val="000000"/>
+          <w:sz w:val="21"/>
+          <w:shd w:fill="auto" w:val="clear"/>
+        </w:rPr>
+        <w:t>(SizeLayer)</w:t>
+      </w:r>
+    </w:p>
+    <w:p>
+      <w:pPr>
+        <w:pStyle w:val="Code"/>
+        <w:rPr>
+          <w:rFonts w:ascii="Courier New" w:hAnsi="Courier New"/>
+          <w:color w:val="auto"/>
+          <w:highlight w:val="none"/>
+          <w:shd w:fill="auto" w:val="clear"/>
+        </w:rPr>
+      </w:pPr>
+      <w:r>
+        <w:rPr>
+          <w:rFonts w:ascii="Courier New" w:hAnsi="Courier New"/>
+          <w:color w:val="000000"/>
+          <w:shd w:fill="auto" w:val="clear"/>
+        </w:rPr>
+        <w:t xml:space="preserve">  </w:t>
+      </w:r>
+      <w:r>
+        <w:rPr>
+          <w:rFonts w:ascii="Courier New" w:hAnsi="Courier New"/>
+          <w:b w:val="false"/>
+          <w:color w:val="000000"/>
+          <w:sz w:val="21"/>
+          <w:shd w:fill="auto" w:val="clear"/>
+        </w:rPr>
+        <w:t>(command "dimtxt" 7)</w:t>
+      </w:r>
+    </w:p>
+    <w:p>
+      <w:pPr>
+        <w:pStyle w:val="Code"/>
+        <w:rPr>
+          <w:rFonts w:ascii="Courier New" w:hAnsi="Courier New"/>
+          <w:color w:val="auto"/>
+          <w:highlight w:val="none"/>
+          <w:shd w:fill="auto" w:val="clear"/>
+        </w:rPr>
+      </w:pPr>
+      <w:r>
+        <w:rPr>
+          <w:rFonts w:ascii="Courier New" w:hAnsi="Courier New"/>
+          <w:color w:val="000000"/>
+          <w:shd w:fill="auto" w:val="clear"/>
+        </w:rPr>
+        <w:t xml:space="preserve">  </w:t>
+      </w:r>
+      <w:r>
+        <w:rPr>
+          <w:rFonts w:ascii="Courier New" w:hAnsi="Courier New"/>
+          <w:b w:val="false"/>
+          <w:color w:val="000000"/>
+          <w:sz w:val="21"/>
+          <w:shd w:fill="auto" w:val="clear"/>
+        </w:rPr>
+        <w:t>(command "dimasz" 7)</w:t>
+      </w:r>
+    </w:p>
+    <w:p>
+      <w:pPr>
+        <w:pStyle w:val="Code"/>
+        <w:rPr>
+          <w:rFonts w:ascii="Courier New" w:hAnsi="Courier New"/>
+          <w:color w:val="auto"/>
+          <w:highlight w:val="none"/>
+          <w:shd w:fill="auto" w:val="clear"/>
+        </w:rPr>
+      </w:pPr>
+      <w:r>
+        <w:rPr>
+          <w:rFonts w:ascii="Courier New" w:hAnsi="Courier New"/>
+          <w:color w:val="000000"/>
+          <w:shd w:fill="auto" w:val="clear"/>
+        </w:rPr>
+        <w:t xml:space="preserve">  </w:t>
+      </w:r>
+      <w:r>
+        <w:rPr>
+          <w:rFonts w:ascii="Courier New" w:hAnsi="Courier New"/>
+          <w:b w:val="false"/>
+          <w:color w:val="000000"/>
+          <w:sz w:val="21"/>
+          <w:shd w:fill="auto" w:val="clear"/>
+        </w:rPr>
+        <w:t>(command "dimdiameter" select_left_inner_circle left_inner_circle_dimension_point)</w:t>
+      </w:r>
+    </w:p>
+    <w:p>
+      <w:pPr>
+        <w:pStyle w:val="Code"/>
+        <w:rPr>
+          <w:rFonts w:ascii="Courier New" w:hAnsi="Courier New"/>
+          <w:color w:val="auto"/>
+          <w:highlight w:val="none"/>
+          <w:shd w:fill="auto" w:val="clear"/>
+        </w:rPr>
+      </w:pPr>
+      <w:r>
+        <w:rPr>
+          <w:rFonts w:ascii="Courier New" w:hAnsi="Courier New"/>
+          <w:color w:val="000000"/>
+          <w:shd w:fill="auto" w:val="clear"/>
+        </w:rPr>
+        <w:t xml:space="preserve">  </w:t>
+      </w:r>
+      <w:r>
+        <w:rPr>
+          <w:rFonts w:ascii="Courier New" w:hAnsi="Courier New"/>
+          <w:b w:val="false"/>
+          <w:color w:val="000000"/>
+          <w:sz w:val="21"/>
+          <w:shd w:fill="auto" w:val="clear"/>
+        </w:rPr>
+        <w:t>(command "dimdiameter" select_left_outer_circle left_outer_circle_dimension_point)</w:t>
+      </w:r>
+    </w:p>
+    <w:p>
+      <w:pPr>
+        <w:pStyle w:val="Code"/>
+        <w:rPr>
+          <w:rFonts w:ascii="Courier New" w:hAnsi="Courier New"/>
+          <w:color w:val="auto"/>
+          <w:highlight w:val="none"/>
+          <w:shd w:fill="auto" w:val="clear"/>
+        </w:rPr>
+      </w:pPr>
+      <w:r>
+        <w:rPr>
+          <w:rFonts w:ascii="Courier New" w:hAnsi="Courier New"/>
+          <w:color w:val="000000"/>
+          <w:shd w:fill="auto" w:val="clear"/>
+        </w:rPr>
+        <w:t xml:space="preserve">  </w:t>
+      </w:r>
+      <w:r>
+        <w:rPr>
+          <w:rFonts w:ascii="Courier New" w:hAnsi="Courier New"/>
+          <w:b w:val="false"/>
+          <w:color w:val="000000"/>
+          <w:sz w:val="21"/>
+          <w:shd w:fill="auto" w:val="clear"/>
+        </w:rPr>
+        <w:t>(command "dimdiameter" select_right_inner_circle right_inner_circle_dimension_point)</w:t>
+      </w:r>
+    </w:p>
+    <w:p>
+      <w:pPr>
+        <w:pStyle w:val="Code"/>
+        <w:rPr>
+          <w:rFonts w:ascii="Courier New" w:hAnsi="Courier New"/>
+          <w:color w:val="auto"/>
+          <w:highlight w:val="none"/>
+          <w:shd w:fill="auto" w:val="clear"/>
+        </w:rPr>
+      </w:pPr>
+      <w:r>
+        <w:rPr>
+          <w:rFonts w:ascii="Courier New" w:hAnsi="Courier New"/>
+          <w:color w:val="000000"/>
+          <w:shd w:fill="auto" w:val="clear"/>
+        </w:rPr>
+        <w:t xml:space="preserve">  </w:t>
+      </w:r>
+      <w:r>
+        <w:rPr>
+          <w:rFonts w:ascii="Courier New" w:hAnsi="Courier New"/>
+          <w:b w:val="false"/>
+          <w:color w:val="000000"/>
+          <w:sz w:val="21"/>
+          <w:shd w:fill="auto" w:val="clear"/>
+        </w:rPr>
+        <w:t>(command "dimradius" select_right_outer_circle right_outer_circle_dimension_point)</w:t>
+      </w:r>
+    </w:p>
+    <w:p>
+      <w:pPr>
+        <w:pStyle w:val="Code"/>
+        <w:rPr>
+          <w:rFonts w:ascii="Courier New" w:hAnsi="Courier New"/>
+          <w:color w:val="auto"/>
+          <w:highlight w:val="none"/>
+          <w:shd w:fill="auto" w:val="clear"/>
+        </w:rPr>
+      </w:pPr>
+      <w:r>
+        <w:rPr>
+          <w:rFonts w:ascii="Courier New" w:hAnsi="Courier New"/>
+          <w:color w:val="000000"/>
+          <w:shd w:fill="auto" w:val="clear"/>
+        </w:rPr>
+        <w:t xml:space="preserve">  </w:t>
+      </w:r>
+      <w:r>
+        <w:rPr>
+          <w:rFonts w:ascii="Courier New" w:hAnsi="Courier New"/>
+          <w:b w:val="false"/>
+          <w:color w:val="000000"/>
+          <w:sz w:val="21"/>
+          <w:shd w:fill="auto" w:val="clear"/>
+        </w:rPr>
+        <w:t>(command "dimhorizontal" select_left_eighty_dimension_point bottom_right_vertical_axis_point eighty_horizontal_dimension_point)</w:t>
+      </w:r>
+    </w:p>
+    <w:p>
+      <w:pPr>
+        <w:pStyle w:val="Code"/>
+        <w:rPr>
+          <w:rFonts w:ascii="Courier New" w:hAnsi="Courier New"/>
+          <w:color w:val="auto"/>
+          <w:highlight w:val="none"/>
+          <w:shd w:fill="auto" w:val="clear"/>
+        </w:rPr>
+      </w:pPr>
+      <w:r>
+        <w:rPr>
+          <w:rFonts w:ascii="Courier New" w:hAnsi="Courier New"/>
+          <w:color w:val="000000"/>
+          <w:shd w:fill="auto" w:val="clear"/>
+        </w:rPr>
+        <w:t xml:space="preserve">  </w:t>
+      </w:r>
+      <w:r>
+        <w:rPr>
+          <w:rFonts w:ascii="Courier New" w:hAnsi="Courier New"/>
+          <w:b w:val="false"/>
+          <w:color w:val="000000"/>
+          <w:sz w:val="21"/>
+          <w:shd w:fill="auto" w:val="clear"/>
+        </w:rPr>
+        <w:t>(command "dimhorizontal" eighty_horizontal_dimension_point bottom_left_vertical_axis_point two_hundred_horizontal_dimension_point)</w:t>
+      </w:r>
+    </w:p>
+    <w:p>
+      <w:pPr>
+        <w:pStyle w:val="Code"/>
+        <w:rPr>
+          <w:rFonts w:ascii="Courier New" w:hAnsi="Courier New"/>
+          <w:color w:val="auto"/>
+          <w:highlight w:val="none"/>
+          <w:shd w:fill="auto" w:val="clear"/>
+        </w:rPr>
+      </w:pPr>
+      <w:r>
+        <w:rPr>
+          <w:rFonts w:ascii="Courier New" w:hAnsi="Courier New"/>
+          <w:color w:val="000000"/>
+          <w:shd w:fill="auto" w:val="clear"/>
+        </w:rPr>
+        <w:t xml:space="preserve">  </w:t>
+      </w:r>
+      <w:r>
+        <w:rPr>
+          <w:rFonts w:ascii="Courier New" w:hAnsi="Courier New"/>
+          <w:b w:val="false"/>
+          <w:color w:val="000000"/>
+          <w:sz w:val="21"/>
+          <w:shd w:fill="auto" w:val="clear"/>
+        </w:rPr>
+        <w:t>(command "dimvertical" select_top_vertical_dimension select_bottom_vertical_dimension vertical_dimension_point)</w:t>
+      </w:r>
+    </w:p>
+    <w:p>
+      <w:pPr>
+        <w:pStyle w:val="Code"/>
+        <w:rPr>
+          <w:rFonts w:ascii="Courier New" w:hAnsi="Courier New"/>
+          <w:color w:val="auto"/>
+          <w:highlight w:val="none"/>
+          <w:shd w:fill="auto" w:val="clear"/>
+        </w:rPr>
+      </w:pPr>
+      <w:r>
+        <w:rPr>
+          <w:rFonts w:ascii="Courier New" w:hAnsi="Courier New"/>
+          <w:color w:val="000000"/>
+          <w:shd w:fill="auto" w:val="clear"/>
+        </w:rPr>
+        <w:t>)</w:t>
+      </w:r>
+    </w:p>
+    <w:p>
+      <w:pPr>
+        <w:pStyle w:val="Code"/>
+        <w:rPr>
+          <w:rFonts w:ascii="Courier New" w:hAnsi="Courier New"/>
+          <w:color w:val="auto"/>
+          <w:highlight w:val="none"/>
+          <w:shd w:fill="auto" w:val="clear"/>
+        </w:rPr>
+      </w:pPr>
+      <w:r>
+        <w:rPr>
+          <w:rFonts w:ascii="Courier New" w:hAnsi="Courier New"/>
+          <w:color w:val="000000"/>
+          <w:shd w:fill="auto" w:val="clear"/>
+        </w:rPr>
+      </w:r>
+    </w:p>
+    <w:p>
+      <w:pPr>
+        <w:pStyle w:val="H2"/>
+        <w:rPr/>
+      </w:pPr>
+      <w:r>
+        <w:rPr/>
+        <w:t xml:space="preserve">Результат </w:t>
+      </w:r>
+    </w:p>
+    <w:p>
+      <w:pPr>
         <w:pStyle w:val="P1"/>
         <w:rPr>
           <w:lang w:val="uk-UA"/>
@@ -637,6 +2416,64 @@
         <w:rPr>
           <w:lang w:val="uk-UA"/>
         </w:rPr>
+      </w:r>
+    </w:p>
+    <w:p>
+      <w:pPr>
+        <w:pStyle w:val="IMG1"/>
+        <w:rPr/>
+      </w:pPr>
+      <w:r>
+        <w:drawing>
+          <wp:anchor behindDoc="0" distT="0" distB="0" distL="0" distR="0" simplePos="0" locked="0" layoutInCell="0" allowOverlap="1" relativeHeight="3">
+            <wp:simplePos x="0" y="0"/>
+            <wp:positionH relativeFrom="column">
+              <wp:align>center</wp:align>
+            </wp:positionH>
+            <wp:positionV relativeFrom="paragraph">
+              <wp:posOffset>635</wp:posOffset>
+            </wp:positionV>
+            <wp:extent cx="5731510" cy="3018790"/>
+            <wp:effectExtent l="0" t="0" r="0" b="0"/>
+            <wp:wrapSquare wrapText="largest"/>
+            <wp:docPr id="2" name="Зображення1" descr=""/>
+            <wp:cNvGraphicFramePr>
+              <a:graphicFrameLocks xmlns:a="http://schemas.openxmlformats.org/drawingml/2006/main" noChangeAspect="1"/>
+            </wp:cNvGraphicFramePr>
+            <a:graphic xmlns:a="http://schemas.openxmlformats.org/drawingml/2006/main">
+              <a:graphicData uri="http://schemas.openxmlformats.org/drawingml/2006/picture">
+                <pic:pic xmlns:pic="http://schemas.openxmlformats.org/drawingml/2006/picture">
+                  <pic:nvPicPr>
+                    <pic:cNvPr id="2" name="Зображення1" descr=""/>
+                    <pic:cNvPicPr>
+                      <a:picLocks noChangeAspect="1" noChangeArrowheads="1"/>
+                    </pic:cNvPicPr>
+                  </pic:nvPicPr>
+                  <pic:blipFill>
+                    <a:blip r:embed="rId3"/>
+                    <a:stretch>
+                      <a:fillRect/>
+                    </a:stretch>
+                  </pic:blipFill>
+                  <pic:spPr bwMode="auto">
+                    <a:xfrm>
+                      <a:off x="0" y="0"/>
+                      <a:ext cx="5731510" cy="3018790"/>
+                    </a:xfrm>
+                    <a:prstGeom prst="rect">
+                      <a:avLst/>
+                    </a:prstGeom>
+                    <a:noFill/>
+                  </pic:spPr>
+                </pic:pic>
+              </a:graphicData>
+            </a:graphic>
+          </wp:anchor>
+        </w:drawing>
+      </w:r>
+      <w:r>
+        <w:rPr/>
+        <w:t>Рисунок 1.1 — Отриманий кресленик</w:t>
       </w:r>
     </w:p>
     <w:sectPr>
@@ -1302,6 +3139,7 @@
     <w:rsid w:val="00cd76ed"/>
     <w:pPr>
       <w:widowControl/>
+      <w:suppressAutoHyphens w:val="true"/>
       <w:bidi w:val="0"/>
       <w:spacing w:lineRule="auto" w:line="360" w:before="0" w:after="0"/>
       <w:ind w:firstLine="851"/>
@@ -1313,7 +3151,7 @@
       <w:kern w:val="0"/>
       <w:sz w:val="28"/>
       <w:szCs w:val="28"/>
-      <w:lang w:eastAsia="uk-UA" w:val="uk-UA" w:bidi="ar-SA"/>
+      <w:lang w:val="uk-UA" w:eastAsia="uk-UA" w:bidi="ar-SA"/>
     </w:rPr>
   </w:style>
   <w:style w:type="paragraph" w:styleId="Heading1">
@@ -1744,9 +3582,35 @@
       <w:rFonts w:cs="Arial Unicode MS"/>
     </w:rPr>
   </w:style>
+  <w:style w:type="paragraph" w:styleId="user">
+    <w:name w:val="Заголовок (user)"/>
+    <w:basedOn w:val="Normal"/>
+    <w:next w:val="BodyText"/>
+    <w:qFormat/>
+    <w:pPr>
+      <w:keepNext w:val="true"/>
+      <w:spacing w:before="240" w:after="120"/>
+    </w:pPr>
+    <w:rPr>
+      <w:rFonts w:ascii="Liberation Sans" w:hAnsi="Liberation Sans" w:eastAsia="Microsoft YaHei" w:cs="Arial Unicode MS"/>
+      <w:sz w:val="28"/>
+      <w:szCs w:val="28"/>
+    </w:rPr>
+  </w:style>
+  <w:style w:type="paragraph" w:styleId="user1">
+    <w:name w:val="Покажчик (user)"/>
+    <w:basedOn w:val="Normal"/>
+    <w:qFormat/>
+    <w:pPr>
+      <w:suppressLineNumbers/>
+    </w:pPr>
+    <w:rPr>
+      <w:rFonts w:cs="Arial Unicode MS"/>
+    </w:rPr>
+  </w:style>
   <w:style w:type="paragraph" w:styleId="IndexHeading">
     <w:name w:val="index heading"/>
-    <w:basedOn w:val="Style12"/>
+    <w:basedOn w:val="user"/>
     <w:pPr/>
     <w:rPr/>
   </w:style>
@@ -2010,8 +3874,8 @@
       <w:lang w:val="en-US"/>
     </w:rPr>
   </w:style>
-  <w:style w:type="numbering" w:styleId="Style14" w:default="1">
-    <w:name w:val="Без маркерів"/>
+  <w:style w:type="numbering" w:styleId="user2" w:default="1">
+    <w:name w:val="Без маркерів (user)"/>
     <w:uiPriority w:val="99"/>
     <w:semiHidden/>
     <w:unhideWhenUsed/>

--- a/32SP Systemy projektuvannja/2/KNT-122_Onyshchenko_Variant-19_PR2.docx
+++ b/32SP Systemy projektuvannja/2/KNT-122_Onyshchenko_Variant-19_PR2.docx
@@ -629,7 +629,13 @@
       </w:pPr>
       <w:r>
         <w:rPr/>
-        <w:t>Код програми</w:t>
+        <w:t xml:space="preserve">Код програми </w:t>
+      </w:r>
+      <w:r>
+        <w:rPr>
+          <w:lang w:val="en-US"/>
+        </w:rPr>
+        <w:t>SCR</w:t>
       </w:r>
     </w:p>
     <w:p>
@@ -641,8 +647,360 @@
       </w:pPr>
       <w:r>
         <w:rPr>
+          <w:lang w:val="en-US"/>
+        </w:rPr>
+      </w:r>
+    </w:p>
+    <w:p>
+      <w:pPr>
+        <w:pStyle w:val="Code"/>
+        <w:rPr/>
+      </w:pPr>
+      <w:r>
+        <w:rPr/>
+        <w:t>grid_OFF</w:t>
+      </w:r>
+    </w:p>
+    <w:p>
+      <w:pPr>
+        <w:pStyle w:val="Code"/>
+        <w:rPr/>
+      </w:pPr>
+      <w:r>
+        <w:rPr/>
+        <w:t>OSNAP_OFF</w:t>
+      </w:r>
+    </w:p>
+    <w:p>
+      <w:pPr>
+        <w:pStyle w:val="Code"/>
+        <w:rPr/>
+      </w:pPr>
+      <w:r>
+        <w:rPr/>
+        <w:t>SNAP_OFF</w:t>
+      </w:r>
+    </w:p>
+    <w:p>
+      <w:pPr>
+        <w:pStyle w:val="Code"/>
+        <w:rPr/>
+      </w:pPr>
+      <w:r>
+        <w:rPr/>
+        <w:t>LWDISPLAY_1</w:t>
+      </w:r>
+    </w:p>
+    <w:p>
+      <w:pPr>
+        <w:pStyle w:val="Code"/>
+        <w:rPr/>
+      </w:pPr>
+      <w:r>
+        <w:rPr/>
+        <w:t>LINETYPE_S_CENTER__LWEIGHT_0.3</w:t>
+      </w:r>
+    </w:p>
+    <w:p>
+      <w:pPr>
+        <w:pStyle w:val="Code"/>
+        <w:rPr/>
+      </w:pPr>
+      <w:r>
+        <w:rPr/>
+        <w:t>COLOR_40</w:t>
+      </w:r>
+    </w:p>
+    <w:p>
+      <w:pPr>
+        <w:pStyle w:val="Code"/>
+        <w:rPr/>
+      </w:pPr>
+      <w:r>
+        <w:rPr/>
+        <w:t>LINE_0,75_0,-75_</w:t>
+      </w:r>
+    </w:p>
+    <w:p>
+      <w:pPr>
+        <w:pStyle w:val="Code"/>
+        <w:rPr/>
+      </w:pPr>
+      <w:r>
+        <w:rPr/>
+        <w:t>LINE_200,45_200,-45_</w:t>
+      </w:r>
+    </w:p>
+    <w:p>
+      <w:pPr>
+        <w:pStyle w:val="Code"/>
+        <w:rPr/>
+      </w:pPr>
+      <w:r>
+        <w:rPr/>
+        <w:t>LINE_-75,0_245,0_</w:t>
+      </w:r>
+    </w:p>
+    <w:p>
+      <w:pPr>
+        <w:pStyle w:val="Code"/>
+        <w:rPr/>
+      </w:pPr>
+      <w:r>
+        <w:rPr/>
+        <w:t>LINETYPE_S_BYLAYER__LWEIGHT_0.5</w:t>
+      </w:r>
+    </w:p>
+    <w:p>
+      <w:pPr>
+        <w:pStyle w:val="Code"/>
+        <w:rPr/>
+      </w:pPr>
+      <w:r>
+        <w:rPr/>
+        <w:t>COLOR_white</w:t>
+      </w:r>
+    </w:p>
+    <w:p>
+      <w:pPr>
+        <w:pStyle w:val="Code"/>
+        <w:rPr/>
+      </w:pPr>
+      <w:r>
+        <w:rPr/>
+        <w:t>ZOOM_All</w:t>
+      </w:r>
+    </w:p>
+    <w:p>
+      <w:pPr>
+        <w:pStyle w:val="Code"/>
+        <w:rPr/>
+      </w:pPr>
+      <w:r>
+        <w:rPr/>
+        <w:t>CIRCLE_0,0_D_92</w:t>
+      </w:r>
+    </w:p>
+    <w:p>
+      <w:pPr>
+        <w:pStyle w:val="Code"/>
+        <w:rPr/>
+      </w:pPr>
+      <w:r>
+        <w:rPr/>
+        <w:t>CIRCLE_0,0_D_140</w:t>
+      </w:r>
+    </w:p>
+    <w:p>
+      <w:pPr>
+        <w:pStyle w:val="Code"/>
+        <w:rPr/>
+      </w:pPr>
+      <w:r>
+        <w:rPr/>
+        <w:t>CIRCLE_200,0_D_40</w:t>
+      </w:r>
+    </w:p>
+    <w:p>
+      <w:pPr>
+        <w:pStyle w:val="Code"/>
+        <w:rPr/>
+      </w:pPr>
+      <w:r>
+        <w:rPr/>
+        <w:t>CIRCLE_200,0_D_80</w:t>
+      </w:r>
+    </w:p>
+    <w:p>
+      <w:pPr>
+        <w:pStyle w:val="Code"/>
+        <w:rPr/>
+      </w:pPr>
+      <w:r>
+        <w:rPr/>
+        <w:t>PLINE_200,40_120,40_120,60_36,60_</w:t>
+      </w:r>
+    </w:p>
+    <w:p>
+      <w:pPr>
+        <w:pStyle w:val="Code"/>
+        <w:rPr/>
+      </w:pPr>
+      <w:r>
+        <w:rPr/>
+        <w:t>MIRROR_110,60__200,0_400,0_N</w:t>
+      </w:r>
+    </w:p>
+    <w:p>
+      <w:pPr>
+        <w:pStyle w:val="Code"/>
+        <w:rPr/>
+      </w:pPr>
+      <w:r>
+        <w:rPr/>
+        <w:t>trim_70,60_70,-60__63.1369,29.7627_161.2380,10.5113_</w:t>
+      </w:r>
+    </w:p>
+    <w:p>
+      <w:pPr>
+        <w:pStyle w:val="Code"/>
+        <w:rPr/>
+      </w:pPr>
+      <w:r>
+        <w:rPr/>
+        <w:t>LINETYPE_S_BYLAYER__LWEIGHT_0.3</w:t>
+      </w:r>
+    </w:p>
+    <w:p>
+      <w:pPr>
+        <w:pStyle w:val="Code"/>
+        <w:rPr/>
+      </w:pPr>
+      <w:r>
+        <w:rPr/>
+        <w:t>COLOR_140</w:t>
+      </w:r>
+    </w:p>
+    <w:p>
+      <w:pPr>
+        <w:pStyle w:val="Code"/>
+        <w:rPr/>
+      </w:pPr>
+      <w:r>
+        <w:rPr/>
+        <w:t>dimtxt_7</w:t>
+      </w:r>
+    </w:p>
+    <w:p>
+      <w:pPr>
+        <w:pStyle w:val="Code"/>
+        <w:rPr/>
+      </w:pPr>
+      <w:r>
+        <w:rPr/>
+        <w:t>dimasz_7</w:t>
+      </w:r>
+    </w:p>
+    <w:p>
+      <w:pPr>
+        <w:pStyle w:val="Code"/>
+        <w:rPr/>
+      </w:pPr>
+      <w:r>
+        <w:rPr/>
+        <w:t>dimdiameter_34.1107,30.3610_-70,-50</w:t>
+      </w:r>
+    </w:p>
+    <w:p>
+      <w:pPr>
+        <w:pStyle w:val="Code"/>
+        <w:rPr/>
+      </w:pPr>
+      <w:r>
+        <w:rPr/>
+        <w:t>dimdiameter_-48.3743,49.6739_-40,80</w:t>
+      </w:r>
+    </w:p>
+    <w:p>
+      <w:pPr>
+        <w:pStyle w:val="Code"/>
+        <w:rPr/>
+      </w:pPr>
+      <w:r>
+        <w:rPr/>
+        <w:t>dimdiameter_182.6092,9.5745_250,-40</w:t>
+      </w:r>
+    </w:p>
+    <w:p>
+      <w:pPr>
+        <w:pStyle w:val="Code"/>
+        <w:rPr/>
+      </w:pPr>
+      <w:r>
+        <w:rPr/>
+        <w:t>dimradius_239.0539,-10.1209_240,40</w:t>
+      </w:r>
+    </w:p>
+    <w:p>
+      <w:pPr>
+        <w:pStyle w:val="Code"/>
+        <w:rPr/>
+      </w:pPr>
+      <w:r>
+        <w:rPr/>
+        <w:t>dimhorizontal_120,-60_200,-45_200,-70</w:t>
+      </w:r>
+    </w:p>
+    <w:p>
+      <w:pPr>
+        <w:pStyle w:val="Code"/>
+        <w:rPr/>
+      </w:pPr>
+      <w:r>
+        <w:rPr/>
+        <w:t>dimhorizontal_200,-70_0,-75_200,-90</w:t>
+      </w:r>
+    </w:p>
+    <w:p>
+      <w:pPr>
+        <w:pStyle w:val="Code"/>
+        <w:rPr/>
+      </w:pPr>
+      <w:r>
+        <w:rPr/>
+        <w:t>dimvertical_120,60_120,-60_270,60</w:t>
+      </w:r>
+    </w:p>
+    <w:p>
+      <w:pPr>
+        <w:pStyle w:val="Code"/>
+        <w:rPr/>
+      </w:pPr>
+      <w:r>
+        <w:rPr/>
+        <w:t>_</w:t>
+      </w:r>
+    </w:p>
+    <w:p>
+      <w:pPr>
+        <w:pStyle w:val="P1"/>
+        <w:rPr>
           <w:lang w:val="uk-UA"/>
         </w:rPr>
+      </w:pPr>
+      <w:r>
+        <w:rPr>
+          <w:lang w:val="uk-UA"/>
+        </w:rPr>
+      </w:r>
+    </w:p>
+    <w:p>
+      <w:pPr>
+        <w:pStyle w:val="H2"/>
+        <w:rPr/>
+      </w:pPr>
+      <w:r>
+        <w:rPr/>
+        <w:t xml:space="preserve">Код програми </w:t>
+      </w:r>
+      <w:r>
+        <w:rPr>
+          <w:lang w:val="en-US"/>
+        </w:rPr>
+        <w:t>AutoLISP</w:t>
+      </w:r>
+    </w:p>
+    <w:p>
+      <w:pPr>
+        <w:pStyle w:val="P1"/>
+        <w:rPr>
+          <w:lang w:val="uk-UA"/>
+        </w:rPr>
+      </w:pPr>
+      <w:r>
+        <w:rPr>
+          <w:lang w:val="uk-UA"/>
+        </w:rPr>
       </w:r>
     </w:p>
     <w:p>
@@ -2397,7 +2755,7 @@
     </w:p>
     <w:p>
       <w:pPr>
-        <w:pStyle w:val="H2"/>
+        <w:pStyle w:val="H1"/>
         <w:rPr/>
       </w:pPr>
       <w:r>

--- a/32SP Systemy projektuvannja/2/KNT-122_Onyshchenko_Variant-19_PR2.docx
+++ b/32SP Systemy projektuvannja/2/KNT-122_Onyshchenko_Variant-19_PR2.docx
@@ -654,315 +654,439 @@
     <w:p>
       <w:pPr>
         <w:pStyle w:val="Code"/>
-        <w:rPr/>
-      </w:pPr>
-      <w:r>
-        <w:rPr/>
+        <w:rPr>
+          <w:rFonts w:ascii="Courier New" w:hAnsi="Courier New"/>
+        </w:rPr>
+      </w:pPr>
+      <w:r>
+        <w:rPr>
+          <w:rFonts w:ascii="Courier New" w:hAnsi="Courier New"/>
+        </w:rPr>
         <w:t>grid_OFF</w:t>
       </w:r>
     </w:p>
     <w:p>
       <w:pPr>
         <w:pStyle w:val="Code"/>
-        <w:rPr/>
-      </w:pPr>
-      <w:r>
-        <w:rPr/>
+        <w:rPr>
+          <w:rFonts w:ascii="Courier New" w:hAnsi="Courier New"/>
+        </w:rPr>
+      </w:pPr>
+      <w:r>
+        <w:rPr>
+          <w:rFonts w:ascii="Courier New" w:hAnsi="Courier New"/>
+        </w:rPr>
         <w:t>OSNAP_OFF</w:t>
       </w:r>
     </w:p>
     <w:p>
       <w:pPr>
         <w:pStyle w:val="Code"/>
-        <w:rPr/>
-      </w:pPr>
-      <w:r>
-        <w:rPr/>
+        <w:rPr>
+          <w:rFonts w:ascii="Courier New" w:hAnsi="Courier New"/>
+        </w:rPr>
+      </w:pPr>
+      <w:r>
+        <w:rPr>
+          <w:rFonts w:ascii="Courier New" w:hAnsi="Courier New"/>
+        </w:rPr>
         <w:t>SNAP_OFF</w:t>
       </w:r>
     </w:p>
     <w:p>
       <w:pPr>
         <w:pStyle w:val="Code"/>
-        <w:rPr/>
-      </w:pPr>
-      <w:r>
-        <w:rPr/>
+        <w:rPr>
+          <w:rFonts w:ascii="Courier New" w:hAnsi="Courier New"/>
+        </w:rPr>
+      </w:pPr>
+      <w:r>
+        <w:rPr>
+          <w:rFonts w:ascii="Courier New" w:hAnsi="Courier New"/>
+        </w:rPr>
         <w:t>LWDISPLAY_1</w:t>
       </w:r>
     </w:p>
     <w:p>
       <w:pPr>
         <w:pStyle w:val="Code"/>
-        <w:rPr/>
-      </w:pPr>
-      <w:r>
-        <w:rPr/>
+        <w:rPr>
+          <w:rFonts w:ascii="Courier New" w:hAnsi="Courier New"/>
+        </w:rPr>
+      </w:pPr>
+      <w:r>
+        <w:rPr>
+          <w:rFonts w:ascii="Courier New" w:hAnsi="Courier New"/>
+        </w:rPr>
         <w:t>LINETYPE_S_CENTER__LWEIGHT_0.3</w:t>
       </w:r>
     </w:p>
     <w:p>
       <w:pPr>
         <w:pStyle w:val="Code"/>
-        <w:rPr/>
-      </w:pPr>
-      <w:r>
-        <w:rPr/>
+        <w:rPr>
+          <w:rFonts w:ascii="Courier New" w:hAnsi="Courier New"/>
+        </w:rPr>
+      </w:pPr>
+      <w:r>
+        <w:rPr>
+          <w:rFonts w:ascii="Courier New" w:hAnsi="Courier New"/>
+        </w:rPr>
         <w:t>COLOR_40</w:t>
       </w:r>
     </w:p>
     <w:p>
       <w:pPr>
         <w:pStyle w:val="Code"/>
-        <w:rPr/>
-      </w:pPr>
-      <w:r>
-        <w:rPr/>
+        <w:rPr>
+          <w:rFonts w:ascii="Courier New" w:hAnsi="Courier New"/>
+        </w:rPr>
+      </w:pPr>
+      <w:r>
+        <w:rPr>
+          <w:rFonts w:ascii="Courier New" w:hAnsi="Courier New"/>
+        </w:rPr>
         <w:t>LINE_0,75_0,-75_</w:t>
       </w:r>
     </w:p>
     <w:p>
       <w:pPr>
         <w:pStyle w:val="Code"/>
-        <w:rPr/>
-      </w:pPr>
-      <w:r>
-        <w:rPr/>
+        <w:rPr>
+          <w:rFonts w:ascii="Courier New" w:hAnsi="Courier New"/>
+        </w:rPr>
+      </w:pPr>
+      <w:r>
+        <w:rPr>
+          <w:rFonts w:ascii="Courier New" w:hAnsi="Courier New"/>
+        </w:rPr>
         <w:t>LINE_200,45_200,-45_</w:t>
       </w:r>
     </w:p>
     <w:p>
       <w:pPr>
         <w:pStyle w:val="Code"/>
-        <w:rPr/>
-      </w:pPr>
-      <w:r>
-        <w:rPr/>
+        <w:rPr>
+          <w:rFonts w:ascii="Courier New" w:hAnsi="Courier New"/>
+        </w:rPr>
+      </w:pPr>
+      <w:r>
+        <w:rPr>
+          <w:rFonts w:ascii="Courier New" w:hAnsi="Courier New"/>
+        </w:rPr>
         <w:t>LINE_-75,0_245,0_</w:t>
       </w:r>
     </w:p>
     <w:p>
       <w:pPr>
         <w:pStyle w:val="Code"/>
-        <w:rPr/>
-      </w:pPr>
-      <w:r>
-        <w:rPr/>
+        <w:rPr>
+          <w:rFonts w:ascii="Courier New" w:hAnsi="Courier New"/>
+        </w:rPr>
+      </w:pPr>
+      <w:r>
+        <w:rPr>
+          <w:rFonts w:ascii="Courier New" w:hAnsi="Courier New"/>
+        </w:rPr>
         <w:t>LINETYPE_S_BYLAYER__LWEIGHT_0.5</w:t>
       </w:r>
     </w:p>
     <w:p>
       <w:pPr>
         <w:pStyle w:val="Code"/>
-        <w:rPr/>
-      </w:pPr>
-      <w:r>
-        <w:rPr/>
+        <w:rPr>
+          <w:rFonts w:ascii="Courier New" w:hAnsi="Courier New"/>
+        </w:rPr>
+      </w:pPr>
+      <w:r>
+        <w:rPr>
+          <w:rFonts w:ascii="Courier New" w:hAnsi="Courier New"/>
+        </w:rPr>
         <w:t>COLOR_white</w:t>
       </w:r>
     </w:p>
     <w:p>
       <w:pPr>
         <w:pStyle w:val="Code"/>
-        <w:rPr/>
-      </w:pPr>
-      <w:r>
-        <w:rPr/>
+        <w:rPr>
+          <w:rFonts w:ascii="Courier New" w:hAnsi="Courier New"/>
+        </w:rPr>
+      </w:pPr>
+      <w:r>
+        <w:rPr>
+          <w:rFonts w:ascii="Courier New" w:hAnsi="Courier New"/>
+        </w:rPr>
         <w:t>ZOOM_All</w:t>
       </w:r>
     </w:p>
     <w:p>
       <w:pPr>
         <w:pStyle w:val="Code"/>
-        <w:rPr/>
-      </w:pPr>
-      <w:r>
-        <w:rPr/>
+        <w:rPr>
+          <w:rFonts w:ascii="Courier New" w:hAnsi="Courier New"/>
+        </w:rPr>
+      </w:pPr>
+      <w:r>
+        <w:rPr>
+          <w:rFonts w:ascii="Courier New" w:hAnsi="Courier New"/>
+        </w:rPr>
         <w:t>CIRCLE_0,0_D_92</w:t>
       </w:r>
     </w:p>
     <w:p>
       <w:pPr>
         <w:pStyle w:val="Code"/>
-        <w:rPr/>
-      </w:pPr>
-      <w:r>
-        <w:rPr/>
+        <w:rPr>
+          <w:rFonts w:ascii="Courier New" w:hAnsi="Courier New"/>
+        </w:rPr>
+      </w:pPr>
+      <w:r>
+        <w:rPr>
+          <w:rFonts w:ascii="Courier New" w:hAnsi="Courier New"/>
+        </w:rPr>
         <w:t>CIRCLE_0,0_D_140</w:t>
       </w:r>
     </w:p>
     <w:p>
       <w:pPr>
         <w:pStyle w:val="Code"/>
-        <w:rPr/>
-      </w:pPr>
-      <w:r>
-        <w:rPr/>
+        <w:rPr>
+          <w:rFonts w:ascii="Courier New" w:hAnsi="Courier New"/>
+        </w:rPr>
+      </w:pPr>
+      <w:r>
+        <w:rPr>
+          <w:rFonts w:ascii="Courier New" w:hAnsi="Courier New"/>
+        </w:rPr>
         <w:t>CIRCLE_200,0_D_40</w:t>
       </w:r>
     </w:p>
     <w:p>
       <w:pPr>
         <w:pStyle w:val="Code"/>
-        <w:rPr/>
-      </w:pPr>
-      <w:r>
-        <w:rPr/>
+        <w:rPr>
+          <w:rFonts w:ascii="Courier New" w:hAnsi="Courier New"/>
+        </w:rPr>
+      </w:pPr>
+      <w:r>
+        <w:rPr>
+          <w:rFonts w:ascii="Courier New" w:hAnsi="Courier New"/>
+        </w:rPr>
         <w:t>CIRCLE_200,0_D_80</w:t>
       </w:r>
     </w:p>
     <w:p>
       <w:pPr>
         <w:pStyle w:val="Code"/>
-        <w:rPr/>
-      </w:pPr>
-      <w:r>
-        <w:rPr/>
-        <w:t>PLINE_200,40_120,40_120,60_36,60_</w:t>
-      </w:r>
-    </w:p>
-    <w:p>
-      <w:pPr>
-        <w:pStyle w:val="Code"/>
-        <w:rPr/>
-      </w:pPr>
-      <w:r>
-        <w:rPr/>
+        <w:rPr>
+          <w:rFonts w:ascii="Courier New" w:hAnsi="Courier New"/>
+        </w:rPr>
+      </w:pPr>
+      <w:r>
+        <w:rPr>
+          <w:rFonts w:ascii="Courier New" w:hAnsi="Courier New"/>
+        </w:rPr>
+        <w:t>PLINE_200,40_120,40_120,60_0,60_</w:t>
+      </w:r>
+    </w:p>
+    <w:p>
+      <w:pPr>
+        <w:pStyle w:val="Code"/>
+        <w:rPr>
+          <w:rFonts w:ascii="Courier New" w:hAnsi="Courier New"/>
+        </w:rPr>
+      </w:pPr>
+      <w:r>
+        <w:rPr>
+          <w:rFonts w:ascii="Courier New" w:hAnsi="Courier New"/>
+        </w:rPr>
         <w:t>MIRROR_110,60__200,0_400,0_N</w:t>
       </w:r>
     </w:p>
     <w:p>
       <w:pPr>
         <w:pStyle w:val="Code"/>
-        <w:rPr/>
-      </w:pPr>
-      <w:r>
-        <w:rPr/>
-        <w:t>trim_70,60_70,-60__63.1369,29.7627_161.2380,10.5113_</w:t>
-      </w:r>
-    </w:p>
-    <w:p>
-      <w:pPr>
-        <w:pStyle w:val="Code"/>
-        <w:rPr/>
-      </w:pPr>
-      <w:r>
-        <w:rPr/>
+        <w:rPr>
+          <w:rFonts w:ascii="Courier New" w:hAnsi="Courier New"/>
+        </w:rPr>
+      </w:pPr>
+      <w:r>
+        <w:rPr>
+          <w:rFonts w:ascii="Courier New" w:hAnsi="Courier New"/>
+        </w:rPr>
+        <w:t>TRIM_-48.3743,49.6739__20,60_20,-60_</w:t>
+      </w:r>
+    </w:p>
+    <w:p>
+      <w:pPr>
+        <w:pStyle w:val="Code"/>
+        <w:rPr>
+          <w:rFonts w:ascii="Courier New" w:hAnsi="Courier New"/>
+        </w:rPr>
+      </w:pPr>
+      <w:r>
+        <w:rPr>
+          <w:rFonts w:ascii="Courier New" w:hAnsi="Courier New"/>
+        </w:rPr>
+        <w:t>TRIM_70,60_70,-60__63.1369,29.7627_161.2380,10.5113_</w:t>
+      </w:r>
+    </w:p>
+    <w:p>
+      <w:pPr>
+        <w:pStyle w:val="Code"/>
+        <w:rPr>
+          <w:rFonts w:ascii="Courier New" w:hAnsi="Courier New"/>
+        </w:rPr>
+      </w:pPr>
+      <w:r>
+        <w:rPr>
+          <w:rFonts w:ascii="Courier New" w:hAnsi="Courier New"/>
+        </w:rPr>
         <w:t>LINETYPE_S_BYLAYER__LWEIGHT_0.3</w:t>
       </w:r>
     </w:p>
     <w:p>
       <w:pPr>
         <w:pStyle w:val="Code"/>
-        <w:rPr/>
-      </w:pPr>
-      <w:r>
-        <w:rPr/>
+        <w:rPr>
+          <w:rFonts w:ascii="Courier New" w:hAnsi="Courier New"/>
+        </w:rPr>
+      </w:pPr>
+      <w:r>
+        <w:rPr>
+          <w:rFonts w:ascii="Courier New" w:hAnsi="Courier New"/>
+        </w:rPr>
         <w:t>COLOR_140</w:t>
       </w:r>
     </w:p>
     <w:p>
       <w:pPr>
         <w:pStyle w:val="Code"/>
-        <w:rPr/>
-      </w:pPr>
-      <w:r>
-        <w:rPr/>
+        <w:rPr>
+          <w:rFonts w:ascii="Courier New" w:hAnsi="Courier New"/>
+        </w:rPr>
+      </w:pPr>
+      <w:r>
+        <w:rPr>
+          <w:rFonts w:ascii="Courier New" w:hAnsi="Courier New"/>
+        </w:rPr>
         <w:t>dimtxt_7</w:t>
       </w:r>
     </w:p>
     <w:p>
       <w:pPr>
         <w:pStyle w:val="Code"/>
-        <w:rPr/>
-      </w:pPr>
-      <w:r>
-        <w:rPr/>
+        <w:rPr>
+          <w:rFonts w:ascii="Courier New" w:hAnsi="Courier New"/>
+        </w:rPr>
+      </w:pPr>
+      <w:r>
+        <w:rPr>
+          <w:rFonts w:ascii="Courier New" w:hAnsi="Courier New"/>
+        </w:rPr>
         <w:t>dimasz_7</w:t>
       </w:r>
     </w:p>
     <w:p>
       <w:pPr>
         <w:pStyle w:val="Code"/>
-        <w:rPr/>
-      </w:pPr>
-      <w:r>
-        <w:rPr/>
+        <w:rPr>
+          <w:rFonts w:ascii="Courier New" w:hAnsi="Courier New"/>
+        </w:rPr>
+      </w:pPr>
+      <w:r>
+        <w:rPr>
+          <w:rFonts w:ascii="Courier New" w:hAnsi="Courier New"/>
+        </w:rPr>
         <w:t>dimdiameter_34.1107,30.3610_-70,-50</w:t>
       </w:r>
     </w:p>
     <w:p>
       <w:pPr>
         <w:pStyle w:val="Code"/>
-        <w:rPr/>
-      </w:pPr>
-      <w:r>
-        <w:rPr/>
+        <w:rPr>
+          <w:rFonts w:ascii="Courier New" w:hAnsi="Courier New"/>
+        </w:rPr>
+      </w:pPr>
+      <w:r>
+        <w:rPr>
+          <w:rFonts w:ascii="Courier New" w:hAnsi="Courier New"/>
+        </w:rPr>
         <w:t>dimdiameter_-48.3743,49.6739_-40,80</w:t>
       </w:r>
     </w:p>
     <w:p>
       <w:pPr>
         <w:pStyle w:val="Code"/>
-        <w:rPr/>
-      </w:pPr>
-      <w:r>
-        <w:rPr/>
+        <w:rPr>
+          <w:rFonts w:ascii="Courier New" w:hAnsi="Courier New"/>
+        </w:rPr>
+      </w:pPr>
+      <w:r>
+        <w:rPr>
+          <w:rFonts w:ascii="Courier New" w:hAnsi="Courier New"/>
+        </w:rPr>
         <w:t>dimdiameter_182.6092,9.5745_250,-40</w:t>
       </w:r>
     </w:p>
     <w:p>
       <w:pPr>
         <w:pStyle w:val="Code"/>
-        <w:rPr/>
-      </w:pPr>
-      <w:r>
-        <w:rPr/>
+        <w:rPr>
+          <w:rFonts w:ascii="Courier New" w:hAnsi="Courier New"/>
+        </w:rPr>
+      </w:pPr>
+      <w:r>
+        <w:rPr>
+          <w:rFonts w:ascii="Courier New" w:hAnsi="Courier New"/>
+        </w:rPr>
         <w:t>dimradius_239.0539,-10.1209_240,40</w:t>
       </w:r>
     </w:p>
     <w:p>
       <w:pPr>
         <w:pStyle w:val="Code"/>
-        <w:rPr/>
-      </w:pPr>
-      <w:r>
-        <w:rPr/>
+        <w:rPr>
+          <w:rFonts w:ascii="Courier New" w:hAnsi="Courier New"/>
+        </w:rPr>
+      </w:pPr>
+      <w:r>
+        <w:rPr>
+          <w:rFonts w:ascii="Courier New" w:hAnsi="Courier New"/>
+        </w:rPr>
         <w:t>dimhorizontal_120,-60_200,-45_200,-70</w:t>
       </w:r>
     </w:p>
     <w:p>
       <w:pPr>
         <w:pStyle w:val="Code"/>
-        <w:rPr/>
-      </w:pPr>
-      <w:r>
-        <w:rPr/>
+        <w:rPr>
+          <w:rFonts w:ascii="Courier New" w:hAnsi="Courier New"/>
+        </w:rPr>
+      </w:pPr>
+      <w:r>
+        <w:rPr>
+          <w:rFonts w:ascii="Courier New" w:hAnsi="Courier New"/>
+        </w:rPr>
         <w:t>dimhorizontal_200,-70_0,-75_200,-90</w:t>
       </w:r>
     </w:p>
     <w:p>
       <w:pPr>
         <w:pStyle w:val="Code"/>
-        <w:rPr/>
-      </w:pPr>
-      <w:r>
-        <w:rPr/>
+        <w:rPr>
+          <w:rFonts w:ascii="Courier New" w:hAnsi="Courier New"/>
+        </w:rPr>
+      </w:pPr>
+      <w:r>
+        <w:rPr>
+          <w:rFonts w:ascii="Courier New" w:hAnsi="Courier New"/>
+        </w:rPr>
         <w:t>dimvertical_120,60_120,-60_270,60</w:t>
       </w:r>
     </w:p>
     <w:p>
       <w:pPr>
-        <w:pStyle w:val="Code"/>
-        <w:rPr/>
-      </w:pPr>
-      <w:r>
-        <w:rPr/>
-        <w:t>_</w:t>
-      </w:r>
-    </w:p>
-    <w:p>
-      <w:pPr>
         <w:pStyle w:val="P1"/>
         <w:rPr>
           <w:lang w:val="uk-UA"/>
@@ -1001,6 +1125,1535 @@
         <w:rPr>
           <w:lang w:val="uk-UA"/>
         </w:rPr>
+      </w:r>
+    </w:p>
+    <w:p>
+      <w:pPr>
+        <w:pStyle w:val="Code"/>
+        <w:rPr>
+          <w:rFonts w:ascii="Courier New" w:hAnsi="Courier New"/>
+          <w:color w:val="auto"/>
+        </w:rPr>
+      </w:pPr>
+      <w:r>
+        <w:rPr>
+          <w:rFonts w:ascii="Courier New" w:hAnsi="Courier New"/>
+          <w:color w:val="auto"/>
+        </w:rPr>
+        <w:t>(defun MainLayer ()</w:t>
+      </w:r>
+    </w:p>
+    <w:p>
+      <w:pPr>
+        <w:pStyle w:val="Code"/>
+        <w:rPr>
+          <w:rFonts w:ascii="Courier New" w:hAnsi="Courier New"/>
+          <w:color w:val="auto"/>
+        </w:rPr>
+      </w:pPr>
+      <w:r>
+        <w:rPr>
+          <w:rFonts w:ascii="Courier New" w:hAnsi="Courier New"/>
+          <w:color w:val="auto"/>
+        </w:rPr>
+        <w:t>(defun MainLayer ()</w:t>
+      </w:r>
+    </w:p>
+    <w:p>
+      <w:pPr>
+        <w:pStyle w:val="Code"/>
+        <w:rPr>
+          <w:rFonts w:ascii="Courier New" w:hAnsi="Courier New"/>
+          <w:color w:val="auto"/>
+        </w:rPr>
+      </w:pPr>
+      <w:r>
+        <w:rPr>
+          <w:rFonts w:ascii="Courier New" w:hAnsi="Courier New"/>
+          <w:color w:val="auto"/>
+        </w:rPr>
+        <w:t xml:space="preserve">  </w:t>
+      </w:r>
+      <w:r>
+        <w:rPr>
+          <w:rFonts w:ascii="Courier New" w:hAnsi="Courier New"/>
+          <w:b w:val="false"/>
+          <w:color w:val="auto"/>
+          <w:sz w:val="21"/>
+        </w:rPr>
+        <w:t>(command "LINETYPE" "S" "BYLAYER" "" "LWEIGHT" 0.5 "" "COLOR" "white")</w:t>
+      </w:r>
+    </w:p>
+    <w:p>
+      <w:pPr>
+        <w:pStyle w:val="Code"/>
+        <w:rPr>
+          <w:rFonts w:ascii="Courier New" w:hAnsi="Courier New"/>
+          <w:color w:val="auto"/>
+        </w:rPr>
+      </w:pPr>
+      <w:r>
+        <w:rPr>
+          <w:rFonts w:ascii="Courier New" w:hAnsi="Courier New"/>
+          <w:color w:val="auto"/>
+        </w:rPr>
+        <w:t>)</w:t>
+      </w:r>
+    </w:p>
+    <w:p>
+      <w:pPr>
+        <w:pStyle w:val="Code"/>
+        <w:rPr>
+          <w:rFonts w:ascii="Courier New" w:hAnsi="Courier New"/>
+          <w:color w:val="auto"/>
+        </w:rPr>
+      </w:pPr>
+      <w:r>
+        <w:rPr>
+          <w:rFonts w:ascii="Courier New" w:hAnsi="Courier New"/>
+          <w:color w:val="auto"/>
+        </w:rPr>
+      </w:r>
+    </w:p>
+    <w:p>
+      <w:pPr>
+        <w:pStyle w:val="Code"/>
+        <w:rPr>
+          <w:rFonts w:ascii="Courier New" w:hAnsi="Courier New"/>
+          <w:color w:val="auto"/>
+        </w:rPr>
+      </w:pPr>
+      <w:r>
+        <w:rPr>
+          <w:rFonts w:ascii="Courier New" w:hAnsi="Courier New"/>
+          <w:color w:val="auto"/>
+        </w:rPr>
+        <w:t>(defun AxisLayer ()</w:t>
+      </w:r>
+    </w:p>
+    <w:p>
+      <w:pPr>
+        <w:pStyle w:val="Code"/>
+        <w:rPr>
+          <w:rFonts w:ascii="Courier New" w:hAnsi="Courier New"/>
+          <w:color w:val="auto"/>
+        </w:rPr>
+      </w:pPr>
+      <w:r>
+        <w:rPr>
+          <w:rFonts w:ascii="Courier New" w:hAnsi="Courier New"/>
+          <w:color w:val="auto"/>
+        </w:rPr>
+        <w:t xml:space="preserve">  </w:t>
+      </w:r>
+      <w:r>
+        <w:rPr>
+          <w:rFonts w:ascii="Courier New" w:hAnsi="Courier New"/>
+          <w:b w:val="false"/>
+          <w:color w:val="auto"/>
+          <w:sz w:val="21"/>
+        </w:rPr>
+        <w:t>(command "LINETYPE" "S" "CENTER" "" "LWEIGHT" 0.3 "" "COLOR" 40)</w:t>
+      </w:r>
+    </w:p>
+    <w:p>
+      <w:pPr>
+        <w:pStyle w:val="Code"/>
+        <w:rPr>
+          <w:rFonts w:ascii="Courier New" w:hAnsi="Courier New"/>
+          <w:color w:val="auto"/>
+        </w:rPr>
+      </w:pPr>
+      <w:r>
+        <w:rPr>
+          <w:rFonts w:ascii="Courier New" w:hAnsi="Courier New"/>
+          <w:color w:val="auto"/>
+        </w:rPr>
+        <w:t>)</w:t>
+      </w:r>
+    </w:p>
+    <w:p>
+      <w:pPr>
+        <w:pStyle w:val="Code"/>
+        <w:rPr>
+          <w:rFonts w:ascii="Courier New" w:hAnsi="Courier New"/>
+          <w:color w:val="auto"/>
+        </w:rPr>
+      </w:pPr>
+      <w:r>
+        <w:rPr>
+          <w:rFonts w:ascii="Courier New" w:hAnsi="Courier New"/>
+          <w:color w:val="auto"/>
+        </w:rPr>
+      </w:r>
+    </w:p>
+    <w:p>
+      <w:pPr>
+        <w:pStyle w:val="Code"/>
+        <w:rPr>
+          <w:rFonts w:ascii="Courier New" w:hAnsi="Courier New"/>
+          <w:color w:val="auto"/>
+        </w:rPr>
+      </w:pPr>
+      <w:r>
+        <w:rPr>
+          <w:rFonts w:ascii="Courier New" w:hAnsi="Courier New"/>
+          <w:color w:val="auto"/>
+        </w:rPr>
+        <w:t>(defun SizeLayer ()</w:t>
+      </w:r>
+    </w:p>
+    <w:p>
+      <w:pPr>
+        <w:pStyle w:val="Code"/>
+        <w:rPr>
+          <w:rFonts w:ascii="Courier New" w:hAnsi="Courier New"/>
+          <w:color w:val="auto"/>
+        </w:rPr>
+      </w:pPr>
+      <w:r>
+        <w:rPr>
+          <w:rFonts w:ascii="Courier New" w:hAnsi="Courier New"/>
+          <w:color w:val="auto"/>
+        </w:rPr>
+        <w:t xml:space="preserve">  </w:t>
+      </w:r>
+      <w:r>
+        <w:rPr>
+          <w:rFonts w:ascii="Courier New" w:hAnsi="Courier New"/>
+          <w:b w:val="false"/>
+          <w:color w:val="auto"/>
+          <w:sz w:val="21"/>
+        </w:rPr>
+        <w:t>(command "LINETYPE" "S" "BYLAYER" "" "LWEIGHT" 0.3 "" "COLOR" 140)</w:t>
+      </w:r>
+    </w:p>
+    <w:p>
+      <w:pPr>
+        <w:pStyle w:val="Code"/>
+        <w:rPr>
+          <w:rFonts w:ascii="Courier New" w:hAnsi="Courier New"/>
+          <w:color w:val="auto"/>
+        </w:rPr>
+      </w:pPr>
+      <w:r>
+        <w:rPr>
+          <w:rFonts w:ascii="Courier New" w:hAnsi="Courier New"/>
+          <w:color w:val="auto"/>
+        </w:rPr>
+        <w:t>)</w:t>
+      </w:r>
+    </w:p>
+    <w:p>
+      <w:pPr>
+        <w:pStyle w:val="Code"/>
+        <w:rPr>
+          <w:rFonts w:ascii="Courier New" w:hAnsi="Courier New"/>
+          <w:color w:val="auto"/>
+        </w:rPr>
+      </w:pPr>
+      <w:r>
+        <w:rPr>
+          <w:rFonts w:ascii="Courier New" w:hAnsi="Courier New"/>
+          <w:color w:val="auto"/>
+        </w:rPr>
+      </w:r>
+    </w:p>
+    <w:p>
+      <w:pPr>
+        <w:pStyle w:val="Code"/>
+        <w:rPr>
+          <w:rFonts w:ascii="Courier New" w:hAnsi="Courier New"/>
+          <w:color w:val="auto"/>
+        </w:rPr>
+      </w:pPr>
+      <w:r>
+        <w:rPr>
+          <w:rFonts w:ascii="Courier New" w:hAnsi="Courier New"/>
+          <w:color w:val="auto"/>
+        </w:rPr>
+        <w:t>(defun c:gasket ()</w:t>
+      </w:r>
+    </w:p>
+    <w:p>
+      <w:pPr>
+        <w:pStyle w:val="Code"/>
+        <w:rPr>
+          <w:rFonts w:ascii="Courier New" w:hAnsi="Courier New"/>
+          <w:color w:val="auto"/>
+        </w:rPr>
+      </w:pPr>
+      <w:r>
+        <w:rPr>
+          <w:rFonts w:ascii="Courier New" w:hAnsi="Courier New"/>
+          <w:color w:val="auto"/>
+        </w:rPr>
+        <w:t xml:space="preserve">  </w:t>
+      </w:r>
+      <w:r>
+        <w:rPr>
+          <w:rFonts w:ascii="Courier New" w:hAnsi="Courier New"/>
+          <w:b w:val="false"/>
+          <w:color w:val="auto"/>
+          <w:sz w:val="21"/>
+        </w:rPr>
+        <w:t>; axises</w:t>
+      </w:r>
+    </w:p>
+    <w:p>
+      <w:pPr>
+        <w:pStyle w:val="Code"/>
+        <w:rPr>
+          <w:rFonts w:ascii="Courier New" w:hAnsi="Courier New"/>
+          <w:color w:val="auto"/>
+        </w:rPr>
+      </w:pPr>
+      <w:r>
+        <w:rPr>
+          <w:rFonts w:ascii="Courier New" w:hAnsi="Courier New"/>
+          <w:color w:val="auto"/>
+        </w:rPr>
+        <w:t xml:space="preserve">  </w:t>
+      </w:r>
+      <w:r>
+        <w:rPr>
+          <w:rFonts w:ascii="Courier New" w:hAnsi="Courier New"/>
+          <w:b w:val="false"/>
+          <w:color w:val="auto"/>
+          <w:sz w:val="21"/>
+        </w:rPr>
+        <w:t>(setq top_left_vertical_axis_point (list 0 75))</w:t>
+      </w:r>
+    </w:p>
+    <w:p>
+      <w:pPr>
+        <w:pStyle w:val="Code"/>
+        <w:rPr>
+          <w:rFonts w:ascii="Courier New" w:hAnsi="Courier New"/>
+          <w:color w:val="auto"/>
+        </w:rPr>
+      </w:pPr>
+      <w:r>
+        <w:rPr>
+          <w:rFonts w:ascii="Courier New" w:hAnsi="Courier New"/>
+          <w:color w:val="auto"/>
+        </w:rPr>
+        <w:t xml:space="preserve">  </w:t>
+      </w:r>
+      <w:r>
+        <w:rPr>
+          <w:rFonts w:ascii="Courier New" w:hAnsi="Courier New"/>
+          <w:b w:val="false"/>
+          <w:color w:val="auto"/>
+          <w:sz w:val="21"/>
+        </w:rPr>
+        <w:t>(setq bottom_left_vertical_axis_point (list 0 -75))</w:t>
+      </w:r>
+    </w:p>
+    <w:p>
+      <w:pPr>
+        <w:pStyle w:val="Code"/>
+        <w:rPr>
+          <w:rFonts w:ascii="Courier New" w:hAnsi="Courier New"/>
+          <w:color w:val="auto"/>
+        </w:rPr>
+      </w:pPr>
+      <w:r>
+        <w:rPr>
+          <w:rFonts w:ascii="Courier New" w:hAnsi="Courier New"/>
+          <w:color w:val="auto"/>
+        </w:rPr>
+        <w:t xml:space="preserve">  </w:t>
+      </w:r>
+      <w:r>
+        <w:rPr>
+          <w:rFonts w:ascii="Courier New" w:hAnsi="Courier New"/>
+          <w:b w:val="false"/>
+          <w:color w:val="auto"/>
+          <w:sz w:val="21"/>
+        </w:rPr>
+        <w:t>(setq top_right_vertical_axis_point (list 200 45))</w:t>
+      </w:r>
+    </w:p>
+    <w:p>
+      <w:pPr>
+        <w:pStyle w:val="Code"/>
+        <w:rPr>
+          <w:rFonts w:ascii="Courier New" w:hAnsi="Courier New"/>
+          <w:color w:val="auto"/>
+        </w:rPr>
+      </w:pPr>
+      <w:r>
+        <w:rPr>
+          <w:rFonts w:ascii="Courier New" w:hAnsi="Courier New"/>
+          <w:color w:val="auto"/>
+        </w:rPr>
+        <w:t xml:space="preserve">  </w:t>
+      </w:r>
+      <w:r>
+        <w:rPr>
+          <w:rFonts w:ascii="Courier New" w:hAnsi="Courier New"/>
+          <w:b w:val="false"/>
+          <w:color w:val="auto"/>
+          <w:sz w:val="21"/>
+        </w:rPr>
+        <w:t>(setq bottom_right_vertical_axis_point (list 200 -45))</w:t>
+      </w:r>
+    </w:p>
+    <w:p>
+      <w:pPr>
+        <w:pStyle w:val="Code"/>
+        <w:rPr>
+          <w:rFonts w:ascii="Courier New" w:hAnsi="Courier New"/>
+          <w:color w:val="auto"/>
+        </w:rPr>
+      </w:pPr>
+      <w:r>
+        <w:rPr>
+          <w:rFonts w:ascii="Courier New" w:hAnsi="Courier New"/>
+          <w:color w:val="auto"/>
+        </w:rPr>
+        <w:t xml:space="preserve">  </w:t>
+      </w:r>
+      <w:r>
+        <w:rPr>
+          <w:rFonts w:ascii="Courier New" w:hAnsi="Courier New"/>
+          <w:b w:val="false"/>
+          <w:color w:val="auto"/>
+          <w:sz w:val="21"/>
+        </w:rPr>
+        <w:t>(setq left_horizontal_axis_point (list -75 0))</w:t>
+      </w:r>
+    </w:p>
+    <w:p>
+      <w:pPr>
+        <w:pStyle w:val="Code"/>
+        <w:rPr>
+          <w:rFonts w:ascii="Courier New" w:hAnsi="Courier New"/>
+          <w:color w:val="auto"/>
+        </w:rPr>
+      </w:pPr>
+      <w:r>
+        <w:rPr>
+          <w:rFonts w:ascii="Courier New" w:hAnsi="Courier New"/>
+          <w:color w:val="auto"/>
+        </w:rPr>
+        <w:t xml:space="preserve">  </w:t>
+      </w:r>
+      <w:r>
+        <w:rPr>
+          <w:rFonts w:ascii="Courier New" w:hAnsi="Courier New"/>
+          <w:b w:val="false"/>
+          <w:color w:val="auto"/>
+          <w:sz w:val="21"/>
+        </w:rPr>
+        <w:t>(setq right_horizontal_axis_point (list 245 0))</w:t>
+      </w:r>
+    </w:p>
+    <w:p>
+      <w:pPr>
+        <w:pStyle w:val="Code"/>
+        <w:rPr>
+          <w:rFonts w:ascii="Courier New" w:hAnsi="Courier New"/>
+          <w:color w:val="auto"/>
+        </w:rPr>
+      </w:pPr>
+      <w:r>
+        <w:rPr>
+          <w:rFonts w:ascii="Courier New" w:hAnsi="Courier New"/>
+          <w:color w:val="auto"/>
+        </w:rPr>
+        <w:t xml:space="preserve">  </w:t>
+      </w:r>
+      <w:r>
+        <w:rPr>
+          <w:rFonts w:ascii="Courier New" w:hAnsi="Courier New"/>
+          <w:b w:val="false"/>
+          <w:color w:val="auto"/>
+          <w:sz w:val="21"/>
+        </w:rPr>
+        <w:t>; dimensions</w:t>
+      </w:r>
+    </w:p>
+    <w:p>
+      <w:pPr>
+        <w:pStyle w:val="Code"/>
+        <w:rPr>
+          <w:rFonts w:ascii="Courier New" w:hAnsi="Courier New"/>
+          <w:color w:val="auto"/>
+        </w:rPr>
+      </w:pPr>
+      <w:r>
+        <w:rPr>
+          <w:rFonts w:ascii="Courier New" w:hAnsi="Courier New"/>
+          <w:color w:val="auto"/>
+        </w:rPr>
+        <w:t xml:space="preserve">  </w:t>
+      </w:r>
+      <w:r>
+        <w:rPr>
+          <w:rFonts w:ascii="Courier New" w:hAnsi="Courier New"/>
+          <w:b w:val="false"/>
+          <w:color w:val="auto"/>
+          <w:sz w:val="21"/>
+        </w:rPr>
+        <w:t>(setq select_left_inner_circle (list 34.1107 30.3610))</w:t>
+      </w:r>
+    </w:p>
+    <w:p>
+      <w:pPr>
+        <w:pStyle w:val="Code"/>
+        <w:rPr>
+          <w:rFonts w:ascii="Courier New" w:hAnsi="Courier New"/>
+          <w:color w:val="auto"/>
+        </w:rPr>
+      </w:pPr>
+      <w:r>
+        <w:rPr>
+          <w:rFonts w:ascii="Courier New" w:hAnsi="Courier New"/>
+          <w:color w:val="auto"/>
+        </w:rPr>
+        <w:t xml:space="preserve">  </w:t>
+      </w:r>
+      <w:r>
+        <w:rPr>
+          <w:rFonts w:ascii="Courier New" w:hAnsi="Courier New"/>
+          <w:b w:val="false"/>
+          <w:color w:val="auto"/>
+          <w:sz w:val="21"/>
+        </w:rPr>
+        <w:t>(setq select_left_outer_circle (list -48.3743 49.6739))</w:t>
+      </w:r>
+    </w:p>
+    <w:p>
+      <w:pPr>
+        <w:pStyle w:val="Code"/>
+        <w:rPr>
+          <w:rFonts w:ascii="Courier New" w:hAnsi="Courier New"/>
+          <w:color w:val="auto"/>
+        </w:rPr>
+      </w:pPr>
+      <w:r>
+        <w:rPr>
+          <w:rFonts w:ascii="Courier New" w:hAnsi="Courier New"/>
+          <w:color w:val="auto"/>
+        </w:rPr>
+        <w:t xml:space="preserve">  </w:t>
+      </w:r>
+      <w:r>
+        <w:rPr>
+          <w:rFonts w:ascii="Courier New" w:hAnsi="Courier New"/>
+          <w:b w:val="false"/>
+          <w:color w:val="auto"/>
+          <w:sz w:val="21"/>
+        </w:rPr>
+        <w:t>(setq left_inner_circle_dimension_point (list -70 -50))</w:t>
+      </w:r>
+    </w:p>
+    <w:p>
+      <w:pPr>
+        <w:pStyle w:val="Code"/>
+        <w:rPr>
+          <w:rFonts w:ascii="Courier New" w:hAnsi="Courier New"/>
+          <w:color w:val="auto"/>
+        </w:rPr>
+      </w:pPr>
+      <w:r>
+        <w:rPr>
+          <w:rFonts w:ascii="Courier New" w:hAnsi="Courier New"/>
+          <w:color w:val="auto"/>
+        </w:rPr>
+        <w:t xml:space="preserve">  </w:t>
+      </w:r>
+      <w:r>
+        <w:rPr>
+          <w:rFonts w:ascii="Courier New" w:hAnsi="Courier New"/>
+          <w:b w:val="false"/>
+          <w:color w:val="auto"/>
+          <w:sz w:val="21"/>
+        </w:rPr>
+        <w:t>(setq left_outer_circle_dimension_point (list -40 80))</w:t>
+      </w:r>
+    </w:p>
+    <w:p>
+      <w:pPr>
+        <w:pStyle w:val="Code"/>
+        <w:rPr>
+          <w:rFonts w:ascii="Courier New" w:hAnsi="Courier New"/>
+          <w:color w:val="auto"/>
+        </w:rPr>
+      </w:pPr>
+      <w:r>
+        <w:rPr>
+          <w:rFonts w:ascii="Courier New" w:hAnsi="Courier New"/>
+          <w:color w:val="auto"/>
+        </w:rPr>
+        <w:t xml:space="preserve">  </w:t>
+      </w:r>
+      <w:r>
+        <w:rPr>
+          <w:rFonts w:ascii="Courier New" w:hAnsi="Courier New"/>
+          <w:b w:val="false"/>
+          <w:color w:val="auto"/>
+          <w:sz w:val="21"/>
+        </w:rPr>
+        <w:t>(setq select_right_inner_circle (list 182.6092 9.5745))</w:t>
+      </w:r>
+    </w:p>
+    <w:p>
+      <w:pPr>
+        <w:pStyle w:val="Code"/>
+        <w:rPr>
+          <w:rFonts w:ascii="Courier New" w:hAnsi="Courier New"/>
+          <w:color w:val="auto"/>
+        </w:rPr>
+      </w:pPr>
+      <w:r>
+        <w:rPr>
+          <w:rFonts w:ascii="Courier New" w:hAnsi="Courier New"/>
+          <w:color w:val="auto"/>
+        </w:rPr>
+        <w:t xml:space="preserve">  </w:t>
+      </w:r>
+      <w:r>
+        <w:rPr>
+          <w:rFonts w:ascii="Courier New" w:hAnsi="Courier New"/>
+          <w:b w:val="false"/>
+          <w:color w:val="auto"/>
+          <w:sz w:val="21"/>
+        </w:rPr>
+        <w:t>(setq select_right_outer_circle (list 239.0539 -10.1209))</w:t>
+      </w:r>
+    </w:p>
+    <w:p>
+      <w:pPr>
+        <w:pStyle w:val="Code"/>
+        <w:rPr>
+          <w:rFonts w:ascii="Courier New" w:hAnsi="Courier New"/>
+          <w:color w:val="auto"/>
+        </w:rPr>
+      </w:pPr>
+      <w:r>
+        <w:rPr>
+          <w:rFonts w:ascii="Courier New" w:hAnsi="Courier New"/>
+          <w:color w:val="auto"/>
+        </w:rPr>
+        <w:t xml:space="preserve">  </w:t>
+      </w:r>
+      <w:r>
+        <w:rPr>
+          <w:rFonts w:ascii="Courier New" w:hAnsi="Courier New"/>
+          <w:b w:val="false"/>
+          <w:color w:val="auto"/>
+          <w:sz w:val="21"/>
+        </w:rPr>
+        <w:t>(setq right_inner_circle_dimension_point (list 250 -40))</w:t>
+      </w:r>
+    </w:p>
+    <w:p>
+      <w:pPr>
+        <w:pStyle w:val="Code"/>
+        <w:rPr>
+          <w:rFonts w:ascii="Courier New" w:hAnsi="Courier New"/>
+          <w:color w:val="auto"/>
+        </w:rPr>
+      </w:pPr>
+      <w:r>
+        <w:rPr>
+          <w:rFonts w:ascii="Courier New" w:hAnsi="Courier New"/>
+          <w:color w:val="auto"/>
+        </w:rPr>
+        <w:t xml:space="preserve">  </w:t>
+      </w:r>
+      <w:r>
+        <w:rPr>
+          <w:rFonts w:ascii="Courier New" w:hAnsi="Courier New"/>
+          <w:b w:val="false"/>
+          <w:color w:val="auto"/>
+          <w:sz w:val="21"/>
+        </w:rPr>
+        <w:t>(setq right_outer_circle_dimension_point (list 240 40))</w:t>
+      </w:r>
+    </w:p>
+    <w:p>
+      <w:pPr>
+        <w:pStyle w:val="Code"/>
+        <w:rPr>
+          <w:rFonts w:ascii="Courier New" w:hAnsi="Courier New"/>
+          <w:color w:val="auto"/>
+        </w:rPr>
+      </w:pPr>
+      <w:r>
+        <w:rPr>
+          <w:rFonts w:ascii="Courier New" w:hAnsi="Courier New"/>
+          <w:color w:val="auto"/>
+        </w:rPr>
+        <w:t xml:space="preserve">  </w:t>
+      </w:r>
+      <w:r>
+        <w:rPr>
+          <w:rFonts w:ascii="Courier New" w:hAnsi="Courier New"/>
+          <w:b w:val="false"/>
+          <w:color w:val="auto"/>
+          <w:sz w:val="21"/>
+        </w:rPr>
+        <w:t>(setq select_left_eighty_dimension_point (list 120 -60))</w:t>
+      </w:r>
+    </w:p>
+    <w:p>
+      <w:pPr>
+        <w:pStyle w:val="Code"/>
+        <w:rPr>
+          <w:rFonts w:ascii="Courier New" w:hAnsi="Courier New"/>
+          <w:color w:val="auto"/>
+        </w:rPr>
+      </w:pPr>
+      <w:r>
+        <w:rPr>
+          <w:rFonts w:ascii="Courier New" w:hAnsi="Courier New"/>
+          <w:color w:val="auto"/>
+        </w:rPr>
+        <w:t xml:space="preserve">  </w:t>
+      </w:r>
+      <w:r>
+        <w:rPr>
+          <w:rFonts w:ascii="Courier New" w:hAnsi="Courier New"/>
+          <w:b w:val="false"/>
+          <w:color w:val="auto"/>
+          <w:sz w:val="21"/>
+        </w:rPr>
+        <w:t>(setq eighty_horizontal_dimension_point (list 200 -70))</w:t>
+      </w:r>
+    </w:p>
+    <w:p>
+      <w:pPr>
+        <w:pStyle w:val="Code"/>
+        <w:rPr>
+          <w:rFonts w:ascii="Courier New" w:hAnsi="Courier New"/>
+          <w:color w:val="auto"/>
+        </w:rPr>
+      </w:pPr>
+      <w:r>
+        <w:rPr>
+          <w:rFonts w:ascii="Courier New" w:hAnsi="Courier New"/>
+          <w:color w:val="auto"/>
+        </w:rPr>
+        <w:t xml:space="preserve">  </w:t>
+      </w:r>
+      <w:r>
+        <w:rPr>
+          <w:rFonts w:ascii="Courier New" w:hAnsi="Courier New"/>
+          <w:b w:val="false"/>
+          <w:color w:val="auto"/>
+          <w:sz w:val="21"/>
+        </w:rPr>
+        <w:t>(setq two_hundred_horizontal_dimension_point (list 200 -90))</w:t>
+      </w:r>
+    </w:p>
+    <w:p>
+      <w:pPr>
+        <w:pStyle w:val="Code"/>
+        <w:rPr>
+          <w:rFonts w:ascii="Courier New" w:hAnsi="Courier New"/>
+          <w:color w:val="auto"/>
+        </w:rPr>
+      </w:pPr>
+      <w:r>
+        <w:rPr>
+          <w:rFonts w:ascii="Courier New" w:hAnsi="Courier New"/>
+          <w:color w:val="auto"/>
+        </w:rPr>
+        <w:t xml:space="preserve">  </w:t>
+      </w:r>
+      <w:r>
+        <w:rPr>
+          <w:rFonts w:ascii="Courier New" w:hAnsi="Courier New"/>
+          <w:b w:val="false"/>
+          <w:color w:val="auto"/>
+          <w:sz w:val="21"/>
+        </w:rPr>
+        <w:t>(setq select_top_vertical_dimension (list 120 60))</w:t>
+      </w:r>
+    </w:p>
+    <w:p>
+      <w:pPr>
+        <w:pStyle w:val="Code"/>
+        <w:rPr>
+          <w:rFonts w:ascii="Courier New" w:hAnsi="Courier New"/>
+          <w:color w:val="auto"/>
+        </w:rPr>
+      </w:pPr>
+      <w:r>
+        <w:rPr>
+          <w:rFonts w:ascii="Courier New" w:hAnsi="Courier New"/>
+          <w:color w:val="auto"/>
+        </w:rPr>
+        <w:t xml:space="preserve">  </w:t>
+      </w:r>
+      <w:r>
+        <w:rPr>
+          <w:rFonts w:ascii="Courier New" w:hAnsi="Courier New"/>
+          <w:b w:val="false"/>
+          <w:color w:val="auto"/>
+          <w:sz w:val="21"/>
+        </w:rPr>
+        <w:t>(setq select_bottom_vertical_dimension (list 120 -60))</w:t>
+      </w:r>
+    </w:p>
+    <w:p>
+      <w:pPr>
+        <w:pStyle w:val="Code"/>
+        <w:rPr>
+          <w:rFonts w:ascii="Courier New" w:hAnsi="Courier New"/>
+          <w:color w:val="auto"/>
+        </w:rPr>
+      </w:pPr>
+      <w:r>
+        <w:rPr>
+          <w:rFonts w:ascii="Courier New" w:hAnsi="Courier New"/>
+          <w:color w:val="auto"/>
+        </w:rPr>
+        <w:t xml:space="preserve">  </w:t>
+      </w:r>
+      <w:r>
+        <w:rPr>
+          <w:rFonts w:ascii="Courier New" w:hAnsi="Courier New"/>
+          <w:b w:val="false"/>
+          <w:color w:val="auto"/>
+          <w:sz w:val="21"/>
+        </w:rPr>
+        <w:t>(setq vertical_dimension_point (list 270 60))</w:t>
+      </w:r>
+    </w:p>
+    <w:p>
+      <w:pPr>
+        <w:pStyle w:val="Code"/>
+        <w:rPr>
+          <w:rFonts w:ascii="Courier New" w:hAnsi="Courier New"/>
+          <w:color w:val="auto"/>
+        </w:rPr>
+      </w:pPr>
+      <w:r>
+        <w:rPr>
+          <w:rFonts w:ascii="Courier New" w:hAnsi="Courier New"/>
+          <w:color w:val="auto"/>
+        </w:rPr>
+      </w:r>
+    </w:p>
+    <w:p>
+      <w:pPr>
+        <w:pStyle w:val="Code"/>
+        <w:rPr>
+          <w:rFonts w:ascii="Courier New" w:hAnsi="Courier New"/>
+          <w:color w:val="auto"/>
+        </w:rPr>
+      </w:pPr>
+      <w:r>
+        <w:rPr>
+          <w:rFonts w:ascii="Courier New" w:hAnsi="Courier New"/>
+          <w:color w:val="auto"/>
+        </w:rPr>
+        <w:t xml:space="preserve">  </w:t>
+      </w:r>
+      <w:r>
+        <w:rPr>
+          <w:rFonts w:ascii="Courier New" w:hAnsi="Courier New"/>
+          <w:b w:val="false"/>
+          <w:color w:val="auto"/>
+          <w:sz w:val="21"/>
+        </w:rPr>
+        <w:t>(command "grid" "OFF")</w:t>
+      </w:r>
+    </w:p>
+    <w:p>
+      <w:pPr>
+        <w:pStyle w:val="Code"/>
+        <w:rPr>
+          <w:rFonts w:ascii="Courier New" w:hAnsi="Courier New"/>
+          <w:color w:val="auto"/>
+        </w:rPr>
+      </w:pPr>
+      <w:r>
+        <w:rPr>
+          <w:rFonts w:ascii="Courier New" w:hAnsi="Courier New"/>
+          <w:color w:val="auto"/>
+        </w:rPr>
+        <w:t xml:space="preserve">  </w:t>
+      </w:r>
+      <w:r>
+        <w:rPr>
+          <w:rFonts w:ascii="Courier New" w:hAnsi="Courier New"/>
+          <w:b w:val="false"/>
+          <w:color w:val="auto"/>
+          <w:sz w:val="21"/>
+        </w:rPr>
+        <w:t>(command "OSNAP" "OFF")</w:t>
+      </w:r>
+    </w:p>
+    <w:p>
+      <w:pPr>
+        <w:pStyle w:val="Code"/>
+        <w:rPr>
+          <w:rFonts w:ascii="Courier New" w:hAnsi="Courier New"/>
+          <w:color w:val="auto"/>
+        </w:rPr>
+      </w:pPr>
+      <w:r>
+        <w:rPr>
+          <w:rFonts w:ascii="Courier New" w:hAnsi="Courier New"/>
+          <w:color w:val="auto"/>
+        </w:rPr>
+        <w:t xml:space="preserve">  </w:t>
+      </w:r>
+      <w:r>
+        <w:rPr>
+          <w:rFonts w:ascii="Courier New" w:hAnsi="Courier New"/>
+          <w:b w:val="false"/>
+          <w:color w:val="auto"/>
+          <w:sz w:val="21"/>
+        </w:rPr>
+        <w:t>(command "SNAP" "OFF")</w:t>
+      </w:r>
+    </w:p>
+    <w:p>
+      <w:pPr>
+        <w:pStyle w:val="Code"/>
+        <w:rPr>
+          <w:rFonts w:ascii="Courier New" w:hAnsi="Courier New"/>
+          <w:color w:val="auto"/>
+        </w:rPr>
+      </w:pPr>
+      <w:r>
+        <w:rPr>
+          <w:rFonts w:ascii="Courier New" w:hAnsi="Courier New"/>
+          <w:color w:val="auto"/>
+        </w:rPr>
+        <w:t xml:space="preserve">  </w:t>
+      </w:r>
+      <w:r>
+        <w:rPr>
+          <w:rFonts w:ascii="Courier New" w:hAnsi="Courier New"/>
+          <w:b w:val="false"/>
+          <w:color w:val="auto"/>
+          <w:sz w:val="21"/>
+        </w:rPr>
+        <w:t>(command "LWDISPLAY" 1)</w:t>
+      </w:r>
+    </w:p>
+    <w:p>
+      <w:pPr>
+        <w:pStyle w:val="Code"/>
+        <w:rPr>
+          <w:rFonts w:ascii="Courier New" w:hAnsi="Courier New"/>
+          <w:color w:val="auto"/>
+        </w:rPr>
+      </w:pPr>
+      <w:r>
+        <w:rPr>
+          <w:rFonts w:ascii="Courier New" w:hAnsi="Courier New"/>
+          <w:color w:val="auto"/>
+        </w:rPr>
+        <w:t xml:space="preserve">  </w:t>
+      </w:r>
+      <w:r>
+        <w:rPr>
+          <w:rFonts w:ascii="Courier New" w:hAnsi="Courier New"/>
+          <w:b w:val="false"/>
+          <w:color w:val="auto"/>
+          <w:sz w:val="21"/>
+        </w:rPr>
+        <w:t>(AxisLayer)</w:t>
+      </w:r>
+    </w:p>
+    <w:p>
+      <w:pPr>
+        <w:pStyle w:val="Code"/>
+        <w:rPr>
+          <w:rFonts w:ascii="Courier New" w:hAnsi="Courier New"/>
+          <w:color w:val="auto"/>
+        </w:rPr>
+      </w:pPr>
+      <w:r>
+        <w:rPr>
+          <w:rFonts w:ascii="Courier New" w:hAnsi="Courier New"/>
+          <w:color w:val="auto"/>
+        </w:rPr>
+        <w:t xml:space="preserve">  </w:t>
+      </w:r>
+      <w:r>
+        <w:rPr>
+          <w:rFonts w:ascii="Courier New" w:hAnsi="Courier New"/>
+          <w:b w:val="false"/>
+          <w:color w:val="auto"/>
+          <w:sz w:val="21"/>
+        </w:rPr>
+        <w:t>(command "LINE" top_left_vertical_axis_point bottom_left_vertical_axis_point "")</w:t>
+      </w:r>
+    </w:p>
+    <w:p>
+      <w:pPr>
+        <w:pStyle w:val="Code"/>
+        <w:rPr>
+          <w:rFonts w:ascii="Courier New" w:hAnsi="Courier New"/>
+          <w:color w:val="auto"/>
+        </w:rPr>
+      </w:pPr>
+      <w:r>
+        <w:rPr>
+          <w:rFonts w:ascii="Courier New" w:hAnsi="Courier New"/>
+          <w:color w:val="auto"/>
+        </w:rPr>
+        <w:t xml:space="preserve">  </w:t>
+      </w:r>
+      <w:r>
+        <w:rPr>
+          <w:rFonts w:ascii="Courier New" w:hAnsi="Courier New"/>
+          <w:b w:val="false"/>
+          <w:color w:val="auto"/>
+          <w:sz w:val="21"/>
+        </w:rPr>
+        <w:t>(command "LINE" top_right_vertical_axis_point bottom_right_vertical_axis_point "")</w:t>
+      </w:r>
+    </w:p>
+    <w:p>
+      <w:pPr>
+        <w:pStyle w:val="Code"/>
+        <w:rPr>
+          <w:rFonts w:ascii="Courier New" w:hAnsi="Courier New"/>
+          <w:color w:val="auto"/>
+        </w:rPr>
+      </w:pPr>
+      <w:r>
+        <w:rPr>
+          <w:rFonts w:ascii="Courier New" w:hAnsi="Courier New"/>
+          <w:color w:val="auto"/>
+        </w:rPr>
+        <w:t xml:space="preserve">  </w:t>
+      </w:r>
+      <w:r>
+        <w:rPr>
+          <w:rFonts w:ascii="Courier New" w:hAnsi="Courier New"/>
+          <w:b w:val="false"/>
+          <w:color w:val="auto"/>
+          <w:sz w:val="21"/>
+        </w:rPr>
+        <w:t>(command "LINE" left_horizontal_axis_point right_horizontal_axis_point "")</w:t>
+      </w:r>
+    </w:p>
+    <w:p>
+      <w:pPr>
+        <w:pStyle w:val="Code"/>
+        <w:rPr>
+          <w:rFonts w:ascii="Courier New" w:hAnsi="Courier New"/>
+          <w:color w:val="auto"/>
+        </w:rPr>
+      </w:pPr>
+      <w:r>
+        <w:rPr>
+          <w:rFonts w:ascii="Courier New" w:hAnsi="Courier New"/>
+          <w:color w:val="auto"/>
+        </w:rPr>
+        <w:t xml:space="preserve">  </w:t>
+      </w:r>
+      <w:r>
+        <w:rPr>
+          <w:rFonts w:ascii="Courier New" w:hAnsi="Courier New"/>
+          <w:b w:val="false"/>
+          <w:color w:val="auto"/>
+          <w:sz w:val="21"/>
+        </w:rPr>
+        <w:t>(MainLayer)</w:t>
+      </w:r>
+    </w:p>
+    <w:p>
+      <w:pPr>
+        <w:pStyle w:val="Code"/>
+        <w:rPr>
+          <w:rFonts w:ascii="Courier New" w:hAnsi="Courier New"/>
+          <w:color w:val="auto"/>
+        </w:rPr>
+      </w:pPr>
+      <w:r>
+        <w:rPr>
+          <w:rFonts w:ascii="Courier New" w:hAnsi="Courier New"/>
+          <w:color w:val="auto"/>
+        </w:rPr>
+        <w:t xml:space="preserve">  </w:t>
+      </w:r>
+      <w:r>
+        <w:rPr>
+          <w:rFonts w:ascii="Courier New" w:hAnsi="Courier New"/>
+          <w:b w:val="false"/>
+          <w:color w:val="auto"/>
+          <w:sz w:val="21"/>
+        </w:rPr>
+        <w:t>(command "ZOOM" "All")</w:t>
+      </w:r>
+    </w:p>
+    <w:p>
+      <w:pPr>
+        <w:pStyle w:val="Code"/>
+        <w:rPr>
+          <w:rFonts w:ascii="Courier New" w:hAnsi="Courier New"/>
+          <w:color w:val="auto"/>
+        </w:rPr>
+      </w:pPr>
+      <w:r>
+        <w:rPr>
+          <w:rFonts w:ascii="Courier New" w:hAnsi="Courier New"/>
+          <w:color w:val="auto"/>
+        </w:rPr>
+        <w:t xml:space="preserve">  </w:t>
+      </w:r>
+      <w:r>
+        <w:rPr>
+          <w:rFonts w:ascii="Courier New" w:hAnsi="Courier New"/>
+          <w:b w:val="false"/>
+          <w:color w:val="auto"/>
+          <w:sz w:val="21"/>
+        </w:rPr>
+        <w:t>(command "CIRCLE" (list 0 0) "D" 92)</w:t>
+      </w:r>
+    </w:p>
+    <w:p>
+      <w:pPr>
+        <w:pStyle w:val="Code"/>
+        <w:rPr>
+          <w:rFonts w:ascii="Courier New" w:hAnsi="Courier New"/>
+          <w:color w:val="auto"/>
+        </w:rPr>
+      </w:pPr>
+      <w:r>
+        <w:rPr>
+          <w:rFonts w:ascii="Courier New" w:hAnsi="Courier New"/>
+          <w:color w:val="auto"/>
+        </w:rPr>
+        <w:t xml:space="preserve">  </w:t>
+      </w:r>
+      <w:r>
+        <w:rPr>
+          <w:rFonts w:ascii="Courier New" w:hAnsi="Courier New"/>
+          <w:b w:val="false"/>
+          <w:color w:val="auto"/>
+          <w:sz w:val="21"/>
+        </w:rPr>
+        <w:t>(command "CIRCLE" (list 0 0) "D" 140)</w:t>
+      </w:r>
+    </w:p>
+    <w:p>
+      <w:pPr>
+        <w:pStyle w:val="Code"/>
+        <w:rPr>
+          <w:rFonts w:ascii="Courier New" w:hAnsi="Courier New"/>
+          <w:color w:val="auto"/>
+        </w:rPr>
+      </w:pPr>
+      <w:r>
+        <w:rPr>
+          <w:rFonts w:ascii="Courier New" w:hAnsi="Courier New"/>
+          <w:color w:val="auto"/>
+        </w:rPr>
+        <w:t xml:space="preserve">  </w:t>
+      </w:r>
+      <w:r>
+        <w:rPr>
+          <w:rFonts w:ascii="Courier New" w:hAnsi="Courier New"/>
+          <w:b w:val="false"/>
+          <w:color w:val="auto"/>
+          <w:sz w:val="21"/>
+        </w:rPr>
+        <w:t>(command "CIRCLE" (list 200 0) "D" 40)</w:t>
+      </w:r>
+    </w:p>
+    <w:p>
+      <w:pPr>
+        <w:pStyle w:val="Code"/>
+        <w:rPr>
+          <w:rFonts w:ascii="Courier New" w:hAnsi="Courier New"/>
+          <w:color w:val="auto"/>
+        </w:rPr>
+      </w:pPr>
+      <w:r>
+        <w:rPr>
+          <w:rFonts w:ascii="Courier New" w:hAnsi="Courier New"/>
+          <w:color w:val="auto"/>
+        </w:rPr>
+        <w:t xml:space="preserve">  </w:t>
+      </w:r>
+      <w:r>
+        <w:rPr>
+          <w:rFonts w:ascii="Courier New" w:hAnsi="Courier New"/>
+          <w:b w:val="false"/>
+          <w:color w:val="auto"/>
+          <w:sz w:val="21"/>
+        </w:rPr>
+        <w:t>(command "CIRCLE" (list 200 0) "D" 80)</w:t>
+      </w:r>
+    </w:p>
+    <w:p>
+      <w:pPr>
+        <w:pStyle w:val="Code"/>
+        <w:rPr>
+          <w:rFonts w:ascii="Courier New" w:hAnsi="Courier New"/>
+          <w:color w:val="auto"/>
+        </w:rPr>
+      </w:pPr>
+      <w:r>
+        <w:rPr>
+          <w:rFonts w:ascii="Courier New" w:hAnsi="Courier New"/>
+          <w:color w:val="auto"/>
+        </w:rPr>
+        <w:t xml:space="preserve">  </w:t>
+      </w:r>
+      <w:r>
+        <w:rPr>
+          <w:rFonts w:ascii="Courier New" w:hAnsi="Courier New"/>
+          <w:b w:val="false"/>
+          <w:color w:val="auto"/>
+          <w:sz w:val="21"/>
+        </w:rPr>
+        <w:t>(command "PLINE" (list 200 40) (list 120 40) (list 120 60) (list 0 60) "")</w:t>
+      </w:r>
+    </w:p>
+    <w:p>
+      <w:pPr>
+        <w:pStyle w:val="Code"/>
+        <w:rPr>
+          <w:rFonts w:ascii="Courier New" w:hAnsi="Courier New"/>
+          <w:color w:val="auto"/>
+        </w:rPr>
+      </w:pPr>
+      <w:r>
+        <w:rPr>
+          <w:rFonts w:ascii="Courier New" w:hAnsi="Courier New"/>
+          <w:color w:val="auto"/>
+        </w:rPr>
+        <w:t xml:space="preserve">  </w:t>
+      </w:r>
+      <w:r>
+        <w:rPr>
+          <w:rFonts w:ascii="Courier New" w:hAnsi="Courier New"/>
+          <w:b w:val="false"/>
+          <w:color w:val="auto"/>
+          <w:sz w:val="21"/>
+        </w:rPr>
+        <w:t>(command "MIRROR" (list 110 60) "" (list 200 0) (list 400 0) "N")</w:t>
+      </w:r>
+    </w:p>
+    <w:p>
+      <w:pPr>
+        <w:pStyle w:val="Code"/>
+        <w:rPr>
+          <w:rFonts w:ascii="Courier New" w:hAnsi="Courier New"/>
+          <w:color w:val="auto"/>
+        </w:rPr>
+      </w:pPr>
+      <w:r>
+        <w:rPr>
+          <w:rFonts w:ascii="Courier New" w:hAnsi="Courier New"/>
+          <w:color w:val="auto"/>
+        </w:rPr>
+        <w:t xml:space="preserve">  </w:t>
+      </w:r>
+      <w:r>
+        <w:rPr>
+          <w:rFonts w:ascii="Courier New" w:hAnsi="Courier New"/>
+          <w:b w:val="false"/>
+          <w:color w:val="auto"/>
+          <w:sz w:val="21"/>
+        </w:rPr>
+        <w:t>(command "trim" select_left_outer_circle "" (list 20 60) (list 20 -60) "")</w:t>
+      </w:r>
+    </w:p>
+    <w:p>
+      <w:pPr>
+        <w:pStyle w:val="Code"/>
+        <w:rPr>
+          <w:rFonts w:ascii="Courier New" w:hAnsi="Courier New"/>
+          <w:color w:val="auto"/>
+        </w:rPr>
+      </w:pPr>
+      <w:r>
+        <w:rPr>
+          <w:rFonts w:ascii="Courier New" w:hAnsi="Courier New"/>
+          <w:color w:val="auto"/>
+        </w:rPr>
+        <w:t xml:space="preserve">  </w:t>
+      </w:r>
+      <w:r>
+        <w:rPr>
+          <w:rFonts w:ascii="Courier New" w:hAnsi="Courier New"/>
+          <w:b w:val="false"/>
+          <w:color w:val="auto"/>
+          <w:sz w:val="21"/>
+        </w:rPr>
+        <w:t>(command "trim" (list 70 60) (list 70 -60) "" (list 63.1369 29.7627) (list 161.2380 10.5113) "")</w:t>
+      </w:r>
+    </w:p>
+    <w:p>
+      <w:pPr>
+        <w:pStyle w:val="Code"/>
+        <w:rPr>
+          <w:rFonts w:ascii="Courier New" w:hAnsi="Courier New"/>
+          <w:color w:val="auto"/>
+        </w:rPr>
+      </w:pPr>
+      <w:r>
+        <w:rPr>
+          <w:rFonts w:ascii="Courier New" w:hAnsi="Courier New"/>
+          <w:color w:val="auto"/>
+        </w:rPr>
+        <w:t xml:space="preserve">  </w:t>
+      </w:r>
+      <w:r>
+        <w:rPr>
+          <w:rFonts w:ascii="Courier New" w:hAnsi="Courier New"/>
+          <w:b w:val="false"/>
+          <w:color w:val="auto"/>
+          <w:sz w:val="21"/>
+        </w:rPr>
+        <w:t>(SizeLayer)</w:t>
+      </w:r>
+    </w:p>
+    <w:p>
+      <w:pPr>
+        <w:pStyle w:val="Code"/>
+        <w:rPr>
+          <w:rFonts w:ascii="Courier New" w:hAnsi="Courier New"/>
+          <w:color w:val="auto"/>
+        </w:rPr>
+      </w:pPr>
+      <w:r>
+        <w:rPr>
+          <w:rFonts w:ascii="Courier New" w:hAnsi="Courier New"/>
+          <w:color w:val="auto"/>
+        </w:rPr>
+        <w:t xml:space="preserve">  </w:t>
+      </w:r>
+      <w:r>
+        <w:rPr>
+          <w:rFonts w:ascii="Courier New" w:hAnsi="Courier New"/>
+          <w:b w:val="false"/>
+          <w:color w:val="auto"/>
+          <w:sz w:val="21"/>
+        </w:rPr>
+        <w:t>(command "dimtxt" 7)</w:t>
+      </w:r>
+    </w:p>
+    <w:p>
+      <w:pPr>
+        <w:pStyle w:val="Code"/>
+        <w:rPr>
+          <w:rFonts w:ascii="Courier New" w:hAnsi="Courier New"/>
+          <w:color w:val="auto"/>
+        </w:rPr>
+      </w:pPr>
+      <w:r>
+        <w:rPr>
+          <w:rFonts w:ascii="Courier New" w:hAnsi="Courier New"/>
+          <w:color w:val="auto"/>
+        </w:rPr>
+        <w:t xml:space="preserve">  </w:t>
+      </w:r>
+      <w:r>
+        <w:rPr>
+          <w:rFonts w:ascii="Courier New" w:hAnsi="Courier New"/>
+          <w:b w:val="false"/>
+          <w:color w:val="auto"/>
+          <w:sz w:val="21"/>
+        </w:rPr>
+        <w:t>(command "dimasz" 7)</w:t>
+      </w:r>
+    </w:p>
+    <w:p>
+      <w:pPr>
+        <w:pStyle w:val="Code"/>
+        <w:rPr>
+          <w:rFonts w:ascii="Courier New" w:hAnsi="Courier New"/>
+          <w:color w:val="auto"/>
+        </w:rPr>
+      </w:pPr>
+      <w:r>
+        <w:rPr>
+          <w:rFonts w:ascii="Courier New" w:hAnsi="Courier New"/>
+          <w:color w:val="auto"/>
+        </w:rPr>
+        <w:t xml:space="preserve">  </w:t>
+      </w:r>
+      <w:r>
+        <w:rPr>
+          <w:rFonts w:ascii="Courier New" w:hAnsi="Courier New"/>
+          <w:b w:val="false"/>
+          <w:color w:val="auto"/>
+          <w:sz w:val="21"/>
+        </w:rPr>
+        <w:t>(command "dimdiameter" select_left_inner_circle left_inner_circle_dimension_point)</w:t>
+      </w:r>
+    </w:p>
+    <w:p>
+      <w:pPr>
+        <w:pStyle w:val="Code"/>
+        <w:rPr>
+          <w:rFonts w:ascii="Courier New" w:hAnsi="Courier New"/>
+          <w:color w:val="auto"/>
+        </w:rPr>
+      </w:pPr>
+      <w:r>
+        <w:rPr>
+          <w:rFonts w:ascii="Courier New" w:hAnsi="Courier New"/>
+          <w:color w:val="auto"/>
+        </w:rPr>
+        <w:t xml:space="preserve">  </w:t>
+      </w:r>
+      <w:r>
+        <w:rPr>
+          <w:rFonts w:ascii="Courier New" w:hAnsi="Courier New"/>
+          <w:b w:val="false"/>
+          <w:color w:val="auto"/>
+          <w:sz w:val="21"/>
+        </w:rPr>
+        <w:t>(command "dimdiameter" select_left_outer_circle left_outer_circle_dimension_point)</w:t>
+      </w:r>
+    </w:p>
+    <w:p>
+      <w:pPr>
+        <w:pStyle w:val="Code"/>
+        <w:rPr>
+          <w:rFonts w:ascii="Courier New" w:hAnsi="Courier New"/>
+          <w:color w:val="auto"/>
+        </w:rPr>
+      </w:pPr>
+      <w:r>
+        <w:rPr>
+          <w:rFonts w:ascii="Courier New" w:hAnsi="Courier New"/>
+          <w:color w:val="auto"/>
+        </w:rPr>
+        <w:t xml:space="preserve">  </w:t>
+      </w:r>
+      <w:r>
+        <w:rPr>
+          <w:rFonts w:ascii="Courier New" w:hAnsi="Courier New"/>
+          <w:b w:val="false"/>
+          <w:color w:val="auto"/>
+          <w:sz w:val="21"/>
+        </w:rPr>
+        <w:t>(command "dimdiameter" select_right_inner_circle right_inner_circle_dimension_point)</w:t>
+      </w:r>
+    </w:p>
+    <w:p>
+      <w:pPr>
+        <w:pStyle w:val="Code"/>
+        <w:rPr>
+          <w:rFonts w:ascii="Courier New" w:hAnsi="Courier New"/>
+          <w:color w:val="auto"/>
+        </w:rPr>
+      </w:pPr>
+      <w:r>
+        <w:rPr>
+          <w:rFonts w:ascii="Courier New" w:hAnsi="Courier New"/>
+          <w:color w:val="auto"/>
+        </w:rPr>
+        <w:t xml:space="preserve">  </w:t>
+      </w:r>
+      <w:r>
+        <w:rPr>
+          <w:rFonts w:ascii="Courier New" w:hAnsi="Courier New"/>
+          <w:b w:val="false"/>
+          <w:color w:val="auto"/>
+          <w:sz w:val="21"/>
+        </w:rPr>
+        <w:t>(command "dimradius" select_right_outer_circle right_outer_circle_dimension_point)</w:t>
+      </w:r>
+    </w:p>
+    <w:p>
+      <w:pPr>
+        <w:pStyle w:val="Code"/>
+        <w:rPr>
+          <w:rFonts w:ascii="Courier New" w:hAnsi="Courier New"/>
+          <w:color w:val="auto"/>
+        </w:rPr>
+      </w:pPr>
+      <w:r>
+        <w:rPr>
+          <w:rFonts w:ascii="Courier New" w:hAnsi="Courier New"/>
+          <w:color w:val="auto"/>
+        </w:rPr>
+        <w:t xml:space="preserve">  </w:t>
+      </w:r>
+      <w:r>
+        <w:rPr>
+          <w:rFonts w:ascii="Courier New" w:hAnsi="Courier New"/>
+          <w:b w:val="false"/>
+          <w:color w:val="auto"/>
+          <w:sz w:val="21"/>
+        </w:rPr>
+        <w:t>(command "dimhorizontal" select_left_eighty_dimension_point bottom_right_vertical_axis_point eighty_horizontal_dimension_point)</w:t>
+      </w:r>
+    </w:p>
+    <w:p>
+      <w:pPr>
+        <w:pStyle w:val="Code"/>
+        <w:rPr>
+          <w:rFonts w:ascii="Courier New" w:hAnsi="Courier New"/>
+          <w:color w:val="auto"/>
+        </w:rPr>
+      </w:pPr>
+      <w:r>
+        <w:rPr>
+          <w:rFonts w:ascii="Courier New" w:hAnsi="Courier New"/>
+          <w:color w:val="auto"/>
+        </w:rPr>
+        <w:t xml:space="preserve">  </w:t>
+      </w:r>
+      <w:r>
+        <w:rPr>
+          <w:rFonts w:ascii="Courier New" w:hAnsi="Courier New"/>
+          <w:b w:val="false"/>
+          <w:color w:val="auto"/>
+          <w:sz w:val="21"/>
+        </w:rPr>
+        <w:t>(command "dimhorizontal" eighty_horizontal_dimension_point bottom_left_vertical_axis_point two_hundred_horizontal_dimension_point)</w:t>
+      </w:r>
+    </w:p>
+    <w:p>
+      <w:pPr>
+        <w:pStyle w:val="Code"/>
+        <w:rPr>
+          <w:rFonts w:ascii="Courier New" w:hAnsi="Courier New"/>
+          <w:color w:val="auto"/>
+        </w:rPr>
+      </w:pPr>
+      <w:r>
+        <w:rPr>
+          <w:rFonts w:ascii="Courier New" w:hAnsi="Courier New"/>
+          <w:color w:val="auto"/>
+        </w:rPr>
+        <w:t xml:space="preserve">  </w:t>
+      </w:r>
+      <w:r>
+        <w:rPr>
+          <w:rFonts w:ascii="Courier New" w:hAnsi="Courier New"/>
+          <w:b w:val="false"/>
+          <w:color w:val="auto"/>
+          <w:sz w:val="21"/>
+        </w:rPr>
+        <w:t>(command "dimvertical" select_top_vertical_dimension select_bottom_vertical_dimension vertical_dimension_point)</w:t>
+      </w:r>
+    </w:p>
+    <w:p>
+      <w:pPr>
+        <w:pStyle w:val="Code"/>
+        <w:rPr>
+          <w:rFonts w:ascii="Courier New" w:hAnsi="Courier New"/>
+          <w:color w:val="auto"/>
+        </w:rPr>
+      </w:pPr>
+      <w:r>
+        <w:rPr>
+          <w:rFonts w:ascii="Courier New" w:hAnsi="Courier New"/>
+          <w:color w:val="auto"/>
+        </w:rPr>
+        <w:t>)</w:t>
       </w:r>
     </w:p>
     <w:p>
@@ -1019,1738 +2672,6 @@
           <w:color w:val="000000"/>
           <w:shd w:fill="auto" w:val="clear"/>
         </w:rPr>
-        <w:t>(defun MainLayer ()</w:t>
-      </w:r>
-    </w:p>
-    <w:p>
-      <w:pPr>
-        <w:pStyle w:val="Code"/>
-        <w:rPr>
-          <w:rFonts w:ascii="Courier New" w:hAnsi="Courier New"/>
-          <w:color w:val="auto"/>
-          <w:highlight w:val="none"/>
-          <w:shd w:fill="auto" w:val="clear"/>
-        </w:rPr>
-      </w:pPr>
-      <w:r>
-        <w:rPr>
-          <w:rFonts w:ascii="Courier New" w:hAnsi="Courier New"/>
-          <w:color w:val="000000"/>
-          <w:shd w:fill="auto" w:val="clear"/>
-        </w:rPr>
-        <w:t xml:space="preserve">  </w:t>
-      </w:r>
-      <w:r>
-        <w:rPr>
-          <w:rFonts w:ascii="Courier New" w:hAnsi="Courier New"/>
-          <w:b w:val="false"/>
-          <w:color w:val="000000"/>
-          <w:sz w:val="21"/>
-          <w:shd w:fill="auto" w:val="clear"/>
-        </w:rPr>
-        <w:t>(command "LINETYPE" "S" "BYLAYER" "" "LWEIGHT" 0.5 "" "COLOR" "white")</w:t>
-      </w:r>
-    </w:p>
-    <w:p>
-      <w:pPr>
-        <w:pStyle w:val="Code"/>
-        <w:rPr>
-          <w:rFonts w:ascii="Courier New" w:hAnsi="Courier New"/>
-          <w:color w:val="auto"/>
-          <w:highlight w:val="none"/>
-          <w:shd w:fill="auto" w:val="clear"/>
-        </w:rPr>
-      </w:pPr>
-      <w:r>
-        <w:rPr>
-          <w:rFonts w:ascii="Courier New" w:hAnsi="Courier New"/>
-          <w:color w:val="000000"/>
-          <w:shd w:fill="auto" w:val="clear"/>
-        </w:rPr>
-        <w:t>)</w:t>
-      </w:r>
-    </w:p>
-    <w:p>
-      <w:pPr>
-        <w:pStyle w:val="Code"/>
-        <w:rPr>
-          <w:rFonts w:ascii="Courier New" w:hAnsi="Courier New"/>
-          <w:color w:val="auto"/>
-          <w:highlight w:val="none"/>
-          <w:shd w:fill="auto" w:val="clear"/>
-        </w:rPr>
-      </w:pPr>
-      <w:r>
-        <w:rPr>
-          <w:rFonts w:ascii="Courier New" w:hAnsi="Courier New"/>
-          <w:color w:val="000000"/>
-          <w:shd w:fill="auto" w:val="clear"/>
-        </w:rPr>
-      </w:r>
-    </w:p>
-    <w:p>
-      <w:pPr>
-        <w:pStyle w:val="Code"/>
-        <w:rPr>
-          <w:rFonts w:ascii="Courier New" w:hAnsi="Courier New"/>
-          <w:color w:val="auto"/>
-          <w:highlight w:val="none"/>
-          <w:shd w:fill="auto" w:val="clear"/>
-        </w:rPr>
-      </w:pPr>
-      <w:r>
-        <w:rPr>
-          <w:rFonts w:ascii="Courier New" w:hAnsi="Courier New"/>
-          <w:color w:val="000000"/>
-          <w:shd w:fill="auto" w:val="clear"/>
-        </w:rPr>
-        <w:t>(defun AxisLayer ()</w:t>
-      </w:r>
-    </w:p>
-    <w:p>
-      <w:pPr>
-        <w:pStyle w:val="Code"/>
-        <w:rPr>
-          <w:rFonts w:ascii="Courier New" w:hAnsi="Courier New"/>
-          <w:color w:val="auto"/>
-          <w:highlight w:val="none"/>
-          <w:shd w:fill="auto" w:val="clear"/>
-        </w:rPr>
-      </w:pPr>
-      <w:r>
-        <w:rPr>
-          <w:rFonts w:ascii="Courier New" w:hAnsi="Courier New"/>
-          <w:color w:val="000000"/>
-          <w:shd w:fill="auto" w:val="clear"/>
-        </w:rPr>
-        <w:t xml:space="preserve">  </w:t>
-      </w:r>
-      <w:r>
-        <w:rPr>
-          <w:rFonts w:ascii="Courier New" w:hAnsi="Courier New"/>
-          <w:b w:val="false"/>
-          <w:color w:val="000000"/>
-          <w:sz w:val="21"/>
-          <w:shd w:fill="auto" w:val="clear"/>
-        </w:rPr>
-        <w:t>(command "LINETYPE" "S" "CENTER" "" "LWEIGHT" 0.3 "" "COLOR" 40)</w:t>
-      </w:r>
-    </w:p>
-    <w:p>
-      <w:pPr>
-        <w:pStyle w:val="Code"/>
-        <w:rPr>
-          <w:rFonts w:ascii="Courier New" w:hAnsi="Courier New"/>
-          <w:color w:val="auto"/>
-          <w:highlight w:val="none"/>
-          <w:shd w:fill="auto" w:val="clear"/>
-        </w:rPr>
-      </w:pPr>
-      <w:r>
-        <w:rPr>
-          <w:rFonts w:ascii="Courier New" w:hAnsi="Courier New"/>
-          <w:color w:val="000000"/>
-          <w:shd w:fill="auto" w:val="clear"/>
-        </w:rPr>
-        <w:t>)</w:t>
-      </w:r>
-    </w:p>
-    <w:p>
-      <w:pPr>
-        <w:pStyle w:val="Code"/>
-        <w:rPr>
-          <w:rFonts w:ascii="Courier New" w:hAnsi="Courier New"/>
-          <w:color w:val="auto"/>
-          <w:highlight w:val="none"/>
-          <w:shd w:fill="auto" w:val="clear"/>
-        </w:rPr>
-      </w:pPr>
-      <w:r>
-        <w:rPr>
-          <w:rFonts w:ascii="Courier New" w:hAnsi="Courier New"/>
-          <w:color w:val="000000"/>
-          <w:shd w:fill="auto" w:val="clear"/>
-        </w:rPr>
-      </w:r>
-    </w:p>
-    <w:p>
-      <w:pPr>
-        <w:pStyle w:val="Code"/>
-        <w:rPr>
-          <w:rFonts w:ascii="Courier New" w:hAnsi="Courier New"/>
-          <w:color w:val="auto"/>
-          <w:highlight w:val="none"/>
-          <w:shd w:fill="auto" w:val="clear"/>
-        </w:rPr>
-      </w:pPr>
-      <w:r>
-        <w:rPr>
-          <w:rFonts w:ascii="Courier New" w:hAnsi="Courier New"/>
-          <w:color w:val="000000"/>
-          <w:shd w:fill="auto" w:val="clear"/>
-        </w:rPr>
-        <w:t>(defun SizeLayer ()</w:t>
-      </w:r>
-    </w:p>
-    <w:p>
-      <w:pPr>
-        <w:pStyle w:val="Code"/>
-        <w:rPr>
-          <w:rFonts w:ascii="Courier New" w:hAnsi="Courier New"/>
-          <w:color w:val="auto"/>
-          <w:highlight w:val="none"/>
-          <w:shd w:fill="auto" w:val="clear"/>
-        </w:rPr>
-      </w:pPr>
-      <w:r>
-        <w:rPr>
-          <w:rFonts w:ascii="Courier New" w:hAnsi="Courier New"/>
-          <w:color w:val="000000"/>
-          <w:shd w:fill="auto" w:val="clear"/>
-        </w:rPr>
-        <w:t xml:space="preserve">  </w:t>
-      </w:r>
-      <w:r>
-        <w:rPr>
-          <w:rFonts w:ascii="Courier New" w:hAnsi="Courier New"/>
-          <w:b w:val="false"/>
-          <w:color w:val="000000"/>
-          <w:sz w:val="21"/>
-          <w:shd w:fill="auto" w:val="clear"/>
-        </w:rPr>
-        <w:t>(command "LINETYPE" "S" "BYLAYER" "" "LWEIGHT" 0.3 "" "COLOR" 140)</w:t>
-      </w:r>
-    </w:p>
-    <w:p>
-      <w:pPr>
-        <w:pStyle w:val="Code"/>
-        <w:rPr>
-          <w:rFonts w:ascii="Courier New" w:hAnsi="Courier New"/>
-          <w:color w:val="auto"/>
-          <w:highlight w:val="none"/>
-          <w:shd w:fill="auto" w:val="clear"/>
-        </w:rPr>
-      </w:pPr>
-      <w:r>
-        <w:rPr>
-          <w:rFonts w:ascii="Courier New" w:hAnsi="Courier New"/>
-          <w:color w:val="000000"/>
-          <w:shd w:fill="auto" w:val="clear"/>
-        </w:rPr>
-        <w:t>)</w:t>
-      </w:r>
-    </w:p>
-    <w:p>
-      <w:pPr>
-        <w:pStyle w:val="Code"/>
-        <w:rPr>
-          <w:rFonts w:ascii="Courier New" w:hAnsi="Courier New"/>
-          <w:color w:val="auto"/>
-          <w:highlight w:val="none"/>
-          <w:shd w:fill="auto" w:val="clear"/>
-        </w:rPr>
-      </w:pPr>
-      <w:r>
-        <w:rPr>
-          <w:rFonts w:ascii="Courier New" w:hAnsi="Courier New"/>
-          <w:color w:val="000000"/>
-          <w:shd w:fill="auto" w:val="clear"/>
-        </w:rPr>
-      </w:r>
-    </w:p>
-    <w:p>
-      <w:pPr>
-        <w:pStyle w:val="Code"/>
-        <w:rPr>
-          <w:rFonts w:ascii="Courier New" w:hAnsi="Courier New"/>
-          <w:color w:val="auto"/>
-          <w:highlight w:val="none"/>
-          <w:shd w:fill="auto" w:val="clear"/>
-        </w:rPr>
-      </w:pPr>
-      <w:r>
-        <w:rPr>
-          <w:rFonts w:ascii="Courier New" w:hAnsi="Courier New"/>
-          <w:color w:val="000000"/>
-          <w:shd w:fill="auto" w:val="clear"/>
-        </w:rPr>
-        <w:t>(defun c:gasket ()</w:t>
-      </w:r>
-    </w:p>
-    <w:p>
-      <w:pPr>
-        <w:pStyle w:val="Code"/>
-        <w:rPr>
-          <w:rFonts w:ascii="Courier New" w:hAnsi="Courier New"/>
-          <w:color w:val="auto"/>
-          <w:highlight w:val="none"/>
-          <w:shd w:fill="auto" w:val="clear"/>
-        </w:rPr>
-      </w:pPr>
-      <w:r>
-        <w:rPr>
-          <w:rFonts w:ascii="Courier New" w:hAnsi="Courier New"/>
-          <w:color w:val="000000"/>
-          <w:shd w:fill="auto" w:val="clear"/>
-        </w:rPr>
-        <w:t xml:space="preserve">  </w:t>
-      </w:r>
-      <w:r>
-        <w:rPr>
-          <w:rFonts w:ascii="Courier New" w:hAnsi="Courier New"/>
-          <w:b w:val="false"/>
-          <w:color w:val="000000"/>
-          <w:sz w:val="21"/>
-          <w:shd w:fill="auto" w:val="clear"/>
-        </w:rPr>
-        <w:t>; axises</w:t>
-      </w:r>
-    </w:p>
-    <w:p>
-      <w:pPr>
-        <w:pStyle w:val="Code"/>
-        <w:rPr>
-          <w:rFonts w:ascii="Courier New" w:hAnsi="Courier New"/>
-          <w:color w:val="auto"/>
-          <w:highlight w:val="none"/>
-          <w:shd w:fill="auto" w:val="clear"/>
-        </w:rPr>
-      </w:pPr>
-      <w:r>
-        <w:rPr>
-          <w:rFonts w:ascii="Courier New" w:hAnsi="Courier New"/>
-          <w:color w:val="000000"/>
-          <w:shd w:fill="auto" w:val="clear"/>
-        </w:rPr>
-        <w:t xml:space="preserve">  </w:t>
-      </w:r>
-      <w:r>
-        <w:rPr>
-          <w:rFonts w:ascii="Courier New" w:hAnsi="Courier New"/>
-          <w:b w:val="false"/>
-          <w:color w:val="000000"/>
-          <w:sz w:val="21"/>
-          <w:shd w:fill="auto" w:val="clear"/>
-        </w:rPr>
-        <w:t>(setq top_left_vertical_axis_point (list 0 75))</w:t>
-      </w:r>
-    </w:p>
-    <w:p>
-      <w:pPr>
-        <w:pStyle w:val="Code"/>
-        <w:rPr>
-          <w:rFonts w:ascii="Courier New" w:hAnsi="Courier New"/>
-          <w:color w:val="auto"/>
-          <w:highlight w:val="none"/>
-          <w:shd w:fill="auto" w:val="clear"/>
-        </w:rPr>
-      </w:pPr>
-      <w:r>
-        <w:rPr>
-          <w:rFonts w:ascii="Courier New" w:hAnsi="Courier New"/>
-          <w:color w:val="000000"/>
-          <w:shd w:fill="auto" w:val="clear"/>
-        </w:rPr>
-        <w:t xml:space="preserve">  </w:t>
-      </w:r>
-      <w:r>
-        <w:rPr>
-          <w:rFonts w:ascii="Courier New" w:hAnsi="Courier New"/>
-          <w:b w:val="false"/>
-          <w:color w:val="000000"/>
-          <w:sz w:val="21"/>
-          <w:shd w:fill="auto" w:val="clear"/>
-        </w:rPr>
-        <w:t>(setq bottom_left_vertical_axis_point (list 0 -75))</w:t>
-      </w:r>
-    </w:p>
-    <w:p>
-      <w:pPr>
-        <w:pStyle w:val="Code"/>
-        <w:rPr>
-          <w:rFonts w:ascii="Courier New" w:hAnsi="Courier New"/>
-          <w:color w:val="auto"/>
-          <w:highlight w:val="none"/>
-          <w:shd w:fill="auto" w:val="clear"/>
-        </w:rPr>
-      </w:pPr>
-      <w:r>
-        <w:rPr>
-          <w:rFonts w:ascii="Courier New" w:hAnsi="Courier New"/>
-          <w:color w:val="000000"/>
-          <w:shd w:fill="auto" w:val="clear"/>
-        </w:rPr>
-        <w:t xml:space="preserve">  </w:t>
-      </w:r>
-      <w:r>
-        <w:rPr>
-          <w:rFonts w:ascii="Courier New" w:hAnsi="Courier New"/>
-          <w:b w:val="false"/>
-          <w:color w:val="000000"/>
-          <w:sz w:val="21"/>
-          <w:shd w:fill="auto" w:val="clear"/>
-        </w:rPr>
-        <w:t>(setq top_right_vertical_axis_point (list 200 45))</w:t>
-      </w:r>
-    </w:p>
-    <w:p>
-      <w:pPr>
-        <w:pStyle w:val="Code"/>
-        <w:rPr>
-          <w:rFonts w:ascii="Courier New" w:hAnsi="Courier New"/>
-          <w:color w:val="auto"/>
-          <w:highlight w:val="none"/>
-          <w:shd w:fill="auto" w:val="clear"/>
-        </w:rPr>
-      </w:pPr>
-      <w:r>
-        <w:rPr>
-          <w:rFonts w:ascii="Courier New" w:hAnsi="Courier New"/>
-          <w:color w:val="000000"/>
-          <w:shd w:fill="auto" w:val="clear"/>
-        </w:rPr>
-        <w:t xml:space="preserve">  </w:t>
-      </w:r>
-      <w:r>
-        <w:rPr>
-          <w:rFonts w:ascii="Courier New" w:hAnsi="Courier New"/>
-          <w:b w:val="false"/>
-          <w:color w:val="000000"/>
-          <w:sz w:val="21"/>
-          <w:shd w:fill="auto" w:val="clear"/>
-        </w:rPr>
-        <w:t>(setq bottom_right_vertical_axis_point (list 200 -45))</w:t>
-      </w:r>
-    </w:p>
-    <w:p>
-      <w:pPr>
-        <w:pStyle w:val="Code"/>
-        <w:rPr>
-          <w:rFonts w:ascii="Courier New" w:hAnsi="Courier New"/>
-          <w:color w:val="auto"/>
-          <w:highlight w:val="none"/>
-          <w:shd w:fill="auto" w:val="clear"/>
-        </w:rPr>
-      </w:pPr>
-      <w:r>
-        <w:rPr>
-          <w:rFonts w:ascii="Courier New" w:hAnsi="Courier New"/>
-          <w:color w:val="000000"/>
-          <w:shd w:fill="auto" w:val="clear"/>
-        </w:rPr>
-        <w:t xml:space="preserve">  </w:t>
-      </w:r>
-      <w:r>
-        <w:rPr>
-          <w:rFonts w:ascii="Courier New" w:hAnsi="Courier New"/>
-          <w:b w:val="false"/>
-          <w:color w:val="000000"/>
-          <w:sz w:val="21"/>
-          <w:shd w:fill="auto" w:val="clear"/>
-        </w:rPr>
-        <w:t>(setq left_horizontal_axis_point (list -75 0))</w:t>
-      </w:r>
-    </w:p>
-    <w:p>
-      <w:pPr>
-        <w:pStyle w:val="Code"/>
-        <w:rPr>
-          <w:rFonts w:ascii="Courier New" w:hAnsi="Courier New"/>
-          <w:color w:val="auto"/>
-          <w:highlight w:val="none"/>
-          <w:shd w:fill="auto" w:val="clear"/>
-        </w:rPr>
-      </w:pPr>
-      <w:r>
-        <w:rPr>
-          <w:rFonts w:ascii="Courier New" w:hAnsi="Courier New"/>
-          <w:color w:val="000000"/>
-          <w:shd w:fill="auto" w:val="clear"/>
-        </w:rPr>
-        <w:t xml:space="preserve">  </w:t>
-      </w:r>
-      <w:r>
-        <w:rPr>
-          <w:rFonts w:ascii="Courier New" w:hAnsi="Courier New"/>
-          <w:b w:val="false"/>
-          <w:color w:val="000000"/>
-          <w:sz w:val="21"/>
-          <w:shd w:fill="auto" w:val="clear"/>
-        </w:rPr>
-        <w:t>(setq right_horizontal_axis_point (list 245 0))</w:t>
-      </w:r>
-    </w:p>
-    <w:p>
-      <w:pPr>
-        <w:pStyle w:val="Code"/>
-        <w:rPr>
-          <w:rFonts w:ascii="Courier New" w:hAnsi="Courier New"/>
-          <w:color w:val="auto"/>
-          <w:highlight w:val="none"/>
-          <w:shd w:fill="auto" w:val="clear"/>
-        </w:rPr>
-      </w:pPr>
-      <w:r>
-        <w:rPr>
-          <w:rFonts w:ascii="Courier New" w:hAnsi="Courier New"/>
-          <w:color w:val="000000"/>
-          <w:shd w:fill="auto" w:val="clear"/>
-        </w:rPr>
-        <w:t xml:space="preserve">  </w:t>
-      </w:r>
-      <w:r>
-        <w:rPr>
-          <w:rFonts w:ascii="Courier New" w:hAnsi="Courier New"/>
-          <w:b w:val="false"/>
-          <w:color w:val="000000"/>
-          <w:sz w:val="21"/>
-          <w:shd w:fill="auto" w:val="clear"/>
-        </w:rPr>
-        <w:t>; dimensions</w:t>
-      </w:r>
-    </w:p>
-    <w:p>
-      <w:pPr>
-        <w:pStyle w:val="Code"/>
-        <w:rPr>
-          <w:rFonts w:ascii="Courier New" w:hAnsi="Courier New"/>
-          <w:color w:val="auto"/>
-          <w:highlight w:val="none"/>
-          <w:shd w:fill="auto" w:val="clear"/>
-        </w:rPr>
-      </w:pPr>
-      <w:r>
-        <w:rPr>
-          <w:rFonts w:ascii="Courier New" w:hAnsi="Courier New"/>
-          <w:color w:val="000000"/>
-          <w:shd w:fill="auto" w:val="clear"/>
-        </w:rPr>
-        <w:t xml:space="preserve">  </w:t>
-      </w:r>
-      <w:r>
-        <w:rPr>
-          <w:rFonts w:ascii="Courier New" w:hAnsi="Courier New"/>
-          <w:b w:val="false"/>
-          <w:color w:val="000000"/>
-          <w:sz w:val="21"/>
-          <w:shd w:fill="auto" w:val="clear"/>
-        </w:rPr>
-        <w:t>(setq select_left_inner_circle (list 34.1107 30.3610))</w:t>
-      </w:r>
-    </w:p>
-    <w:p>
-      <w:pPr>
-        <w:pStyle w:val="Code"/>
-        <w:rPr>
-          <w:rFonts w:ascii="Courier New" w:hAnsi="Courier New"/>
-          <w:color w:val="auto"/>
-          <w:highlight w:val="none"/>
-          <w:shd w:fill="auto" w:val="clear"/>
-        </w:rPr>
-      </w:pPr>
-      <w:r>
-        <w:rPr>
-          <w:rFonts w:ascii="Courier New" w:hAnsi="Courier New"/>
-          <w:color w:val="000000"/>
-          <w:shd w:fill="auto" w:val="clear"/>
-        </w:rPr>
-        <w:t xml:space="preserve">  </w:t>
-      </w:r>
-      <w:r>
-        <w:rPr>
-          <w:rFonts w:ascii="Courier New" w:hAnsi="Courier New"/>
-          <w:b w:val="false"/>
-          <w:color w:val="000000"/>
-          <w:sz w:val="21"/>
-          <w:shd w:fill="auto" w:val="clear"/>
-        </w:rPr>
-        <w:t>(setq select_left_outer_circle (list -48.3743 49.6739))</w:t>
-      </w:r>
-    </w:p>
-    <w:p>
-      <w:pPr>
-        <w:pStyle w:val="Code"/>
-        <w:rPr>
-          <w:rFonts w:ascii="Courier New" w:hAnsi="Courier New"/>
-          <w:color w:val="auto"/>
-          <w:highlight w:val="none"/>
-          <w:shd w:fill="auto" w:val="clear"/>
-        </w:rPr>
-      </w:pPr>
-      <w:r>
-        <w:rPr>
-          <w:rFonts w:ascii="Courier New" w:hAnsi="Courier New"/>
-          <w:color w:val="000000"/>
-          <w:shd w:fill="auto" w:val="clear"/>
-        </w:rPr>
-        <w:t xml:space="preserve">  </w:t>
-      </w:r>
-      <w:r>
-        <w:rPr>
-          <w:rFonts w:ascii="Courier New" w:hAnsi="Courier New"/>
-          <w:b w:val="false"/>
-          <w:color w:val="000000"/>
-          <w:sz w:val="21"/>
-          <w:shd w:fill="auto" w:val="clear"/>
-        </w:rPr>
-        <w:t>(setq left_inner_circle_dimension_point (list -70 -50))</w:t>
-      </w:r>
-    </w:p>
-    <w:p>
-      <w:pPr>
-        <w:pStyle w:val="Code"/>
-        <w:rPr>
-          <w:rFonts w:ascii="Courier New" w:hAnsi="Courier New"/>
-          <w:color w:val="auto"/>
-          <w:highlight w:val="none"/>
-          <w:shd w:fill="auto" w:val="clear"/>
-        </w:rPr>
-      </w:pPr>
-      <w:r>
-        <w:rPr>
-          <w:rFonts w:ascii="Courier New" w:hAnsi="Courier New"/>
-          <w:color w:val="000000"/>
-          <w:shd w:fill="auto" w:val="clear"/>
-        </w:rPr>
-        <w:t xml:space="preserve">  </w:t>
-      </w:r>
-      <w:r>
-        <w:rPr>
-          <w:rFonts w:ascii="Courier New" w:hAnsi="Courier New"/>
-          <w:b w:val="false"/>
-          <w:color w:val="000000"/>
-          <w:sz w:val="21"/>
-          <w:shd w:fill="auto" w:val="clear"/>
-        </w:rPr>
-        <w:t>(setq left_outer_circle_dimension_point (list -40 80))</w:t>
-      </w:r>
-    </w:p>
-    <w:p>
-      <w:pPr>
-        <w:pStyle w:val="Code"/>
-        <w:rPr>
-          <w:rFonts w:ascii="Courier New" w:hAnsi="Courier New"/>
-          <w:color w:val="auto"/>
-          <w:highlight w:val="none"/>
-          <w:shd w:fill="auto" w:val="clear"/>
-        </w:rPr>
-      </w:pPr>
-      <w:r>
-        <w:rPr>
-          <w:rFonts w:ascii="Courier New" w:hAnsi="Courier New"/>
-          <w:color w:val="000000"/>
-          <w:shd w:fill="auto" w:val="clear"/>
-        </w:rPr>
-        <w:t xml:space="preserve">  </w:t>
-      </w:r>
-      <w:r>
-        <w:rPr>
-          <w:rFonts w:ascii="Courier New" w:hAnsi="Courier New"/>
-          <w:b w:val="false"/>
-          <w:color w:val="000000"/>
-          <w:sz w:val="21"/>
-          <w:shd w:fill="auto" w:val="clear"/>
-        </w:rPr>
-        <w:t>(setq select_right_inner_circle (list 182.6092 9.5745))</w:t>
-      </w:r>
-    </w:p>
-    <w:p>
-      <w:pPr>
-        <w:pStyle w:val="Code"/>
-        <w:rPr>
-          <w:rFonts w:ascii="Courier New" w:hAnsi="Courier New"/>
-          <w:color w:val="auto"/>
-          <w:highlight w:val="none"/>
-          <w:shd w:fill="auto" w:val="clear"/>
-        </w:rPr>
-      </w:pPr>
-      <w:r>
-        <w:rPr>
-          <w:rFonts w:ascii="Courier New" w:hAnsi="Courier New"/>
-          <w:color w:val="000000"/>
-          <w:shd w:fill="auto" w:val="clear"/>
-        </w:rPr>
-        <w:t xml:space="preserve">  </w:t>
-      </w:r>
-      <w:r>
-        <w:rPr>
-          <w:rFonts w:ascii="Courier New" w:hAnsi="Courier New"/>
-          <w:b w:val="false"/>
-          <w:color w:val="000000"/>
-          <w:sz w:val="21"/>
-          <w:shd w:fill="auto" w:val="clear"/>
-        </w:rPr>
-        <w:t>(setq select_right_outer_circle (list 239.0539 -10.1209))</w:t>
-      </w:r>
-    </w:p>
-    <w:p>
-      <w:pPr>
-        <w:pStyle w:val="Code"/>
-        <w:rPr>
-          <w:rFonts w:ascii="Courier New" w:hAnsi="Courier New"/>
-          <w:color w:val="auto"/>
-          <w:highlight w:val="none"/>
-          <w:shd w:fill="auto" w:val="clear"/>
-        </w:rPr>
-      </w:pPr>
-      <w:r>
-        <w:rPr>
-          <w:rFonts w:ascii="Courier New" w:hAnsi="Courier New"/>
-          <w:color w:val="000000"/>
-          <w:shd w:fill="auto" w:val="clear"/>
-        </w:rPr>
-        <w:t xml:space="preserve">  </w:t>
-      </w:r>
-      <w:r>
-        <w:rPr>
-          <w:rFonts w:ascii="Courier New" w:hAnsi="Courier New"/>
-          <w:b w:val="false"/>
-          <w:color w:val="000000"/>
-          <w:sz w:val="21"/>
-          <w:shd w:fill="auto" w:val="clear"/>
-        </w:rPr>
-        <w:t>(setq right_inner_circle_dimension_point (list 250 -40))</w:t>
-      </w:r>
-    </w:p>
-    <w:p>
-      <w:pPr>
-        <w:pStyle w:val="Code"/>
-        <w:rPr>
-          <w:rFonts w:ascii="Courier New" w:hAnsi="Courier New"/>
-          <w:color w:val="auto"/>
-          <w:highlight w:val="none"/>
-          <w:shd w:fill="auto" w:val="clear"/>
-        </w:rPr>
-      </w:pPr>
-      <w:r>
-        <w:rPr>
-          <w:rFonts w:ascii="Courier New" w:hAnsi="Courier New"/>
-          <w:color w:val="000000"/>
-          <w:shd w:fill="auto" w:val="clear"/>
-        </w:rPr>
-        <w:t xml:space="preserve">  </w:t>
-      </w:r>
-      <w:r>
-        <w:rPr>
-          <w:rFonts w:ascii="Courier New" w:hAnsi="Courier New"/>
-          <w:b w:val="false"/>
-          <w:color w:val="000000"/>
-          <w:sz w:val="21"/>
-          <w:shd w:fill="auto" w:val="clear"/>
-        </w:rPr>
-        <w:t>(setq right_outer_circle_dimension_point (list 240 40))</w:t>
-      </w:r>
-    </w:p>
-    <w:p>
-      <w:pPr>
-        <w:pStyle w:val="Code"/>
-        <w:rPr>
-          <w:rFonts w:ascii="Courier New" w:hAnsi="Courier New"/>
-          <w:color w:val="auto"/>
-          <w:highlight w:val="none"/>
-          <w:shd w:fill="auto" w:val="clear"/>
-        </w:rPr>
-      </w:pPr>
-      <w:r>
-        <w:rPr>
-          <w:rFonts w:ascii="Courier New" w:hAnsi="Courier New"/>
-          <w:color w:val="000000"/>
-          <w:shd w:fill="auto" w:val="clear"/>
-        </w:rPr>
-        <w:t xml:space="preserve">  </w:t>
-      </w:r>
-      <w:r>
-        <w:rPr>
-          <w:rFonts w:ascii="Courier New" w:hAnsi="Courier New"/>
-          <w:b w:val="false"/>
-          <w:color w:val="000000"/>
-          <w:sz w:val="21"/>
-          <w:shd w:fill="auto" w:val="clear"/>
-        </w:rPr>
-        <w:t>(setq select_left_eighty_dimension_point (list 120 -60))</w:t>
-      </w:r>
-    </w:p>
-    <w:p>
-      <w:pPr>
-        <w:pStyle w:val="Code"/>
-        <w:rPr>
-          <w:rFonts w:ascii="Courier New" w:hAnsi="Courier New"/>
-          <w:color w:val="auto"/>
-          <w:highlight w:val="none"/>
-          <w:shd w:fill="auto" w:val="clear"/>
-        </w:rPr>
-      </w:pPr>
-      <w:r>
-        <w:rPr>
-          <w:rFonts w:ascii="Courier New" w:hAnsi="Courier New"/>
-          <w:color w:val="000000"/>
-          <w:shd w:fill="auto" w:val="clear"/>
-        </w:rPr>
-        <w:t xml:space="preserve">  </w:t>
-      </w:r>
-      <w:r>
-        <w:rPr>
-          <w:rFonts w:ascii="Courier New" w:hAnsi="Courier New"/>
-          <w:b w:val="false"/>
-          <w:color w:val="000000"/>
-          <w:sz w:val="21"/>
-          <w:shd w:fill="auto" w:val="clear"/>
-        </w:rPr>
-        <w:t>(setq eighty_horizontal_dimension_point (list 200 -70))</w:t>
-      </w:r>
-    </w:p>
-    <w:p>
-      <w:pPr>
-        <w:pStyle w:val="Code"/>
-        <w:rPr>
-          <w:rFonts w:ascii="Courier New" w:hAnsi="Courier New"/>
-          <w:color w:val="auto"/>
-          <w:highlight w:val="none"/>
-          <w:shd w:fill="auto" w:val="clear"/>
-        </w:rPr>
-      </w:pPr>
-      <w:r>
-        <w:rPr>
-          <w:rFonts w:ascii="Courier New" w:hAnsi="Courier New"/>
-          <w:color w:val="000000"/>
-          <w:shd w:fill="auto" w:val="clear"/>
-        </w:rPr>
-        <w:t xml:space="preserve">  </w:t>
-      </w:r>
-      <w:r>
-        <w:rPr>
-          <w:rFonts w:ascii="Courier New" w:hAnsi="Courier New"/>
-          <w:b w:val="false"/>
-          <w:color w:val="000000"/>
-          <w:sz w:val="21"/>
-          <w:shd w:fill="auto" w:val="clear"/>
-        </w:rPr>
-        <w:t>(setq two_hundred_horizontal_dimension_point (list 200 -90))</w:t>
-      </w:r>
-    </w:p>
-    <w:p>
-      <w:pPr>
-        <w:pStyle w:val="Code"/>
-        <w:rPr>
-          <w:rFonts w:ascii="Courier New" w:hAnsi="Courier New"/>
-          <w:color w:val="auto"/>
-          <w:highlight w:val="none"/>
-          <w:shd w:fill="auto" w:val="clear"/>
-        </w:rPr>
-      </w:pPr>
-      <w:r>
-        <w:rPr>
-          <w:rFonts w:ascii="Courier New" w:hAnsi="Courier New"/>
-          <w:color w:val="000000"/>
-          <w:shd w:fill="auto" w:val="clear"/>
-        </w:rPr>
-        <w:t xml:space="preserve">  </w:t>
-      </w:r>
-      <w:r>
-        <w:rPr>
-          <w:rFonts w:ascii="Courier New" w:hAnsi="Courier New"/>
-          <w:b w:val="false"/>
-          <w:color w:val="000000"/>
-          <w:sz w:val="21"/>
-          <w:shd w:fill="auto" w:val="clear"/>
-        </w:rPr>
-        <w:t>(setq select_top_vertical_dimension (list 120 60))</w:t>
-      </w:r>
-    </w:p>
-    <w:p>
-      <w:pPr>
-        <w:pStyle w:val="Code"/>
-        <w:rPr>
-          <w:rFonts w:ascii="Courier New" w:hAnsi="Courier New"/>
-          <w:color w:val="auto"/>
-          <w:highlight w:val="none"/>
-          <w:shd w:fill="auto" w:val="clear"/>
-        </w:rPr>
-      </w:pPr>
-      <w:r>
-        <w:rPr>
-          <w:rFonts w:ascii="Courier New" w:hAnsi="Courier New"/>
-          <w:color w:val="000000"/>
-          <w:shd w:fill="auto" w:val="clear"/>
-        </w:rPr>
-        <w:t xml:space="preserve">  </w:t>
-      </w:r>
-      <w:r>
-        <w:rPr>
-          <w:rFonts w:ascii="Courier New" w:hAnsi="Courier New"/>
-          <w:b w:val="false"/>
-          <w:color w:val="000000"/>
-          <w:sz w:val="21"/>
-          <w:shd w:fill="auto" w:val="clear"/>
-        </w:rPr>
-        <w:t>(setq select_bottom_vertical_dimension (list 120 -60))</w:t>
-      </w:r>
-    </w:p>
-    <w:p>
-      <w:pPr>
-        <w:pStyle w:val="Code"/>
-        <w:rPr>
-          <w:rFonts w:ascii="Courier New" w:hAnsi="Courier New"/>
-          <w:color w:val="auto"/>
-          <w:highlight w:val="none"/>
-          <w:shd w:fill="auto" w:val="clear"/>
-        </w:rPr>
-      </w:pPr>
-      <w:r>
-        <w:rPr>
-          <w:rFonts w:ascii="Courier New" w:hAnsi="Courier New"/>
-          <w:color w:val="000000"/>
-          <w:shd w:fill="auto" w:val="clear"/>
-        </w:rPr>
-        <w:t xml:space="preserve">  </w:t>
-      </w:r>
-      <w:r>
-        <w:rPr>
-          <w:rFonts w:ascii="Courier New" w:hAnsi="Courier New"/>
-          <w:b w:val="false"/>
-          <w:color w:val="000000"/>
-          <w:sz w:val="21"/>
-          <w:shd w:fill="auto" w:val="clear"/>
-        </w:rPr>
-        <w:t>(setq vertical_dimension_point (list 270 60))</w:t>
-      </w:r>
-    </w:p>
-    <w:p>
-      <w:pPr>
-        <w:pStyle w:val="Code"/>
-        <w:rPr>
-          <w:rFonts w:ascii="Courier New" w:hAnsi="Courier New"/>
-          <w:color w:val="auto"/>
-          <w:highlight w:val="none"/>
-          <w:shd w:fill="auto" w:val="clear"/>
-        </w:rPr>
-      </w:pPr>
-      <w:r>
-        <w:rPr>
-          <w:rFonts w:ascii="Courier New" w:hAnsi="Courier New"/>
-          <w:color w:val="000000"/>
-          <w:shd w:fill="auto" w:val="clear"/>
-        </w:rPr>
-      </w:r>
-    </w:p>
-    <w:p>
-      <w:pPr>
-        <w:pStyle w:val="Code"/>
-        <w:rPr>
-          <w:rFonts w:ascii="Courier New" w:hAnsi="Courier New"/>
-          <w:color w:val="auto"/>
-          <w:highlight w:val="none"/>
-          <w:shd w:fill="auto" w:val="clear"/>
-        </w:rPr>
-      </w:pPr>
-      <w:r>
-        <w:rPr>
-          <w:rFonts w:ascii="Courier New" w:hAnsi="Courier New"/>
-          <w:color w:val="000000"/>
-          <w:shd w:fill="auto" w:val="clear"/>
-        </w:rPr>
-        <w:t xml:space="preserve">  </w:t>
-      </w:r>
-      <w:r>
-        <w:rPr>
-          <w:rFonts w:ascii="Courier New" w:hAnsi="Courier New"/>
-          <w:b w:val="false"/>
-          <w:color w:val="000000"/>
-          <w:sz w:val="21"/>
-          <w:shd w:fill="auto" w:val="clear"/>
-        </w:rPr>
-        <w:t>(command "grid" "OFF")</w:t>
-      </w:r>
-    </w:p>
-    <w:p>
-      <w:pPr>
-        <w:pStyle w:val="Code"/>
-        <w:rPr>
-          <w:rFonts w:ascii="Courier New" w:hAnsi="Courier New"/>
-          <w:color w:val="auto"/>
-          <w:highlight w:val="none"/>
-          <w:shd w:fill="auto" w:val="clear"/>
-        </w:rPr>
-      </w:pPr>
-      <w:r>
-        <w:rPr>
-          <w:rFonts w:ascii="Courier New" w:hAnsi="Courier New"/>
-          <w:color w:val="000000"/>
-          <w:shd w:fill="auto" w:val="clear"/>
-        </w:rPr>
-        <w:t xml:space="preserve">  </w:t>
-      </w:r>
-      <w:r>
-        <w:rPr>
-          <w:rFonts w:ascii="Courier New" w:hAnsi="Courier New"/>
-          <w:b w:val="false"/>
-          <w:color w:val="000000"/>
-          <w:sz w:val="21"/>
-          <w:shd w:fill="auto" w:val="clear"/>
-        </w:rPr>
-        <w:t>(command "OSNAP" "OFF")</w:t>
-      </w:r>
-    </w:p>
-    <w:p>
-      <w:pPr>
-        <w:pStyle w:val="Code"/>
-        <w:rPr>
-          <w:rFonts w:ascii="Courier New" w:hAnsi="Courier New"/>
-          <w:color w:val="auto"/>
-          <w:highlight w:val="none"/>
-          <w:shd w:fill="auto" w:val="clear"/>
-        </w:rPr>
-      </w:pPr>
-      <w:r>
-        <w:rPr>
-          <w:rFonts w:ascii="Courier New" w:hAnsi="Courier New"/>
-          <w:color w:val="000000"/>
-          <w:shd w:fill="auto" w:val="clear"/>
-        </w:rPr>
-        <w:t xml:space="preserve">  </w:t>
-      </w:r>
-      <w:r>
-        <w:rPr>
-          <w:rFonts w:ascii="Courier New" w:hAnsi="Courier New"/>
-          <w:b w:val="false"/>
-          <w:color w:val="000000"/>
-          <w:sz w:val="21"/>
-          <w:shd w:fill="auto" w:val="clear"/>
-        </w:rPr>
-        <w:t>(command "SNAP" "OFF")</w:t>
-      </w:r>
-    </w:p>
-    <w:p>
-      <w:pPr>
-        <w:pStyle w:val="Code"/>
-        <w:rPr>
-          <w:rFonts w:ascii="Courier New" w:hAnsi="Courier New"/>
-          <w:color w:val="auto"/>
-          <w:highlight w:val="none"/>
-          <w:shd w:fill="auto" w:val="clear"/>
-        </w:rPr>
-      </w:pPr>
-      <w:r>
-        <w:rPr>
-          <w:rFonts w:ascii="Courier New" w:hAnsi="Courier New"/>
-          <w:color w:val="000000"/>
-          <w:shd w:fill="auto" w:val="clear"/>
-        </w:rPr>
-        <w:t xml:space="preserve">  </w:t>
-      </w:r>
-      <w:r>
-        <w:rPr>
-          <w:rFonts w:ascii="Courier New" w:hAnsi="Courier New"/>
-          <w:b w:val="false"/>
-          <w:color w:val="000000"/>
-          <w:sz w:val="21"/>
-          <w:shd w:fill="auto" w:val="clear"/>
-        </w:rPr>
-        <w:t>(command "LWDISPLAY" 1)</w:t>
-      </w:r>
-    </w:p>
-    <w:p>
-      <w:pPr>
-        <w:pStyle w:val="Code"/>
-        <w:rPr>
-          <w:rFonts w:ascii="Courier New" w:hAnsi="Courier New"/>
-          <w:color w:val="auto"/>
-          <w:highlight w:val="none"/>
-          <w:shd w:fill="auto" w:val="clear"/>
-        </w:rPr>
-      </w:pPr>
-      <w:r>
-        <w:rPr>
-          <w:rFonts w:ascii="Courier New" w:hAnsi="Courier New"/>
-          <w:color w:val="000000"/>
-          <w:shd w:fill="auto" w:val="clear"/>
-        </w:rPr>
-        <w:t xml:space="preserve">  </w:t>
-      </w:r>
-      <w:r>
-        <w:rPr>
-          <w:rFonts w:ascii="Courier New" w:hAnsi="Courier New"/>
-          <w:b w:val="false"/>
-          <w:color w:val="000000"/>
-          <w:sz w:val="21"/>
-          <w:shd w:fill="auto" w:val="clear"/>
-        </w:rPr>
-        <w:t>(AxisLayer)</w:t>
-      </w:r>
-    </w:p>
-    <w:p>
-      <w:pPr>
-        <w:pStyle w:val="Code"/>
-        <w:rPr>
-          <w:rFonts w:ascii="Courier New" w:hAnsi="Courier New"/>
-          <w:color w:val="auto"/>
-          <w:highlight w:val="none"/>
-          <w:shd w:fill="auto" w:val="clear"/>
-        </w:rPr>
-      </w:pPr>
-      <w:r>
-        <w:rPr>
-          <w:rFonts w:ascii="Courier New" w:hAnsi="Courier New"/>
-          <w:color w:val="000000"/>
-          <w:shd w:fill="auto" w:val="clear"/>
-        </w:rPr>
-        <w:t xml:space="preserve">  </w:t>
-      </w:r>
-      <w:r>
-        <w:rPr>
-          <w:rFonts w:ascii="Courier New" w:hAnsi="Courier New"/>
-          <w:b w:val="false"/>
-          <w:color w:val="000000"/>
-          <w:sz w:val="21"/>
-          <w:shd w:fill="auto" w:val="clear"/>
-        </w:rPr>
-        <w:t>(command "LINE" top_left_vertical_axis_point bottom_left_vertical_axis_point "")</w:t>
-      </w:r>
-    </w:p>
-    <w:p>
-      <w:pPr>
-        <w:pStyle w:val="Code"/>
-        <w:rPr>
-          <w:rFonts w:ascii="Courier New" w:hAnsi="Courier New"/>
-          <w:color w:val="auto"/>
-          <w:highlight w:val="none"/>
-          <w:shd w:fill="auto" w:val="clear"/>
-        </w:rPr>
-      </w:pPr>
-      <w:r>
-        <w:rPr>
-          <w:rFonts w:ascii="Courier New" w:hAnsi="Courier New"/>
-          <w:color w:val="000000"/>
-          <w:shd w:fill="auto" w:val="clear"/>
-        </w:rPr>
-        <w:t xml:space="preserve">  </w:t>
-      </w:r>
-      <w:r>
-        <w:rPr>
-          <w:rFonts w:ascii="Courier New" w:hAnsi="Courier New"/>
-          <w:b w:val="false"/>
-          <w:color w:val="000000"/>
-          <w:sz w:val="21"/>
-          <w:shd w:fill="auto" w:val="clear"/>
-        </w:rPr>
-        <w:t>(command "LINE" top_right_vertical_axis_point bottom_right_vertical_axis_point "")</w:t>
-      </w:r>
-    </w:p>
-    <w:p>
-      <w:pPr>
-        <w:pStyle w:val="Code"/>
-        <w:rPr>
-          <w:rFonts w:ascii="Courier New" w:hAnsi="Courier New"/>
-          <w:color w:val="auto"/>
-          <w:highlight w:val="none"/>
-          <w:shd w:fill="auto" w:val="clear"/>
-        </w:rPr>
-      </w:pPr>
-      <w:r>
-        <w:rPr>
-          <w:rFonts w:ascii="Courier New" w:hAnsi="Courier New"/>
-          <w:color w:val="000000"/>
-          <w:shd w:fill="auto" w:val="clear"/>
-        </w:rPr>
-        <w:t xml:space="preserve">  </w:t>
-      </w:r>
-      <w:r>
-        <w:rPr>
-          <w:rFonts w:ascii="Courier New" w:hAnsi="Courier New"/>
-          <w:b w:val="false"/>
-          <w:color w:val="000000"/>
-          <w:sz w:val="21"/>
-          <w:shd w:fill="auto" w:val="clear"/>
-        </w:rPr>
-        <w:t>(command "LINE" left_horizontal_axis_point right_horizontal_axis_point "")</w:t>
-      </w:r>
-    </w:p>
-    <w:p>
-      <w:pPr>
-        <w:pStyle w:val="Code"/>
-        <w:rPr>
-          <w:rFonts w:ascii="Courier New" w:hAnsi="Courier New"/>
-          <w:color w:val="auto"/>
-          <w:highlight w:val="none"/>
-          <w:shd w:fill="auto" w:val="clear"/>
-        </w:rPr>
-      </w:pPr>
-      <w:r>
-        <w:rPr>
-          <w:rFonts w:ascii="Courier New" w:hAnsi="Courier New"/>
-          <w:color w:val="000000"/>
-          <w:shd w:fill="auto" w:val="clear"/>
-        </w:rPr>
-        <w:t xml:space="preserve">  </w:t>
-      </w:r>
-      <w:r>
-        <w:rPr>
-          <w:rFonts w:ascii="Courier New" w:hAnsi="Courier New"/>
-          <w:b w:val="false"/>
-          <w:color w:val="000000"/>
-          <w:sz w:val="21"/>
-          <w:shd w:fill="auto" w:val="clear"/>
-        </w:rPr>
-        <w:t>(MainLayer)</w:t>
-      </w:r>
-    </w:p>
-    <w:p>
-      <w:pPr>
-        <w:pStyle w:val="Code"/>
-        <w:rPr>
-          <w:rFonts w:ascii="Courier New" w:hAnsi="Courier New"/>
-          <w:color w:val="auto"/>
-          <w:highlight w:val="none"/>
-          <w:shd w:fill="auto" w:val="clear"/>
-        </w:rPr>
-      </w:pPr>
-      <w:r>
-        <w:rPr>
-          <w:rFonts w:ascii="Courier New" w:hAnsi="Courier New"/>
-          <w:color w:val="000000"/>
-          <w:shd w:fill="auto" w:val="clear"/>
-        </w:rPr>
-        <w:t xml:space="preserve">  </w:t>
-      </w:r>
-      <w:r>
-        <w:rPr>
-          <w:rFonts w:ascii="Courier New" w:hAnsi="Courier New"/>
-          <w:b w:val="false"/>
-          <w:color w:val="000000"/>
-          <w:sz w:val="21"/>
-          <w:shd w:fill="auto" w:val="clear"/>
-        </w:rPr>
-        <w:t>(command "ZOOM" "All")</w:t>
-      </w:r>
-    </w:p>
-    <w:p>
-      <w:pPr>
-        <w:pStyle w:val="Code"/>
-        <w:rPr>
-          <w:rFonts w:ascii="Courier New" w:hAnsi="Courier New"/>
-          <w:color w:val="auto"/>
-          <w:highlight w:val="none"/>
-          <w:shd w:fill="auto" w:val="clear"/>
-        </w:rPr>
-      </w:pPr>
-      <w:r>
-        <w:rPr>
-          <w:rFonts w:ascii="Courier New" w:hAnsi="Courier New"/>
-          <w:color w:val="000000"/>
-          <w:shd w:fill="auto" w:val="clear"/>
-        </w:rPr>
-        <w:t xml:space="preserve">  </w:t>
-      </w:r>
-      <w:r>
-        <w:rPr>
-          <w:rFonts w:ascii="Courier New" w:hAnsi="Courier New"/>
-          <w:b w:val="false"/>
-          <w:color w:val="000000"/>
-          <w:sz w:val="21"/>
-          <w:shd w:fill="auto" w:val="clear"/>
-        </w:rPr>
-        <w:t>(command "CIRCLE" (list 0 0) "D" 92)</w:t>
-      </w:r>
-    </w:p>
-    <w:p>
-      <w:pPr>
-        <w:pStyle w:val="Code"/>
-        <w:rPr>
-          <w:rFonts w:ascii="Courier New" w:hAnsi="Courier New"/>
-          <w:color w:val="auto"/>
-          <w:highlight w:val="none"/>
-          <w:shd w:fill="auto" w:val="clear"/>
-        </w:rPr>
-      </w:pPr>
-      <w:r>
-        <w:rPr>
-          <w:rFonts w:ascii="Courier New" w:hAnsi="Courier New"/>
-          <w:color w:val="000000"/>
-          <w:shd w:fill="auto" w:val="clear"/>
-        </w:rPr>
-        <w:t xml:space="preserve">  </w:t>
-      </w:r>
-      <w:r>
-        <w:rPr>
-          <w:rFonts w:ascii="Courier New" w:hAnsi="Courier New"/>
-          <w:b w:val="false"/>
-          <w:color w:val="000000"/>
-          <w:sz w:val="21"/>
-          <w:shd w:fill="auto" w:val="clear"/>
-        </w:rPr>
-        <w:t>(command "CIRCLE" (list 0 0) "D" 140)</w:t>
-      </w:r>
-    </w:p>
-    <w:p>
-      <w:pPr>
-        <w:pStyle w:val="Code"/>
-        <w:rPr>
-          <w:rFonts w:ascii="Courier New" w:hAnsi="Courier New"/>
-          <w:color w:val="auto"/>
-          <w:highlight w:val="none"/>
-          <w:shd w:fill="auto" w:val="clear"/>
-        </w:rPr>
-      </w:pPr>
-      <w:r>
-        <w:rPr>
-          <w:rFonts w:ascii="Courier New" w:hAnsi="Courier New"/>
-          <w:color w:val="000000"/>
-          <w:shd w:fill="auto" w:val="clear"/>
-        </w:rPr>
-        <w:t xml:space="preserve">  </w:t>
-      </w:r>
-      <w:r>
-        <w:rPr>
-          <w:rFonts w:ascii="Courier New" w:hAnsi="Courier New"/>
-          <w:b w:val="false"/>
-          <w:color w:val="000000"/>
-          <w:sz w:val="21"/>
-          <w:shd w:fill="auto" w:val="clear"/>
-        </w:rPr>
-        <w:t>(command "CIRCLE" (list 200 0) "D" 40)</w:t>
-      </w:r>
-    </w:p>
-    <w:p>
-      <w:pPr>
-        <w:pStyle w:val="Code"/>
-        <w:rPr>
-          <w:rFonts w:ascii="Courier New" w:hAnsi="Courier New"/>
-          <w:color w:val="auto"/>
-          <w:highlight w:val="none"/>
-          <w:shd w:fill="auto" w:val="clear"/>
-        </w:rPr>
-      </w:pPr>
-      <w:r>
-        <w:rPr>
-          <w:rFonts w:ascii="Courier New" w:hAnsi="Courier New"/>
-          <w:color w:val="000000"/>
-          <w:shd w:fill="auto" w:val="clear"/>
-        </w:rPr>
-        <w:t xml:space="preserve">  </w:t>
-      </w:r>
-      <w:r>
-        <w:rPr>
-          <w:rFonts w:ascii="Courier New" w:hAnsi="Courier New"/>
-          <w:b w:val="false"/>
-          <w:color w:val="000000"/>
-          <w:sz w:val="21"/>
-          <w:shd w:fill="auto" w:val="clear"/>
-        </w:rPr>
-        <w:t>(command "CIRCLE" (list 200 0) "D" 80)</w:t>
-      </w:r>
-    </w:p>
-    <w:p>
-      <w:pPr>
-        <w:pStyle w:val="Code"/>
-        <w:rPr>
-          <w:rFonts w:ascii="Courier New" w:hAnsi="Courier New"/>
-          <w:color w:val="auto"/>
-          <w:highlight w:val="none"/>
-          <w:shd w:fill="auto" w:val="clear"/>
-        </w:rPr>
-      </w:pPr>
-      <w:r>
-        <w:rPr>
-          <w:rFonts w:ascii="Courier New" w:hAnsi="Courier New"/>
-          <w:color w:val="000000"/>
-          <w:shd w:fill="auto" w:val="clear"/>
-        </w:rPr>
-        <w:t xml:space="preserve">  </w:t>
-      </w:r>
-      <w:r>
-        <w:rPr>
-          <w:rFonts w:ascii="Courier New" w:hAnsi="Courier New"/>
-          <w:b w:val="false"/>
-          <w:color w:val="000000"/>
-          <w:sz w:val="21"/>
-          <w:shd w:fill="auto" w:val="clear"/>
-        </w:rPr>
-        <w:t>(command "PLINE" (list 200 40) (list 120 40) (list 120 60) (list 36 60) "")</w:t>
-      </w:r>
-    </w:p>
-    <w:p>
-      <w:pPr>
-        <w:pStyle w:val="Code"/>
-        <w:rPr>
-          <w:rFonts w:ascii="Courier New" w:hAnsi="Courier New"/>
-          <w:color w:val="auto"/>
-          <w:highlight w:val="none"/>
-          <w:shd w:fill="auto" w:val="clear"/>
-        </w:rPr>
-      </w:pPr>
-      <w:r>
-        <w:rPr>
-          <w:rFonts w:ascii="Courier New" w:hAnsi="Courier New"/>
-          <w:color w:val="000000"/>
-          <w:shd w:fill="auto" w:val="clear"/>
-        </w:rPr>
-        <w:t xml:space="preserve">  </w:t>
-      </w:r>
-      <w:r>
-        <w:rPr>
-          <w:rFonts w:ascii="Courier New" w:hAnsi="Courier New"/>
-          <w:b w:val="false"/>
-          <w:color w:val="000000"/>
-          <w:sz w:val="21"/>
-          <w:shd w:fill="auto" w:val="clear"/>
-        </w:rPr>
-        <w:t>(command "MIRROR" (list 110 60) "" (list 200 0) (list 400 0) "N")</w:t>
-      </w:r>
-    </w:p>
-    <w:p>
-      <w:pPr>
-        <w:pStyle w:val="Code"/>
-        <w:rPr>
-          <w:rFonts w:ascii="Courier New" w:hAnsi="Courier New"/>
-          <w:color w:val="auto"/>
-          <w:highlight w:val="none"/>
-          <w:shd w:fill="auto" w:val="clear"/>
-        </w:rPr>
-      </w:pPr>
-      <w:r>
-        <w:rPr>
-          <w:rFonts w:ascii="Courier New" w:hAnsi="Courier New"/>
-          <w:color w:val="000000"/>
-          <w:shd w:fill="auto" w:val="clear"/>
-        </w:rPr>
-        <w:t xml:space="preserve">  </w:t>
-      </w:r>
-      <w:r>
-        <w:rPr>
-          <w:rFonts w:ascii="Courier New" w:hAnsi="Courier New"/>
-          <w:b w:val="false"/>
-          <w:color w:val="000000"/>
-          <w:sz w:val="21"/>
-          <w:shd w:fill="auto" w:val="clear"/>
-        </w:rPr>
-        <w:t>(command "trim" (list 70 60) (list 70 -60) "" (list 63.1369 29.7627) (list 161.2380 10.5113) "")</w:t>
-      </w:r>
-    </w:p>
-    <w:p>
-      <w:pPr>
-        <w:pStyle w:val="Code"/>
-        <w:rPr>
-          <w:rFonts w:ascii="Courier New" w:hAnsi="Courier New"/>
-          <w:color w:val="auto"/>
-          <w:highlight w:val="none"/>
-          <w:shd w:fill="auto" w:val="clear"/>
-        </w:rPr>
-      </w:pPr>
-      <w:r>
-        <w:rPr>
-          <w:rFonts w:ascii="Courier New" w:hAnsi="Courier New"/>
-          <w:color w:val="000000"/>
-          <w:shd w:fill="auto" w:val="clear"/>
-        </w:rPr>
-        <w:t xml:space="preserve">  </w:t>
-      </w:r>
-      <w:r>
-        <w:rPr>
-          <w:rFonts w:ascii="Courier New" w:hAnsi="Courier New"/>
-          <w:b w:val="false"/>
-          <w:color w:val="000000"/>
-          <w:sz w:val="21"/>
-          <w:shd w:fill="auto" w:val="clear"/>
-        </w:rPr>
-        <w:t>(SizeLayer)</w:t>
-      </w:r>
-    </w:p>
-    <w:p>
-      <w:pPr>
-        <w:pStyle w:val="Code"/>
-        <w:rPr>
-          <w:rFonts w:ascii="Courier New" w:hAnsi="Courier New"/>
-          <w:color w:val="auto"/>
-          <w:highlight w:val="none"/>
-          <w:shd w:fill="auto" w:val="clear"/>
-        </w:rPr>
-      </w:pPr>
-      <w:r>
-        <w:rPr>
-          <w:rFonts w:ascii="Courier New" w:hAnsi="Courier New"/>
-          <w:color w:val="000000"/>
-          <w:shd w:fill="auto" w:val="clear"/>
-        </w:rPr>
-        <w:t xml:space="preserve">  </w:t>
-      </w:r>
-      <w:r>
-        <w:rPr>
-          <w:rFonts w:ascii="Courier New" w:hAnsi="Courier New"/>
-          <w:b w:val="false"/>
-          <w:color w:val="000000"/>
-          <w:sz w:val="21"/>
-          <w:shd w:fill="auto" w:val="clear"/>
-        </w:rPr>
-        <w:t>(command "dimtxt" 7)</w:t>
-      </w:r>
-    </w:p>
-    <w:p>
-      <w:pPr>
-        <w:pStyle w:val="Code"/>
-        <w:rPr>
-          <w:rFonts w:ascii="Courier New" w:hAnsi="Courier New"/>
-          <w:color w:val="auto"/>
-          <w:highlight w:val="none"/>
-          <w:shd w:fill="auto" w:val="clear"/>
-        </w:rPr>
-      </w:pPr>
-      <w:r>
-        <w:rPr>
-          <w:rFonts w:ascii="Courier New" w:hAnsi="Courier New"/>
-          <w:color w:val="000000"/>
-          <w:shd w:fill="auto" w:val="clear"/>
-        </w:rPr>
-        <w:t xml:space="preserve">  </w:t>
-      </w:r>
-      <w:r>
-        <w:rPr>
-          <w:rFonts w:ascii="Courier New" w:hAnsi="Courier New"/>
-          <w:b w:val="false"/>
-          <w:color w:val="000000"/>
-          <w:sz w:val="21"/>
-          <w:shd w:fill="auto" w:val="clear"/>
-        </w:rPr>
-        <w:t>(command "dimasz" 7)</w:t>
-      </w:r>
-    </w:p>
-    <w:p>
-      <w:pPr>
-        <w:pStyle w:val="Code"/>
-        <w:rPr>
-          <w:rFonts w:ascii="Courier New" w:hAnsi="Courier New"/>
-          <w:color w:val="auto"/>
-          <w:highlight w:val="none"/>
-          <w:shd w:fill="auto" w:val="clear"/>
-        </w:rPr>
-      </w:pPr>
-      <w:r>
-        <w:rPr>
-          <w:rFonts w:ascii="Courier New" w:hAnsi="Courier New"/>
-          <w:color w:val="000000"/>
-          <w:shd w:fill="auto" w:val="clear"/>
-        </w:rPr>
-        <w:t xml:space="preserve">  </w:t>
-      </w:r>
-      <w:r>
-        <w:rPr>
-          <w:rFonts w:ascii="Courier New" w:hAnsi="Courier New"/>
-          <w:b w:val="false"/>
-          <w:color w:val="000000"/>
-          <w:sz w:val="21"/>
-          <w:shd w:fill="auto" w:val="clear"/>
-        </w:rPr>
-        <w:t>(command "dimdiameter" select_left_inner_circle left_inner_circle_dimension_point)</w:t>
-      </w:r>
-    </w:p>
-    <w:p>
-      <w:pPr>
-        <w:pStyle w:val="Code"/>
-        <w:rPr>
-          <w:rFonts w:ascii="Courier New" w:hAnsi="Courier New"/>
-          <w:color w:val="auto"/>
-          <w:highlight w:val="none"/>
-          <w:shd w:fill="auto" w:val="clear"/>
-        </w:rPr>
-      </w:pPr>
-      <w:r>
-        <w:rPr>
-          <w:rFonts w:ascii="Courier New" w:hAnsi="Courier New"/>
-          <w:color w:val="000000"/>
-          <w:shd w:fill="auto" w:val="clear"/>
-        </w:rPr>
-        <w:t xml:space="preserve">  </w:t>
-      </w:r>
-      <w:r>
-        <w:rPr>
-          <w:rFonts w:ascii="Courier New" w:hAnsi="Courier New"/>
-          <w:b w:val="false"/>
-          <w:color w:val="000000"/>
-          <w:sz w:val="21"/>
-          <w:shd w:fill="auto" w:val="clear"/>
-        </w:rPr>
-        <w:t>(command "dimdiameter" select_left_outer_circle left_outer_circle_dimension_point)</w:t>
-      </w:r>
-    </w:p>
-    <w:p>
-      <w:pPr>
-        <w:pStyle w:val="Code"/>
-        <w:rPr>
-          <w:rFonts w:ascii="Courier New" w:hAnsi="Courier New"/>
-          <w:color w:val="auto"/>
-          <w:highlight w:val="none"/>
-          <w:shd w:fill="auto" w:val="clear"/>
-        </w:rPr>
-      </w:pPr>
-      <w:r>
-        <w:rPr>
-          <w:rFonts w:ascii="Courier New" w:hAnsi="Courier New"/>
-          <w:color w:val="000000"/>
-          <w:shd w:fill="auto" w:val="clear"/>
-        </w:rPr>
-        <w:t xml:space="preserve">  </w:t>
-      </w:r>
-      <w:r>
-        <w:rPr>
-          <w:rFonts w:ascii="Courier New" w:hAnsi="Courier New"/>
-          <w:b w:val="false"/>
-          <w:color w:val="000000"/>
-          <w:sz w:val="21"/>
-          <w:shd w:fill="auto" w:val="clear"/>
-        </w:rPr>
-        <w:t>(command "dimdiameter" select_right_inner_circle right_inner_circle_dimension_point)</w:t>
-      </w:r>
-    </w:p>
-    <w:p>
-      <w:pPr>
-        <w:pStyle w:val="Code"/>
-        <w:rPr>
-          <w:rFonts w:ascii="Courier New" w:hAnsi="Courier New"/>
-          <w:color w:val="auto"/>
-          <w:highlight w:val="none"/>
-          <w:shd w:fill="auto" w:val="clear"/>
-        </w:rPr>
-      </w:pPr>
-      <w:r>
-        <w:rPr>
-          <w:rFonts w:ascii="Courier New" w:hAnsi="Courier New"/>
-          <w:color w:val="000000"/>
-          <w:shd w:fill="auto" w:val="clear"/>
-        </w:rPr>
-        <w:t xml:space="preserve">  </w:t>
-      </w:r>
-      <w:r>
-        <w:rPr>
-          <w:rFonts w:ascii="Courier New" w:hAnsi="Courier New"/>
-          <w:b w:val="false"/>
-          <w:color w:val="000000"/>
-          <w:sz w:val="21"/>
-          <w:shd w:fill="auto" w:val="clear"/>
-        </w:rPr>
-        <w:t>(command "dimradius" select_right_outer_circle right_outer_circle_dimension_point)</w:t>
-      </w:r>
-    </w:p>
-    <w:p>
-      <w:pPr>
-        <w:pStyle w:val="Code"/>
-        <w:rPr>
-          <w:rFonts w:ascii="Courier New" w:hAnsi="Courier New"/>
-          <w:color w:val="auto"/>
-          <w:highlight w:val="none"/>
-          <w:shd w:fill="auto" w:val="clear"/>
-        </w:rPr>
-      </w:pPr>
-      <w:r>
-        <w:rPr>
-          <w:rFonts w:ascii="Courier New" w:hAnsi="Courier New"/>
-          <w:color w:val="000000"/>
-          <w:shd w:fill="auto" w:val="clear"/>
-        </w:rPr>
-        <w:t xml:space="preserve">  </w:t>
-      </w:r>
-      <w:r>
-        <w:rPr>
-          <w:rFonts w:ascii="Courier New" w:hAnsi="Courier New"/>
-          <w:b w:val="false"/>
-          <w:color w:val="000000"/>
-          <w:sz w:val="21"/>
-          <w:shd w:fill="auto" w:val="clear"/>
-        </w:rPr>
-        <w:t>(command "dimhorizontal" select_left_eighty_dimension_point bottom_right_vertical_axis_point eighty_horizontal_dimension_point)</w:t>
-      </w:r>
-    </w:p>
-    <w:p>
-      <w:pPr>
-        <w:pStyle w:val="Code"/>
-        <w:rPr>
-          <w:rFonts w:ascii="Courier New" w:hAnsi="Courier New"/>
-          <w:color w:val="auto"/>
-          <w:highlight w:val="none"/>
-          <w:shd w:fill="auto" w:val="clear"/>
-        </w:rPr>
-      </w:pPr>
-      <w:r>
-        <w:rPr>
-          <w:rFonts w:ascii="Courier New" w:hAnsi="Courier New"/>
-          <w:color w:val="000000"/>
-          <w:shd w:fill="auto" w:val="clear"/>
-        </w:rPr>
-        <w:t xml:space="preserve">  </w:t>
-      </w:r>
-      <w:r>
-        <w:rPr>
-          <w:rFonts w:ascii="Courier New" w:hAnsi="Courier New"/>
-          <w:b w:val="false"/>
-          <w:color w:val="000000"/>
-          <w:sz w:val="21"/>
-          <w:shd w:fill="auto" w:val="clear"/>
-        </w:rPr>
-        <w:t>(command "dimhorizontal" eighty_horizontal_dimension_point bottom_left_vertical_axis_point two_hundred_horizontal_dimension_point)</w:t>
-      </w:r>
-    </w:p>
-    <w:p>
-      <w:pPr>
-        <w:pStyle w:val="Code"/>
-        <w:rPr>
-          <w:rFonts w:ascii="Courier New" w:hAnsi="Courier New"/>
-          <w:color w:val="auto"/>
-          <w:highlight w:val="none"/>
-          <w:shd w:fill="auto" w:val="clear"/>
-        </w:rPr>
-      </w:pPr>
-      <w:r>
-        <w:rPr>
-          <w:rFonts w:ascii="Courier New" w:hAnsi="Courier New"/>
-          <w:color w:val="000000"/>
-          <w:shd w:fill="auto" w:val="clear"/>
-        </w:rPr>
-        <w:t xml:space="preserve">  </w:t>
-      </w:r>
-      <w:r>
-        <w:rPr>
-          <w:rFonts w:ascii="Courier New" w:hAnsi="Courier New"/>
-          <w:b w:val="false"/>
-          <w:color w:val="000000"/>
-          <w:sz w:val="21"/>
-          <w:shd w:fill="auto" w:val="clear"/>
-        </w:rPr>
-        <w:t>(command "dimvertical" select_top_vertical_dimension select_bottom_vertical_dimension vertical_dimension_point)</w:t>
-      </w:r>
-    </w:p>
-    <w:p>
-      <w:pPr>
-        <w:pStyle w:val="Code"/>
-        <w:rPr>
-          <w:rFonts w:ascii="Courier New" w:hAnsi="Courier New"/>
-          <w:color w:val="auto"/>
-          <w:highlight w:val="none"/>
-          <w:shd w:fill="auto" w:val="clear"/>
-        </w:rPr>
-      </w:pPr>
-      <w:r>
-        <w:rPr>
-          <w:rFonts w:ascii="Courier New" w:hAnsi="Courier New"/>
-          <w:color w:val="000000"/>
-          <w:shd w:fill="auto" w:val="clear"/>
-        </w:rPr>
-        <w:t>)</w:t>
-      </w:r>
-    </w:p>
-    <w:p>
-      <w:pPr>
-        <w:pStyle w:val="Code"/>
-        <w:rPr>
-          <w:rFonts w:ascii="Courier New" w:hAnsi="Courier New"/>
-          <w:color w:val="auto"/>
-          <w:highlight w:val="none"/>
-          <w:shd w:fill="auto" w:val="clear"/>
-        </w:rPr>
-      </w:pPr>
-      <w:r>
-        <w:rPr>
-          <w:rFonts w:ascii="Courier New" w:hAnsi="Courier New"/>
-          <w:color w:val="000000"/>
-          <w:shd w:fill="auto" w:val="clear"/>
-        </w:rPr>
       </w:r>
     </w:p>
     <w:p>
@@ -2766,14 +2687,10 @@
     <w:p>
       <w:pPr>
         <w:pStyle w:val="P1"/>
-        <w:rPr>
-          <w:lang w:val="uk-UA"/>
-        </w:rPr>
-      </w:pPr>
-      <w:r>
-        <w:rPr>
-          <w:lang w:val="uk-UA"/>
-        </w:rPr>
+        <w:rPr/>
+      </w:pPr>
+      <w:r>
+        <w:rPr/>
       </w:r>
     </w:p>
     <w:p>
@@ -2791,7 +2708,7 @@
             <wp:positionV relativeFrom="paragraph">
               <wp:posOffset>635</wp:posOffset>
             </wp:positionV>
-            <wp:extent cx="5731510" cy="3018790"/>
+            <wp:extent cx="5731510" cy="2988310"/>
             <wp:effectExtent l="0" t="0" r="0" b="0"/>
             <wp:wrapSquare wrapText="largest"/>
             <wp:docPr id="2" name="Зображення1" descr=""/>
@@ -2816,7 +2733,7 @@
                   <pic:spPr bwMode="auto">
                     <a:xfrm>
                       <a:off x="0" y="0"/>
-                      <a:ext cx="5731510" cy="3018790"/>
+                      <a:ext cx="5731510" cy="2988310"/>
                     </a:xfrm>
                     <a:prstGeom prst="rect">
                       <a:avLst/>

--- a/32SP Systemy projektuvannja/2/KNT-122_Onyshchenko_Variant-19_PR2.docx
+++ b/32SP Systemy projektuvannja/2/KNT-122_Onyshchenko_Variant-19_PR2.docx
@@ -635,7 +635,7 @@
         <w:rPr>
           <w:lang w:val="en-US"/>
         </w:rPr>
-        <w:t>SCR</w:t>
+        <w:t>AutoLISP</w:t>
       </w:r>
     </w:p>
     <w:p>
@@ -647,516 +647,24 @@
       </w:pPr>
       <w:r>
         <w:rPr>
-          <w:lang w:val="en-US"/>
-        </w:rPr>
-      </w:r>
-    </w:p>
-    <w:p>
-      <w:pPr>
-        <w:pStyle w:val="Code"/>
-        <w:rPr>
-          <w:rFonts w:ascii="Courier New" w:hAnsi="Courier New"/>
-        </w:rPr>
-      </w:pPr>
-      <w:r>
-        <w:rPr>
-          <w:rFonts w:ascii="Courier New" w:hAnsi="Courier New"/>
-        </w:rPr>
-        <w:t>grid_OFF</w:t>
-      </w:r>
-    </w:p>
-    <w:p>
-      <w:pPr>
-        <w:pStyle w:val="Code"/>
-        <w:rPr>
-          <w:rFonts w:ascii="Courier New" w:hAnsi="Courier New"/>
-        </w:rPr>
-      </w:pPr>
-      <w:r>
-        <w:rPr>
-          <w:rFonts w:ascii="Courier New" w:hAnsi="Courier New"/>
-        </w:rPr>
-        <w:t>OSNAP_OFF</w:t>
-      </w:r>
-    </w:p>
-    <w:p>
-      <w:pPr>
-        <w:pStyle w:val="Code"/>
-        <w:rPr>
-          <w:rFonts w:ascii="Courier New" w:hAnsi="Courier New"/>
-        </w:rPr>
-      </w:pPr>
-      <w:r>
-        <w:rPr>
-          <w:rFonts w:ascii="Courier New" w:hAnsi="Courier New"/>
-        </w:rPr>
-        <w:t>SNAP_OFF</w:t>
-      </w:r>
-    </w:p>
-    <w:p>
-      <w:pPr>
-        <w:pStyle w:val="Code"/>
-        <w:rPr>
-          <w:rFonts w:ascii="Courier New" w:hAnsi="Courier New"/>
-        </w:rPr>
-      </w:pPr>
-      <w:r>
-        <w:rPr>
-          <w:rFonts w:ascii="Courier New" w:hAnsi="Courier New"/>
-        </w:rPr>
-        <w:t>LWDISPLAY_1</w:t>
-      </w:r>
-    </w:p>
-    <w:p>
-      <w:pPr>
-        <w:pStyle w:val="Code"/>
-        <w:rPr>
-          <w:rFonts w:ascii="Courier New" w:hAnsi="Courier New"/>
-        </w:rPr>
-      </w:pPr>
-      <w:r>
-        <w:rPr>
-          <w:rFonts w:ascii="Courier New" w:hAnsi="Courier New"/>
-        </w:rPr>
-        <w:t>LINETYPE_S_CENTER__LWEIGHT_0.3</w:t>
-      </w:r>
-    </w:p>
-    <w:p>
-      <w:pPr>
-        <w:pStyle w:val="Code"/>
-        <w:rPr>
-          <w:rFonts w:ascii="Courier New" w:hAnsi="Courier New"/>
-        </w:rPr>
-      </w:pPr>
-      <w:r>
-        <w:rPr>
-          <w:rFonts w:ascii="Courier New" w:hAnsi="Courier New"/>
-        </w:rPr>
-        <w:t>COLOR_40</w:t>
-      </w:r>
-    </w:p>
-    <w:p>
-      <w:pPr>
-        <w:pStyle w:val="Code"/>
-        <w:rPr>
-          <w:rFonts w:ascii="Courier New" w:hAnsi="Courier New"/>
-        </w:rPr>
-      </w:pPr>
-      <w:r>
-        <w:rPr>
-          <w:rFonts w:ascii="Courier New" w:hAnsi="Courier New"/>
-        </w:rPr>
-        <w:t>LINE_0,75_0,-75_</w:t>
-      </w:r>
-    </w:p>
-    <w:p>
-      <w:pPr>
-        <w:pStyle w:val="Code"/>
-        <w:rPr>
-          <w:rFonts w:ascii="Courier New" w:hAnsi="Courier New"/>
-        </w:rPr>
-      </w:pPr>
-      <w:r>
-        <w:rPr>
-          <w:rFonts w:ascii="Courier New" w:hAnsi="Courier New"/>
-        </w:rPr>
-        <w:t>LINE_200,45_200,-45_</w:t>
-      </w:r>
-    </w:p>
-    <w:p>
-      <w:pPr>
-        <w:pStyle w:val="Code"/>
-        <w:rPr>
-          <w:rFonts w:ascii="Courier New" w:hAnsi="Courier New"/>
-        </w:rPr>
-      </w:pPr>
-      <w:r>
-        <w:rPr>
-          <w:rFonts w:ascii="Courier New" w:hAnsi="Courier New"/>
-        </w:rPr>
-        <w:t>LINE_-75,0_245,0_</w:t>
-      </w:r>
-    </w:p>
-    <w:p>
-      <w:pPr>
-        <w:pStyle w:val="Code"/>
-        <w:rPr>
-          <w:rFonts w:ascii="Courier New" w:hAnsi="Courier New"/>
-        </w:rPr>
-      </w:pPr>
-      <w:r>
-        <w:rPr>
-          <w:rFonts w:ascii="Courier New" w:hAnsi="Courier New"/>
-        </w:rPr>
-        <w:t>LINETYPE_S_BYLAYER__LWEIGHT_0.5</w:t>
-      </w:r>
-    </w:p>
-    <w:p>
-      <w:pPr>
-        <w:pStyle w:val="Code"/>
-        <w:rPr>
-          <w:rFonts w:ascii="Courier New" w:hAnsi="Courier New"/>
-        </w:rPr>
-      </w:pPr>
-      <w:r>
-        <w:rPr>
-          <w:rFonts w:ascii="Courier New" w:hAnsi="Courier New"/>
-        </w:rPr>
-        <w:t>COLOR_white</w:t>
-      </w:r>
-    </w:p>
-    <w:p>
-      <w:pPr>
-        <w:pStyle w:val="Code"/>
-        <w:rPr>
-          <w:rFonts w:ascii="Courier New" w:hAnsi="Courier New"/>
-        </w:rPr>
-      </w:pPr>
-      <w:r>
-        <w:rPr>
-          <w:rFonts w:ascii="Courier New" w:hAnsi="Courier New"/>
-        </w:rPr>
-        <w:t>ZOOM_All</w:t>
-      </w:r>
-    </w:p>
-    <w:p>
-      <w:pPr>
-        <w:pStyle w:val="Code"/>
-        <w:rPr>
-          <w:rFonts w:ascii="Courier New" w:hAnsi="Courier New"/>
-        </w:rPr>
-      </w:pPr>
-      <w:r>
-        <w:rPr>
-          <w:rFonts w:ascii="Courier New" w:hAnsi="Courier New"/>
-        </w:rPr>
-        <w:t>CIRCLE_0,0_D_92</w:t>
-      </w:r>
-    </w:p>
-    <w:p>
-      <w:pPr>
-        <w:pStyle w:val="Code"/>
-        <w:rPr>
-          <w:rFonts w:ascii="Courier New" w:hAnsi="Courier New"/>
-        </w:rPr>
-      </w:pPr>
-      <w:r>
-        <w:rPr>
-          <w:rFonts w:ascii="Courier New" w:hAnsi="Courier New"/>
-        </w:rPr>
-        <w:t>CIRCLE_0,0_D_140</w:t>
-      </w:r>
-    </w:p>
-    <w:p>
-      <w:pPr>
-        <w:pStyle w:val="Code"/>
-        <w:rPr>
-          <w:rFonts w:ascii="Courier New" w:hAnsi="Courier New"/>
-        </w:rPr>
-      </w:pPr>
-      <w:r>
-        <w:rPr>
-          <w:rFonts w:ascii="Courier New" w:hAnsi="Courier New"/>
-        </w:rPr>
-        <w:t>CIRCLE_200,0_D_40</w:t>
-      </w:r>
-    </w:p>
-    <w:p>
-      <w:pPr>
-        <w:pStyle w:val="Code"/>
-        <w:rPr>
-          <w:rFonts w:ascii="Courier New" w:hAnsi="Courier New"/>
-        </w:rPr>
-      </w:pPr>
-      <w:r>
-        <w:rPr>
-          <w:rFonts w:ascii="Courier New" w:hAnsi="Courier New"/>
-        </w:rPr>
-        <w:t>CIRCLE_200,0_D_80</w:t>
-      </w:r>
-    </w:p>
-    <w:p>
-      <w:pPr>
-        <w:pStyle w:val="Code"/>
-        <w:rPr>
-          <w:rFonts w:ascii="Courier New" w:hAnsi="Courier New"/>
-        </w:rPr>
-      </w:pPr>
-      <w:r>
-        <w:rPr>
-          <w:rFonts w:ascii="Courier New" w:hAnsi="Courier New"/>
-        </w:rPr>
-        <w:t>PLINE_200,40_120,40_120,60_0,60_</w:t>
-      </w:r>
-    </w:p>
-    <w:p>
-      <w:pPr>
-        <w:pStyle w:val="Code"/>
-        <w:rPr>
-          <w:rFonts w:ascii="Courier New" w:hAnsi="Courier New"/>
-        </w:rPr>
-      </w:pPr>
-      <w:r>
-        <w:rPr>
-          <w:rFonts w:ascii="Courier New" w:hAnsi="Courier New"/>
-        </w:rPr>
-        <w:t>MIRROR_110,60__200,0_400,0_N</w:t>
-      </w:r>
-    </w:p>
-    <w:p>
-      <w:pPr>
-        <w:pStyle w:val="Code"/>
-        <w:rPr>
-          <w:rFonts w:ascii="Courier New" w:hAnsi="Courier New"/>
-        </w:rPr>
-      </w:pPr>
-      <w:r>
-        <w:rPr>
-          <w:rFonts w:ascii="Courier New" w:hAnsi="Courier New"/>
-        </w:rPr>
-        <w:t>TRIM_-48.3743,49.6739__20,60_20,-60_</w:t>
-      </w:r>
-    </w:p>
-    <w:p>
-      <w:pPr>
-        <w:pStyle w:val="Code"/>
-        <w:rPr>
-          <w:rFonts w:ascii="Courier New" w:hAnsi="Courier New"/>
-        </w:rPr>
-      </w:pPr>
-      <w:r>
-        <w:rPr>
-          <w:rFonts w:ascii="Courier New" w:hAnsi="Courier New"/>
-        </w:rPr>
-        <w:t>TRIM_70,60_70,-60__63.1369,29.7627_161.2380,10.5113_</w:t>
-      </w:r>
-    </w:p>
-    <w:p>
-      <w:pPr>
-        <w:pStyle w:val="Code"/>
-        <w:rPr>
-          <w:rFonts w:ascii="Courier New" w:hAnsi="Courier New"/>
-        </w:rPr>
-      </w:pPr>
-      <w:r>
-        <w:rPr>
-          <w:rFonts w:ascii="Courier New" w:hAnsi="Courier New"/>
-        </w:rPr>
-        <w:t>LINETYPE_S_BYLAYER__LWEIGHT_0.3</w:t>
-      </w:r>
-    </w:p>
-    <w:p>
-      <w:pPr>
-        <w:pStyle w:val="Code"/>
-        <w:rPr>
-          <w:rFonts w:ascii="Courier New" w:hAnsi="Courier New"/>
-        </w:rPr>
-      </w:pPr>
-      <w:r>
-        <w:rPr>
-          <w:rFonts w:ascii="Courier New" w:hAnsi="Courier New"/>
-        </w:rPr>
-        <w:t>COLOR_140</w:t>
-      </w:r>
-    </w:p>
-    <w:p>
-      <w:pPr>
-        <w:pStyle w:val="Code"/>
-        <w:rPr>
-          <w:rFonts w:ascii="Courier New" w:hAnsi="Courier New"/>
-        </w:rPr>
-      </w:pPr>
-      <w:r>
-        <w:rPr>
-          <w:rFonts w:ascii="Courier New" w:hAnsi="Courier New"/>
-        </w:rPr>
-        <w:t>dimtxt_7</w:t>
-      </w:r>
-    </w:p>
-    <w:p>
-      <w:pPr>
-        <w:pStyle w:val="Code"/>
-        <w:rPr>
-          <w:rFonts w:ascii="Courier New" w:hAnsi="Courier New"/>
-        </w:rPr>
-      </w:pPr>
-      <w:r>
-        <w:rPr>
-          <w:rFonts w:ascii="Courier New" w:hAnsi="Courier New"/>
-        </w:rPr>
-        <w:t>dimasz_7</w:t>
-      </w:r>
-    </w:p>
-    <w:p>
-      <w:pPr>
-        <w:pStyle w:val="Code"/>
-        <w:rPr>
-          <w:rFonts w:ascii="Courier New" w:hAnsi="Courier New"/>
-        </w:rPr>
-      </w:pPr>
-      <w:r>
-        <w:rPr>
-          <w:rFonts w:ascii="Courier New" w:hAnsi="Courier New"/>
-        </w:rPr>
-        <w:t>dimdiameter_34.1107,30.3610_-70,-50</w:t>
-      </w:r>
-    </w:p>
-    <w:p>
-      <w:pPr>
-        <w:pStyle w:val="Code"/>
-        <w:rPr>
-          <w:rFonts w:ascii="Courier New" w:hAnsi="Courier New"/>
-        </w:rPr>
-      </w:pPr>
-      <w:r>
-        <w:rPr>
-          <w:rFonts w:ascii="Courier New" w:hAnsi="Courier New"/>
-        </w:rPr>
-        <w:t>dimdiameter_-48.3743,49.6739_-40,80</w:t>
-      </w:r>
-    </w:p>
-    <w:p>
-      <w:pPr>
-        <w:pStyle w:val="Code"/>
-        <w:rPr>
-          <w:rFonts w:ascii="Courier New" w:hAnsi="Courier New"/>
-        </w:rPr>
-      </w:pPr>
-      <w:r>
-        <w:rPr>
-          <w:rFonts w:ascii="Courier New" w:hAnsi="Courier New"/>
-        </w:rPr>
-        <w:t>dimdiameter_182.6092,9.5745_250,-40</w:t>
-      </w:r>
-    </w:p>
-    <w:p>
-      <w:pPr>
-        <w:pStyle w:val="Code"/>
-        <w:rPr>
-          <w:rFonts w:ascii="Courier New" w:hAnsi="Courier New"/>
-        </w:rPr>
-      </w:pPr>
-      <w:r>
-        <w:rPr>
-          <w:rFonts w:ascii="Courier New" w:hAnsi="Courier New"/>
-        </w:rPr>
-        <w:t>dimradius_239.0539,-10.1209_240,40</w:t>
-      </w:r>
-    </w:p>
-    <w:p>
-      <w:pPr>
-        <w:pStyle w:val="Code"/>
-        <w:rPr>
-          <w:rFonts w:ascii="Courier New" w:hAnsi="Courier New"/>
-        </w:rPr>
-      </w:pPr>
-      <w:r>
-        <w:rPr>
-          <w:rFonts w:ascii="Courier New" w:hAnsi="Courier New"/>
-        </w:rPr>
-        <w:t>dimhorizontal_120,-60_200,-45_200,-70</w:t>
-      </w:r>
-    </w:p>
-    <w:p>
-      <w:pPr>
-        <w:pStyle w:val="Code"/>
-        <w:rPr>
-          <w:rFonts w:ascii="Courier New" w:hAnsi="Courier New"/>
-        </w:rPr>
-      </w:pPr>
-      <w:r>
-        <w:rPr>
-          <w:rFonts w:ascii="Courier New" w:hAnsi="Courier New"/>
-        </w:rPr>
-        <w:t>dimhorizontal_200,-70_0,-75_200,-90</w:t>
-      </w:r>
-    </w:p>
-    <w:p>
-      <w:pPr>
-        <w:pStyle w:val="Code"/>
-        <w:rPr>
-          <w:rFonts w:ascii="Courier New" w:hAnsi="Courier New"/>
-        </w:rPr>
-      </w:pPr>
-      <w:r>
-        <w:rPr>
-          <w:rFonts w:ascii="Courier New" w:hAnsi="Courier New"/>
-        </w:rPr>
-        <w:t>dimvertical_120,60_120,-60_270,60</w:t>
-      </w:r>
-    </w:p>
-    <w:p>
-      <w:pPr>
-        <w:pStyle w:val="P1"/>
-        <w:rPr>
           <w:lang w:val="uk-UA"/>
         </w:rPr>
-      </w:pPr>
-      <w:r>
-        <w:rPr>
-          <w:lang w:val="uk-UA"/>
-        </w:rPr>
-      </w:r>
-    </w:p>
-    <w:p>
-      <w:pPr>
-        <w:pStyle w:val="H2"/>
-        <w:rPr/>
-      </w:pPr>
-      <w:r>
-        <w:rPr/>
-        <w:t xml:space="preserve">Код програми </w:t>
-      </w:r>
-      <w:r>
-        <w:rPr>
-          <w:lang w:val="en-US"/>
-        </w:rPr>
-        <w:t>AutoLISP</w:t>
-      </w:r>
-    </w:p>
-    <w:p>
-      <w:pPr>
-        <w:pStyle w:val="P1"/>
-        <w:rPr>
-          <w:lang w:val="uk-UA"/>
-        </w:rPr>
-      </w:pPr>
-      <w:r>
-        <w:rPr>
-          <w:lang w:val="uk-UA"/>
-        </w:rPr>
-      </w:r>
-    </w:p>
-    <w:p>
-      <w:pPr>
-        <w:pStyle w:val="Code"/>
-        <w:rPr>
-          <w:rFonts w:ascii="Courier New" w:hAnsi="Courier New"/>
-          <w:color w:val="auto"/>
-        </w:rPr>
-      </w:pPr>
-      <w:r>
-        <w:rPr>
-          <w:rFonts w:ascii="Courier New" w:hAnsi="Courier New"/>
-          <w:color w:val="auto"/>
-        </w:rPr>
-        <w:t>(defun MainLayer ()</w:t>
-      </w:r>
-    </w:p>
-    <w:p>
-      <w:pPr>
-        <w:pStyle w:val="Code"/>
-        <w:rPr>
-          <w:rFonts w:ascii="Courier New" w:hAnsi="Courier New"/>
-          <w:color w:val="auto"/>
-        </w:rPr>
-      </w:pPr>
-      <w:r>
-        <w:rPr>
-          <w:rFonts w:ascii="Courier New" w:hAnsi="Courier New"/>
-          <w:color w:val="auto"/>
-        </w:rPr>
-        <w:t>(defun MainLayer ()</w:t>
+      </w:r>
+    </w:p>
+    <w:p>
+      <w:pPr>
+        <w:pStyle w:val="Code"/>
+        <w:rPr>
+          <w:rFonts w:ascii="Courier New" w:hAnsi="Courier New"/>
+          <w:color w:val="auto"/>
+        </w:rPr>
+      </w:pPr>
+      <w:r>
+        <w:rPr>
+          <w:rFonts w:ascii="Courier New" w:hAnsi="Courier New"/>
+          <w:color w:val="auto"/>
+        </w:rPr>
+        <w:t>(defun MainStyle ()</w:t>
       </w:r>
     </w:p>
     <w:p>
@@ -1228,32 +736,32 @@
           <w:rFonts w:ascii="Courier New" w:hAnsi="Courier New"/>
           <w:color w:val="auto"/>
         </w:rPr>
-        <w:t>(defun AxisLayer ()</w:t>
-      </w:r>
-    </w:p>
-    <w:p>
-      <w:pPr>
-        <w:pStyle w:val="Code"/>
-        <w:rPr>
-          <w:rFonts w:ascii="Courier New" w:hAnsi="Courier New"/>
-          <w:color w:val="auto"/>
-        </w:rPr>
-      </w:pPr>
-      <w:r>
-        <w:rPr>
-          <w:rFonts w:ascii="Courier New" w:hAnsi="Courier New"/>
-          <w:color w:val="auto"/>
-        </w:rPr>
-        <w:t xml:space="preserve">  </w:t>
-      </w:r>
-      <w:r>
-        <w:rPr>
-          <w:rFonts w:ascii="Courier New" w:hAnsi="Courier New"/>
-          <w:b w:val="false"/>
-          <w:color w:val="auto"/>
-          <w:sz w:val="21"/>
-        </w:rPr>
-        <w:t>(command "LINETYPE" "S" "CENTER" "" "LWEIGHT" 0.3 "" "COLOR" 40)</w:t>
+        <w:t>(defun AxisStyle ()</w:t>
+      </w:r>
+    </w:p>
+    <w:p>
+      <w:pPr>
+        <w:pStyle w:val="Code"/>
+        <w:rPr>
+          <w:rFonts w:ascii="Courier New" w:hAnsi="Courier New"/>
+          <w:color w:val="auto"/>
+        </w:rPr>
+      </w:pPr>
+      <w:r>
+        <w:rPr>
+          <w:rFonts w:ascii="Courier New" w:hAnsi="Courier New"/>
+          <w:color w:val="auto"/>
+        </w:rPr>
+        <w:t xml:space="preserve">  </w:t>
+      </w:r>
+      <w:r>
+        <w:rPr>
+          <w:rFonts w:ascii="Courier New" w:hAnsi="Courier New"/>
+          <w:b w:val="false"/>
+          <w:color w:val="auto"/>
+          <w:sz w:val="21"/>
+        </w:rPr>
+        <w:t>(command "LINETYPE" "S" "CENTER" "" "LWEIGHT" 0.2 "" "COLOR" 40)</w:t>
       </w:r>
     </w:p>
     <w:p>
@@ -1300,32 +808,32 @@
           <w:rFonts w:ascii="Courier New" w:hAnsi="Courier New"/>
           <w:color w:val="auto"/>
         </w:rPr>
-        <w:t>(defun SizeLayer ()</w:t>
-      </w:r>
-    </w:p>
-    <w:p>
-      <w:pPr>
-        <w:pStyle w:val="Code"/>
-        <w:rPr>
-          <w:rFonts w:ascii="Courier New" w:hAnsi="Courier New"/>
-          <w:color w:val="auto"/>
-        </w:rPr>
-      </w:pPr>
-      <w:r>
-        <w:rPr>
-          <w:rFonts w:ascii="Courier New" w:hAnsi="Courier New"/>
-          <w:color w:val="auto"/>
-        </w:rPr>
-        <w:t xml:space="preserve">  </w:t>
-      </w:r>
-      <w:r>
-        <w:rPr>
-          <w:rFonts w:ascii="Courier New" w:hAnsi="Courier New"/>
-          <w:b w:val="false"/>
-          <w:color w:val="auto"/>
-          <w:sz w:val="21"/>
-        </w:rPr>
-        <w:t>(command "LINETYPE" "S" "BYLAYER" "" "LWEIGHT" 0.3 "" "COLOR" 140)</w:t>
+        <w:t>(defun SizeStyle ()</w:t>
+      </w:r>
+    </w:p>
+    <w:p>
+      <w:pPr>
+        <w:pStyle w:val="Code"/>
+        <w:rPr>
+          <w:rFonts w:ascii="Courier New" w:hAnsi="Courier New"/>
+          <w:color w:val="auto"/>
+        </w:rPr>
+      </w:pPr>
+      <w:r>
+        <w:rPr>
+          <w:rFonts w:ascii="Courier New" w:hAnsi="Courier New"/>
+          <w:color w:val="auto"/>
+        </w:rPr>
+        <w:t xml:space="preserve">  </w:t>
+      </w:r>
+      <w:r>
+        <w:rPr>
+          <w:rFonts w:ascii="Courier New" w:hAnsi="Courier New"/>
+          <w:b w:val="false"/>
+          <w:color w:val="auto"/>
+          <w:sz w:val="21"/>
+        </w:rPr>
+        <w:t>(command "LINETYPE" "S" "BYLAYER" "" "LWEIGHT" 0.2 "" "COLOR" 140)</w:t>
       </w:r>
     </w:p>
     <w:p>
@@ -1597,32 +1105,32 @@
           <w:color w:val="auto"/>
           <w:sz w:val="21"/>
         </w:rPr>
-        <w:t>(setq select_left_inner_circle (list 34.1107 30.3610))</w:t>
-      </w:r>
-    </w:p>
-    <w:p>
-      <w:pPr>
-        <w:pStyle w:val="Code"/>
-        <w:rPr>
-          <w:rFonts w:ascii="Courier New" w:hAnsi="Courier New"/>
-          <w:color w:val="auto"/>
-        </w:rPr>
-      </w:pPr>
-      <w:r>
-        <w:rPr>
-          <w:rFonts w:ascii="Courier New" w:hAnsi="Courier New"/>
-          <w:color w:val="auto"/>
-        </w:rPr>
-        <w:t xml:space="preserve">  </w:t>
-      </w:r>
-      <w:r>
-        <w:rPr>
-          <w:rFonts w:ascii="Courier New" w:hAnsi="Courier New"/>
-          <w:b w:val="false"/>
-          <w:color w:val="auto"/>
-          <w:sz w:val="21"/>
-        </w:rPr>
-        <w:t>(setq select_left_outer_circle (list -48.3743 49.6739))</w:t>
+        <w:t>(setq select_left_inner_circle "NEA" (list 34 30))</w:t>
+      </w:r>
+    </w:p>
+    <w:p>
+      <w:pPr>
+        <w:pStyle w:val="Code"/>
+        <w:rPr>
+          <w:rFonts w:ascii="Courier New" w:hAnsi="Courier New"/>
+          <w:color w:val="auto"/>
+        </w:rPr>
+      </w:pPr>
+      <w:r>
+        <w:rPr>
+          <w:rFonts w:ascii="Courier New" w:hAnsi="Courier New"/>
+          <w:color w:val="auto"/>
+        </w:rPr>
+        <w:t xml:space="preserve">  </w:t>
+      </w:r>
+      <w:r>
+        <w:rPr>
+          <w:rFonts w:ascii="Courier New" w:hAnsi="Courier New"/>
+          <w:b w:val="false"/>
+          <w:color w:val="auto"/>
+          <w:sz w:val="21"/>
+        </w:rPr>
+        <w:t>(setq select_left_outer_circle (list -48 49))</w:t>
       </w:r>
     </w:p>
     <w:p>
@@ -1697,32 +1205,32 @@
           <w:color w:val="auto"/>
           <w:sz w:val="21"/>
         </w:rPr>
-        <w:t>(setq select_right_inner_circle (list 182.6092 9.5745))</w:t>
-      </w:r>
-    </w:p>
-    <w:p>
-      <w:pPr>
-        <w:pStyle w:val="Code"/>
-        <w:rPr>
-          <w:rFonts w:ascii="Courier New" w:hAnsi="Courier New"/>
-          <w:color w:val="auto"/>
-        </w:rPr>
-      </w:pPr>
-      <w:r>
-        <w:rPr>
-          <w:rFonts w:ascii="Courier New" w:hAnsi="Courier New"/>
-          <w:color w:val="auto"/>
-        </w:rPr>
-        <w:t xml:space="preserve">  </w:t>
-      </w:r>
-      <w:r>
-        <w:rPr>
-          <w:rFonts w:ascii="Courier New" w:hAnsi="Courier New"/>
-          <w:b w:val="false"/>
-          <w:color w:val="auto"/>
-          <w:sz w:val="21"/>
-        </w:rPr>
-        <w:t>(setq select_right_outer_circle (list 239.0539 -10.1209))</w:t>
+        <w:t>(setq select_right_inner_circle "NEA" (list 182 9))</w:t>
+      </w:r>
+    </w:p>
+    <w:p>
+      <w:pPr>
+        <w:pStyle w:val="Code"/>
+        <w:rPr>
+          <w:rFonts w:ascii="Courier New" w:hAnsi="Courier New"/>
+          <w:color w:val="auto"/>
+        </w:rPr>
+      </w:pPr>
+      <w:r>
+        <w:rPr>
+          <w:rFonts w:ascii="Courier New" w:hAnsi="Courier New"/>
+          <w:color w:val="auto"/>
+        </w:rPr>
+        <w:t xml:space="preserve">  </w:t>
+      </w:r>
+      <w:r>
+        <w:rPr>
+          <w:rFonts w:ascii="Courier New" w:hAnsi="Courier New"/>
+          <w:b w:val="false"/>
+          <w:color w:val="auto"/>
+          <w:sz w:val="21"/>
+        </w:rPr>
+        <w:t>(setq select_right_outer_circle "NEA" (list 239 -10))</w:t>
       </w:r>
     </w:p>
     <w:p>
@@ -2062,7 +1570,7 @@
           <w:color w:val="auto"/>
           <w:sz w:val="21"/>
         </w:rPr>
-        <w:t>(AxisLayer)</w:t>
+        <w:t>(AxisStyle)</w:t>
       </w:r>
     </w:p>
     <w:p>
@@ -2162,32 +1670,32 @@
           <w:color w:val="auto"/>
           <w:sz w:val="21"/>
         </w:rPr>
-        <w:t>(MainLayer)</w:t>
-      </w:r>
-    </w:p>
-    <w:p>
-      <w:pPr>
-        <w:pStyle w:val="Code"/>
-        <w:rPr>
-          <w:rFonts w:ascii="Courier New" w:hAnsi="Courier New"/>
-          <w:color w:val="auto"/>
-        </w:rPr>
-      </w:pPr>
-      <w:r>
-        <w:rPr>
-          <w:rFonts w:ascii="Courier New" w:hAnsi="Courier New"/>
-          <w:color w:val="auto"/>
-        </w:rPr>
-        <w:t xml:space="preserve">  </w:t>
-      </w:r>
-      <w:r>
-        <w:rPr>
-          <w:rFonts w:ascii="Courier New" w:hAnsi="Courier New"/>
-          <w:b w:val="false"/>
-          <w:color w:val="auto"/>
-          <w:sz w:val="21"/>
-        </w:rPr>
-        <w:t>(command "ZOOM" "All")</w:t>
+        <w:t>(MainStyle)</w:t>
+      </w:r>
+    </w:p>
+    <w:p>
+      <w:pPr>
+        <w:pStyle w:val="Code"/>
+        <w:rPr>
+          <w:rFonts w:ascii="Courier New" w:hAnsi="Courier New"/>
+          <w:color w:val="auto"/>
+        </w:rPr>
+      </w:pPr>
+      <w:r>
+        <w:rPr>
+          <w:rFonts w:ascii="Courier New" w:hAnsi="Courier New"/>
+          <w:color w:val="auto"/>
+        </w:rPr>
+        <w:t xml:space="preserve">  </w:t>
+      </w:r>
+      <w:r>
+        <w:rPr>
+          <w:rFonts w:ascii="Courier New" w:hAnsi="Courier New"/>
+          <w:b w:val="false"/>
+          <w:color w:val="auto"/>
+          <w:sz w:val="21"/>
+        </w:rPr>
+        <w:t>(command "ZOOM" "E")</w:t>
       </w:r>
     </w:p>
     <w:p>
@@ -2387,32 +1895,32 @@
           <w:color w:val="auto"/>
           <w:sz w:val="21"/>
         </w:rPr>
-        <w:t>(command "trim" (list 70 60) (list 70 -60) "" (list 63.1369 29.7627) (list 161.2380 10.5113) "")</w:t>
-      </w:r>
-    </w:p>
-    <w:p>
-      <w:pPr>
-        <w:pStyle w:val="Code"/>
-        <w:rPr>
-          <w:rFonts w:ascii="Courier New" w:hAnsi="Courier New"/>
-          <w:color w:val="auto"/>
-        </w:rPr>
-      </w:pPr>
-      <w:r>
-        <w:rPr>
-          <w:rFonts w:ascii="Courier New" w:hAnsi="Courier New"/>
-          <w:color w:val="auto"/>
-        </w:rPr>
-        <w:t xml:space="preserve">  </w:t>
-      </w:r>
-      <w:r>
-        <w:rPr>
-          <w:rFonts w:ascii="Courier New" w:hAnsi="Courier New"/>
-          <w:b w:val="false"/>
-          <w:color w:val="auto"/>
-          <w:sz w:val="21"/>
-        </w:rPr>
-        <w:t>(SizeLayer)</w:t>
+        <w:t>(command "trim" (list 70 60) (list 70 -60) "" "NEA" (list 63 29) (list 161 10) "")</w:t>
+      </w:r>
+    </w:p>
+    <w:p>
+      <w:pPr>
+        <w:pStyle w:val="Code"/>
+        <w:rPr>
+          <w:rFonts w:ascii="Courier New" w:hAnsi="Courier New"/>
+          <w:color w:val="auto"/>
+        </w:rPr>
+      </w:pPr>
+      <w:r>
+        <w:rPr>
+          <w:rFonts w:ascii="Courier New" w:hAnsi="Courier New"/>
+          <w:color w:val="auto"/>
+        </w:rPr>
+        <w:t xml:space="preserve">  </w:t>
+      </w:r>
+      <w:r>
+        <w:rPr>
+          <w:rFonts w:ascii="Courier New" w:hAnsi="Courier New"/>
+          <w:b w:val="false"/>
+          <w:color w:val="auto"/>
+          <w:sz w:val="21"/>
+        </w:rPr>
+        <w:t>(SizeStyle)</w:t>
       </w:r>
     </w:p>
     <w:p>
@@ -2462,6 +1970,31 @@
           <w:color w:val="auto"/>
           <w:sz w:val="21"/>
         </w:rPr>
+        <w:t>(command "dimtoh" "ON")</w:t>
+      </w:r>
+    </w:p>
+    <w:p>
+      <w:pPr>
+        <w:pStyle w:val="Code"/>
+        <w:rPr>
+          <w:rFonts w:ascii="Courier New" w:hAnsi="Courier New"/>
+          <w:color w:val="auto"/>
+        </w:rPr>
+      </w:pPr>
+      <w:r>
+        <w:rPr>
+          <w:rFonts w:ascii="Courier New" w:hAnsi="Courier New"/>
+          <w:color w:val="auto"/>
+        </w:rPr>
+        <w:t xml:space="preserve">  </w:t>
+      </w:r>
+      <w:r>
+        <w:rPr>
+          <w:rFonts w:ascii="Courier New" w:hAnsi="Courier New"/>
+          <w:b w:val="false"/>
+          <w:color w:val="auto"/>
+          <w:sz w:val="21"/>
+        </w:rPr>
         <w:t>(command "dimasz" 7)</w:t>
       </w:r>
     </w:p>
@@ -2512,7 +2045,7 @@
           <w:color w:val="auto"/>
           <w:sz w:val="21"/>
         </w:rPr>
-        <w:t>(command "dimdiameter" select_left_outer_circle left_outer_circle_dimension_point)</w:t>
+        <w:t>(command "dimdiameter" "NEA" select_left_outer_circle left_outer_circle_dimension_point)</w:t>
       </w:r>
     </w:p>
     <w:p>
@@ -2638,6 +2171,31 @@
           <w:sz w:val="21"/>
         </w:rPr>
         <w:t>(command "dimvertical" select_top_vertical_dimension select_bottom_vertical_dimension vertical_dimension_point)</w:t>
+      </w:r>
+    </w:p>
+    <w:p>
+      <w:pPr>
+        <w:pStyle w:val="Code"/>
+        <w:rPr>
+          <w:rFonts w:ascii="Courier New" w:hAnsi="Courier New"/>
+          <w:color w:val="auto"/>
+        </w:rPr>
+      </w:pPr>
+      <w:r>
+        <w:rPr>
+          <w:rFonts w:ascii="Courier New" w:hAnsi="Courier New"/>
+          <w:color w:val="auto"/>
+        </w:rPr>
+        <w:t xml:space="preserve">  </w:t>
+      </w:r>
+      <w:r>
+        <w:rPr>
+          <w:rFonts w:ascii="Courier New" w:hAnsi="Courier New"/>
+          <w:b w:val="false"/>
+          <w:color w:val="auto"/>
+          <w:sz w:val="21"/>
+        </w:rPr>
+        <w:t>(command "ZOOM" "E")</w:t>
       </w:r>
     </w:p>
     <w:p>
@@ -2708,7 +2266,7 @@
             <wp:positionV relativeFrom="paragraph">
               <wp:posOffset>635</wp:posOffset>
             </wp:positionV>
-            <wp:extent cx="5731510" cy="2988310"/>
+            <wp:extent cx="5731510" cy="2802255"/>
             <wp:effectExtent l="0" t="0" r="0" b="0"/>
             <wp:wrapSquare wrapText="largest"/>
             <wp:docPr id="2" name="Зображення1" descr=""/>
@@ -2733,7 +2291,7 @@
                   <pic:spPr bwMode="auto">
                     <a:xfrm>
                       <a:off x="0" y="0"/>
-                      <a:ext cx="5731510" cy="2988310"/>
+                      <a:ext cx="5731510" cy="2802255"/>
                     </a:xfrm>
                     <a:prstGeom prst="rect">
                       <a:avLst/>

--- a/32SP Systemy projektuvannja/2/KNT-122_Onyshchenko_Variant-19_PR2.docx
+++ b/32SP Systemy projektuvannja/2/KNT-122_Onyshchenko_Variant-19_PR2.docx
@@ -642,12 +642,12 @@
       <w:pPr>
         <w:pStyle w:val="P1"/>
         <w:rPr>
-          <w:lang w:val="uk-UA"/>
-        </w:rPr>
-      </w:pPr>
-      <w:r>
-        <w:rPr>
-          <w:lang w:val="uk-UA"/>
+          <w:lang w:val="en-US"/>
+        </w:rPr>
+      </w:pPr>
+      <w:r>
+        <w:rPr>
+          <w:lang w:val="en-US"/>
         </w:rPr>
       </w:r>
     </w:p>
@@ -721,21 +721,6 @@
           <w:rFonts w:ascii="Courier New" w:hAnsi="Courier New"/>
           <w:color w:val="auto"/>
         </w:rPr>
-      </w:r>
-    </w:p>
-    <w:p>
-      <w:pPr>
-        <w:pStyle w:val="Code"/>
-        <w:rPr>
-          <w:rFonts w:ascii="Courier New" w:hAnsi="Courier New"/>
-          <w:color w:val="auto"/>
-        </w:rPr>
-      </w:pPr>
-      <w:r>
-        <w:rPr>
-          <w:rFonts w:ascii="Courier New" w:hAnsi="Courier New"/>
-          <w:color w:val="auto"/>
-        </w:rPr>
         <w:t>(defun AxisStyle ()</w:t>
       </w:r>
     </w:p>
@@ -793,21 +778,6 @@
           <w:rFonts w:ascii="Courier New" w:hAnsi="Courier New"/>
           <w:color w:val="auto"/>
         </w:rPr>
-      </w:r>
-    </w:p>
-    <w:p>
-      <w:pPr>
-        <w:pStyle w:val="Code"/>
-        <w:rPr>
-          <w:rFonts w:ascii="Courier New" w:hAnsi="Courier New"/>
-          <w:color w:val="auto"/>
-        </w:rPr>
-      </w:pPr>
-      <w:r>
-        <w:rPr>
-          <w:rFonts w:ascii="Courier New" w:hAnsi="Courier New"/>
-          <w:color w:val="auto"/>
-        </w:rPr>
         <w:t>(defun SizeStyle ()</w:t>
       </w:r>
     </w:p>
@@ -865,47 +835,7 @@
           <w:rFonts w:ascii="Courier New" w:hAnsi="Courier New"/>
           <w:color w:val="auto"/>
         </w:rPr>
-      </w:r>
-    </w:p>
-    <w:p>
-      <w:pPr>
-        <w:pStyle w:val="Code"/>
-        <w:rPr>
-          <w:rFonts w:ascii="Courier New" w:hAnsi="Courier New"/>
-          <w:color w:val="auto"/>
-        </w:rPr>
-      </w:pPr>
-      <w:r>
-        <w:rPr>
-          <w:rFonts w:ascii="Courier New" w:hAnsi="Courier New"/>
-          <w:color w:val="auto"/>
-        </w:rPr>
-        <w:t>(defun c:gasket ()</w:t>
-      </w:r>
-    </w:p>
-    <w:p>
-      <w:pPr>
-        <w:pStyle w:val="Code"/>
-        <w:rPr>
-          <w:rFonts w:ascii="Courier New" w:hAnsi="Courier New"/>
-          <w:color w:val="auto"/>
-        </w:rPr>
-      </w:pPr>
-      <w:r>
-        <w:rPr>
-          <w:rFonts w:ascii="Courier New" w:hAnsi="Courier New"/>
-          <w:color w:val="auto"/>
-        </w:rPr>
-        <w:t xml:space="preserve">  </w:t>
-      </w:r>
-      <w:r>
-        <w:rPr>
-          <w:rFonts w:ascii="Courier New" w:hAnsi="Courier New"/>
-          <w:b w:val="false"/>
-          <w:color w:val="auto"/>
-          <w:sz w:val="21"/>
-        </w:rPr>
-        <w:t>; axises</w:t>
+        <w:t>(defun c:two ()</w:t>
       </w:r>
     </w:p>
     <w:p>
@@ -1080,32 +1010,7 @@
           <w:color w:val="auto"/>
           <w:sz w:val="21"/>
         </w:rPr>
-        <w:t>; dimensions</w:t>
-      </w:r>
-    </w:p>
-    <w:p>
-      <w:pPr>
-        <w:pStyle w:val="Code"/>
-        <w:rPr>
-          <w:rFonts w:ascii="Courier New" w:hAnsi="Courier New"/>
-          <w:color w:val="auto"/>
-        </w:rPr>
-      </w:pPr>
-      <w:r>
-        <w:rPr>
-          <w:rFonts w:ascii="Courier New" w:hAnsi="Courier New"/>
-          <w:color w:val="auto"/>
-        </w:rPr>
-        <w:t xml:space="preserve">  </w:t>
-      </w:r>
-      <w:r>
-        <w:rPr>
-          <w:rFonts w:ascii="Courier New" w:hAnsi="Courier New"/>
-          <w:b w:val="false"/>
-          <w:color w:val="auto"/>
-          <w:sz w:val="21"/>
-        </w:rPr>
-        <w:t>(setq select_left_inner_circle "NEA" (list 34 30))</w:t>
+        <w:t>(setq select_left_inner_circle (list 34 30))</w:t>
       </w:r>
     </w:p>
     <w:p>
@@ -1205,32 +1110,32 @@
           <w:color w:val="auto"/>
           <w:sz w:val="21"/>
         </w:rPr>
-        <w:t>(setq select_right_inner_circle "NEA" (list 182 9))</w:t>
-      </w:r>
-    </w:p>
-    <w:p>
-      <w:pPr>
-        <w:pStyle w:val="Code"/>
-        <w:rPr>
-          <w:rFonts w:ascii="Courier New" w:hAnsi="Courier New"/>
-          <w:color w:val="auto"/>
-        </w:rPr>
-      </w:pPr>
-      <w:r>
-        <w:rPr>
-          <w:rFonts w:ascii="Courier New" w:hAnsi="Courier New"/>
-          <w:color w:val="auto"/>
-        </w:rPr>
-        <w:t xml:space="preserve">  </w:t>
-      </w:r>
-      <w:r>
-        <w:rPr>
-          <w:rFonts w:ascii="Courier New" w:hAnsi="Courier New"/>
-          <w:b w:val="false"/>
-          <w:color w:val="auto"/>
-          <w:sz w:val="21"/>
-        </w:rPr>
-        <w:t>(setq select_right_outer_circle "NEA" (list 239 -10))</w:t>
+        <w:t>(setq select_right_inner_circle (list 182 9))</w:t>
+      </w:r>
+    </w:p>
+    <w:p>
+      <w:pPr>
+        <w:pStyle w:val="Code"/>
+        <w:rPr>
+          <w:rFonts w:ascii="Courier New" w:hAnsi="Courier New"/>
+          <w:color w:val="auto"/>
+        </w:rPr>
+      </w:pPr>
+      <w:r>
+        <w:rPr>
+          <w:rFonts w:ascii="Courier New" w:hAnsi="Courier New"/>
+          <w:color w:val="auto"/>
+        </w:rPr>
+        <w:t xml:space="preserve">  </w:t>
+      </w:r>
+      <w:r>
+        <w:rPr>
+          <w:rFonts w:ascii="Courier New" w:hAnsi="Courier New"/>
+          <w:b w:val="false"/>
+          <w:color w:val="auto"/>
+          <w:sz w:val="21"/>
+        </w:rPr>
+        <w:t>(setq select_right_outer_circle (list 239 -10))</w:t>
       </w:r>
     </w:p>
     <w:p>
@@ -1446,21 +1351,6 @@
           <w:rFonts w:ascii="Courier New" w:hAnsi="Courier New"/>
           <w:color w:val="auto"/>
         </w:rPr>
-      </w:r>
-    </w:p>
-    <w:p>
-      <w:pPr>
-        <w:pStyle w:val="Code"/>
-        <w:rPr>
-          <w:rFonts w:ascii="Courier New" w:hAnsi="Courier New"/>
-          <w:color w:val="auto"/>
-        </w:rPr>
-      </w:pPr>
-      <w:r>
-        <w:rPr>
-          <w:rFonts w:ascii="Courier New" w:hAnsi="Courier New"/>
-          <w:color w:val="auto"/>
-        </w:rPr>
         <w:t xml:space="preserve">  </w:t>
       </w:r>
       <w:r>
@@ -2020,7 +1910,7 @@
           <w:color w:val="auto"/>
           <w:sz w:val="21"/>
         </w:rPr>
-        <w:t>(command "dimdiameter" select_left_inner_circle left_inner_circle_dimension_point)</w:t>
+        <w:t>(command "dimdiameter" "NEA" select_left_inner_circle left_inner_circle_dimension_point)</w:t>
       </w:r>
     </w:p>
     <w:p>
@@ -2070,32 +1960,32 @@
           <w:color w:val="auto"/>
           <w:sz w:val="21"/>
         </w:rPr>
-        <w:t>(command "dimdiameter" select_right_inner_circle right_inner_circle_dimension_point)</w:t>
-      </w:r>
-    </w:p>
-    <w:p>
-      <w:pPr>
-        <w:pStyle w:val="Code"/>
-        <w:rPr>
-          <w:rFonts w:ascii="Courier New" w:hAnsi="Courier New"/>
-          <w:color w:val="auto"/>
-        </w:rPr>
-      </w:pPr>
-      <w:r>
-        <w:rPr>
-          <w:rFonts w:ascii="Courier New" w:hAnsi="Courier New"/>
-          <w:color w:val="auto"/>
-        </w:rPr>
-        <w:t xml:space="preserve">  </w:t>
-      </w:r>
-      <w:r>
-        <w:rPr>
-          <w:rFonts w:ascii="Courier New" w:hAnsi="Courier New"/>
-          <w:b w:val="false"/>
-          <w:color w:val="auto"/>
-          <w:sz w:val="21"/>
-        </w:rPr>
-        <w:t>(command "dimradius" select_right_outer_circle right_outer_circle_dimension_point)</w:t>
+        <w:t>(command "dimdiameter" "NEA" select_right_inner_circle right_inner_circle_dimension_point)</w:t>
+      </w:r>
+    </w:p>
+    <w:p>
+      <w:pPr>
+        <w:pStyle w:val="Code"/>
+        <w:rPr>
+          <w:rFonts w:ascii="Courier New" w:hAnsi="Courier New"/>
+          <w:color w:val="auto"/>
+        </w:rPr>
+      </w:pPr>
+      <w:r>
+        <w:rPr>
+          <w:rFonts w:ascii="Courier New" w:hAnsi="Courier New"/>
+          <w:color w:val="auto"/>
+        </w:rPr>
+        <w:t xml:space="preserve">  </w:t>
+      </w:r>
+      <w:r>
+        <w:rPr>
+          <w:rFonts w:ascii="Courier New" w:hAnsi="Courier New"/>
+          <w:b w:val="false"/>
+          <w:color w:val="auto"/>
+          <w:sz w:val="21"/>
+        </w:rPr>
+        <w:t>(command "dimradius" "NEA" select_right_outer_circle right_outer_circle_dimension_point)</w:t>
       </w:r>
     </w:p>
     <w:p>
@@ -2226,7 +2116,6 @@
       </w:pPr>
       <w:r>
         <w:rPr>
-          <w:rFonts w:ascii="Courier New" w:hAnsi="Courier New"/>
           <w:color w:val="000000"/>
           <w:shd w:fill="auto" w:val="clear"/>
         </w:rPr>
@@ -3097,7 +2986,7 @@
       <w:b/>
       <w:bCs/>
       <w:caps/>
-      <w:color w:themeColor="text1" w:val="000000"/>
+      <w:color w:themeColor="dark1" w:val="000000"/>
       <w:sz w:val="28"/>
       <w:szCs w:val="28"/>
       <w:lang w:eastAsia="uk-UA"/>
@@ -3113,7 +3002,7 @@
       <w:rFonts w:ascii="Times New Roman" w:hAnsi="Times New Roman" w:eastAsia="" w:cs="Times New Roman" w:eastAsiaTheme="majorEastAsia"/>
       <w:b/>
       <w:bCs/>
-      <w:color w:themeColor="text1" w:val="000000"/>
+      <w:color w:themeColor="dark1" w:val="000000"/>
       <w:sz w:val="28"/>
       <w:szCs w:val="26"/>
       <w:lang w:eastAsia="uk-UA"/>
@@ -3172,7 +3061,7 @@
       <w:rFonts w:ascii="Times New Roman" w:hAnsi="Times New Roman" w:eastAsia="Times New Roman" w:cs="Times New Roman"/>
       <w:i/>
       <w:iCs/>
-      <w:color w:themeColor="text1" w:themeTint="bf" w:val="404040"/>
+      <w:color w:themeColor="dark1" w:themeTint="bf" w:val="404040"/>
       <w:sz w:val="28"/>
       <w:szCs w:val="28"/>
       <w:lang w:eastAsia="uk-UA"/>
@@ -3202,7 +3091,7 @@
       <w:b/>
       <w:bCs/>
       <w:i/>
-      <w:color w:themeColor="text1" w:val="000000"/>
+      <w:color w:themeColor="dark1" w:val="000000"/>
       <w:sz w:val="28"/>
       <w:szCs w:val="24"/>
       <w:lang w:eastAsia="uk-UA"/>
@@ -3316,7 +3205,7 @@
       <w:bCs/>
       <w:i/>
       <w:smallCaps/>
-      <w:color w:themeColor="text1" w:val="000000"/>
+      <w:color w:themeColor="dark1" w:val="000000"/>
       <w:sz w:val="28"/>
       <w:szCs w:val="24"/>
       <w:lang w:eastAsia="uk-UA"/>
@@ -3443,7 +3332,7 @@
   </w:style>
   <w:style w:type="paragraph" w:styleId="IndexHeading">
     <w:name w:val="index heading"/>
-    <w:basedOn w:val="user"/>
+    <w:basedOn w:val="Style12"/>
     <w:pPr/>
     <w:rPr/>
   </w:style>
@@ -3530,7 +3419,7 @@
       <w:b/>
       <w:bCs/>
       <w:caps/>
-      <w:color w:themeColor="text1" w:val="000000"/>
+      <w:color w:themeColor="dark1" w:val="000000"/>
       <w:sz w:val="28"/>
       <w:szCs w:val="28"/>
     </w:rPr>
@@ -3547,7 +3436,7 @@
       <w:rFonts w:ascii="Times New Roman" w:hAnsi="Times New Roman" w:cs="Times New Roman"/>
       <w:b/>
       <w:bCs/>
-      <w:color w:themeColor="text1" w:val="000000"/>
+      <w:color w:themeColor="dark1" w:val="000000"/>
       <w:sz w:val="28"/>
     </w:rPr>
   </w:style>
@@ -3595,7 +3484,7 @@
     <w:rPr>
       <w:i/>
       <w:iCs/>
-      <w:color w:themeColor="text1" w:themeTint="bf" w:val="404040"/>
+      <w:color w:themeColor="dark1" w:themeTint="bf" w:val="404040"/>
     </w:rPr>
   </w:style>
   <w:style w:type="paragraph" w:styleId="H41" w:customStyle="1">
@@ -3707,8 +3596,8 @@
       <w:lang w:val="en-US"/>
     </w:rPr>
   </w:style>
-  <w:style w:type="numbering" w:styleId="user2" w:default="1">
-    <w:name w:val="Без маркерів (user)"/>
+  <w:style w:type="numbering" w:styleId="Style14" w:default="1">
+    <w:name w:val="Без маркерів"/>
     <w:uiPriority w:val="99"/>
     <w:semiHidden/>
     <w:unhideWhenUsed/>
